--- a/参赛材料/知歇-路演PPT大纲与讲稿要点.docx
+++ b/参赛材料/知歇-路演PPT大纲与讲稿要点.docx
@@ -270,7 +270,7 @@
         <w:sectPr>
           <w:type w:val="nextPage"/>
           <w:pgSz w:w="11906" w:h="16838"/>
-          <w:pgMar w:top="1417" w:bottom="1134" w:left="1417" w:right="1417"/>
+          <w:pgMar w:top="1440" w:bottom="1440" w:left="1797" w:right="1797"/>
         </w:sectPr>
       </w:pPr>
     </w:p>
@@ -1684,27 +1684,7 @@
           <w:rFonts w:ascii="微软雅黑" w:eastAsia="微软雅黑" w:hAnsi="微软雅黑" w:cs="微软雅黑" w:hint="eastAsia"/>
           <w:lang w:eastAsia="zh-CN"/>
         </w:rPr>
-        <w:t>底部信息条：无锡开放大学</w:t>
-      </w:r>
-      <w:r>
-        <w:t xml:space="preserve"> </w:t>
-      </w:r>
-      <w:r>
-        <w:rPr>
-          <w:rFonts w:ascii="微软雅黑" w:eastAsia="微软雅黑" w:hAnsi="微软雅黑" w:cs="微软雅黑" w:hint="eastAsia"/>
-          <w:lang w:eastAsia="zh-CN"/>
-        </w:rPr>
-        <w:t>｜</w:t>
-      </w:r>
-      <w:r>
-        <w:t xml:space="preserve"> </w:t>
-      </w:r>
-      <w:r>
-        <w:rPr>
-          <w:rFonts w:ascii="微软雅黑" w:eastAsia="微软雅黑" w:hAnsi="微软雅黑" w:cs="微软雅黑" w:hint="eastAsia"/>
-          <w:lang w:eastAsia="zh-CN"/>
-        </w:rPr>
-        <w:t>创新主赛道</w:t>
+        <w:t>底部信息条：创新主赛道</w:t>
       </w:r>
       <w:r>
         <w:t xml:space="preserve"> · AIGC </w:t>
@@ -1715,26 +1695,6 @@
           <w:lang w:eastAsia="zh-CN"/>
         </w:rPr>
         <w:t>创新组</w:t>
-      </w:r>
-      <w:r>
-        <w:t xml:space="preserve"> </w:t>
-      </w:r>
-      <w:r>
-        <w:rPr>
-          <w:rFonts w:ascii="微软雅黑" w:eastAsia="微软雅黑" w:hAnsi="微软雅黑" w:cs="微软雅黑" w:hint="eastAsia"/>
-          <w:lang w:eastAsia="zh-CN"/>
-        </w:rPr>
-        <w:t>｜</w:t>
-      </w:r>
-      <w:r>
-        <w:t xml:space="preserve"> </w:t>
-      </w:r>
-      <w:r>
-        <w:rPr>
-          <w:rFonts w:ascii="微软雅黑" w:eastAsia="微软雅黑" w:hAnsi="微软雅黑" w:cs="微软雅黑" w:hint="eastAsia"/>
-          <w:lang w:eastAsia="zh-CN"/>
-        </w:rPr>
-        <w:t>指导教师：王敏</w:t>
       </w:r>
     </w:p>
     <w:p>
@@ -4793,7 +4753,7 @@
           <w:sz w:val="24"/>
           <w:lang w:eastAsia="zh-CN"/>
         </w:rPr>
-        <w:t>P20 · 团队与致谢</w:t>
+        <w:t>P20 · 致谢</w:t>
       </w:r>
     </w:p>
     <w:p>
@@ -4806,46 +4766,6 @@
           <w:rFonts w:ascii="微软雅黑" w:eastAsia="微软雅黑" w:hAnsi="微软雅黑" w:cs="微软雅黑" w:hint="eastAsia"/>
           <w:lang w:eastAsia="zh-CN"/>
         </w:rPr>
-        <w:t>无锡开放大学</w:t>
-      </w:r>
-      <w:r>
-        <w:t xml:space="preserve"> </w:t>
-      </w:r>
-      <w:r>
-        <w:rPr>
-          <w:rFonts w:ascii="微软雅黑" w:eastAsia="微软雅黑" w:hAnsi="微软雅黑" w:cs="微软雅黑" w:hint="eastAsia"/>
-          <w:lang w:eastAsia="zh-CN"/>
-        </w:rPr>
-        <w:t>｜</w:t>
-      </w:r>
-      <w:r>
-        <w:t xml:space="preserve"> </w:t>
-      </w:r>
-      <w:r>
-        <w:rPr>
-          <w:rFonts w:ascii="微软雅黑" w:eastAsia="微软雅黑" w:hAnsi="微软雅黑" w:cs="微软雅黑" w:hint="eastAsia"/>
-          <w:lang w:eastAsia="zh-CN"/>
-        </w:rPr>
-        <w:t>指导教师：王敏</w:t>
-      </w:r>
-      <w:r>
-        <w:t xml:space="preserve"> </w:t>
-      </w:r>
-      <w:r>
-        <w:rPr>
-          <w:rFonts w:ascii="微软雅黑" w:eastAsia="微软雅黑" w:hAnsi="微软雅黑" w:cs="微软雅黑" w:hint="eastAsia"/>
-          <w:lang w:eastAsia="zh-CN"/>
-        </w:rPr>
-        <w:t>｜</w:t>
-      </w:r>
-      <w:r>
-        <w:t xml:space="preserve"> </w:t>
-      </w:r>
-      <w:r>
-        <w:rPr>
-          <w:rFonts w:ascii="微软雅黑" w:eastAsia="微软雅黑" w:hAnsi="微软雅黑" w:cs="微软雅黑" w:hint="eastAsia"/>
-          <w:lang w:eastAsia="zh-CN"/>
-        </w:rPr>
         <w:t>参赛组别：</w:t>
       </w:r>
       <w:r>
@@ -4870,16 +4790,6 @@
           <w:lang w:eastAsia="zh-CN"/>
         </w:rPr>
         <w:t>致谢</w:t>
-      </w:r>
-      <w:r>
-        <w:t xml:space="preserve"> + </w:t>
-      </w:r>
-      <w:r>
-        <w:rPr>
-          <w:rFonts w:ascii="微软雅黑" w:eastAsia="微软雅黑" w:hAnsi="微软雅黑" w:cs="微软雅黑" w:hint="eastAsia"/>
-          <w:lang w:eastAsia="zh-CN"/>
-        </w:rPr>
-        <w:t>联系方式</w:t>
       </w:r>
     </w:p>
     <w:p>
@@ -6409,7 +6319,7 @@
     <w:sectPr>
       <w:footerReference w:type="default" r:id="rId9"/>
       <w:pgSz w:w="11906" w:h="16838"/>
-      <w:pgMar w:top="1417" w:right="1417" w:bottom="1134" w:left="1417" w:header="720" w:footer="720" w:gutter="0"/>
+      <w:pgMar w:top="1440" w:right="1797" w:bottom="1440" w:left="1797" w:header="720" w:footer="720" w:gutter="0"/>
       <w:cols w:space="720"/>
       <w:docGrid w:linePitch="360"/>
       <w:pgNumType w:start="1"/>
@@ -6424,8 +6334,8 @@
     <w:pPr>
       <w:pStyle w:val="Footer"/>
       <w:tabs>
-        <w:tab w:pos="4536" w:val="center"/>
-        <w:tab w:pos="9072" w:val="right"/>
+        <w:tab w:pos="4156" w:val="center"/>
+        <w:tab w:pos="8312" w:val="right"/>
       </w:tabs>
     </w:pPr>
     <w:r>

--- a/参赛材料/知歇-路演PPT大纲与讲稿要点.docx
+++ b/参赛材料/知歇-路演PPT大纲与讲稿要点.docx
@@ -93,24 +93,7 @@
           <w:sz w:val="36"/>
           <w:lang w:eastAsia="zh-CN"/>
         </w:rPr>
-        <w:t>路演</w:t>
-      </w:r>
-      <w:r>
-        <w:rPr>
-          <w:rFonts w:ascii="微软雅黑" w:hAnsi="微软雅黑"/>
-          <w:color w:val="212121"/>
-          <w:sz w:val="36"/>
-        </w:rPr>
-        <w:t xml:space="preserve"> PPT </w:t>
-      </w:r>
-      <w:r>
-        <w:rPr>
-          <w:rFonts w:ascii="微软雅黑" w:hAnsi="微软雅黑" w:eastAsia="微软雅黑" w:cs="微软雅黑" w:hint="eastAsia"/>
-          <w:color w:val="212121"/>
-          <w:sz w:val="36"/>
-          <w:lang w:eastAsia="zh-CN"/>
-        </w:rPr>
-        <w:t>大纲与讲稿要点</w:t>
+        <w:t>知时而歇，张弛有度</w:t>
       </w:r>
     </w:p>
     <w:p>
@@ -149,7 +132,7 @@
           <w:rFonts w:ascii="微软雅黑" w:eastAsia="微软雅黑" w:hAnsi="微软雅黑" w:cs="微软雅黑" w:hint="eastAsia"/>
           <w:lang w:eastAsia="zh-CN"/>
         </w:rPr>
-        <w:t>内容：应用场景、项目概述、目标用户群体、智能体开发过程、实施计划、预期成果、创新点及应用价值</w:t>
+        <w:t>内容：应用场景、项目概述、目标用户群体、智能体开发过程、预期成果、创新点及应用价值</w:t>
       </w:r>
     </w:p>
     <w:p>
@@ -162,10 +145,10 @@
           <w:rFonts w:ascii="微软雅黑" w:eastAsia="微软雅黑" w:hAnsi="微软雅黑" w:cs="微软雅黑" w:hint="eastAsia"/>
           <w:lang w:eastAsia="zh-CN"/>
         </w:rPr>
-        <w:t>建议篇幅：</w:t>
-      </w:r>
-      <w:r>
-        <w:t xml:space="preserve">20—22 </w:t>
+        <w:t>篇幅：</w:t>
+      </w:r>
+      <w:r>
+        <w:t xml:space="preserve">18 </w:t>
       </w:r>
       <w:r>
         <w:rPr>
@@ -254,7 +237,7 @@
           <w:sz w:val="18"/>
           <w:lang w:eastAsia="zh-CN"/>
         </w:rPr>
-        <w:t>参赛材料/知歇-路演.pptx</w:t>
+        <w:t>参赛材料/知歇-路演/知歇-路演.pptx</w:t>
       </w:r>
       <w:r>
         <w:rPr>
@@ -262,6 +245,132 @@
           <w:lang w:eastAsia="zh-CN"/>
         </w:rPr>
         <w:t>（实际演示文稿）</w:t>
+      </w:r>
+    </w:p>
+    <w:p>
+      <w:pPr>
+        <w:spacing w:after="180"/>
+        <w:jc w:val="left"/>
+      </w:pPr>
+      <w:r>
+        <w:rPr>
+          <w:rFonts w:ascii="微软雅黑" w:eastAsia="微软雅黑" w:hAnsi="微软雅黑" w:cs="微软雅黑" w:hint="eastAsia"/>
+          <w:b/>
+          <w:lang w:eastAsia="zh-CN"/>
+        </w:rPr>
+        <w:t>2026-10-11 全篇改版说明</w:t>
+      </w:r>
+      <w:r>
+        <w:rPr>
+          <w:rFonts w:ascii="微软雅黑" w:eastAsia="微软雅黑" w:hAnsi="微软雅黑" w:cs="微软雅黑" w:hint="eastAsia"/>
+          <w:lang w:eastAsia="zh-CN"/>
+        </w:rPr>
+        <w:t>：主线从</w:t>
+      </w:r>
+      <w:r>
+        <w:t>"</w:t>
+      </w:r>
+      <w:r>
+        <w:rPr>
+          <w:rFonts w:ascii="微软雅黑" w:eastAsia="微软雅黑" w:hAnsi="微软雅黑" w:cs="微软雅黑" w:hint="eastAsia"/>
+          <w:lang w:eastAsia="zh-CN"/>
+        </w:rPr>
+        <w:t>技术架构</w:t>
+      </w:r>
+      <w:r>
+        <w:t>"</w:t>
+      </w:r>
+      <w:r>
+        <w:rPr>
+          <w:rFonts w:ascii="微软雅黑" w:eastAsia="微软雅黑" w:hAnsi="微软雅黑" w:cs="微软雅黑" w:hint="eastAsia"/>
+          <w:lang w:eastAsia="zh-CN"/>
+        </w:rPr>
+        <w:t>改为</w:t>
+      </w:r>
+      <w:r>
+        <w:t>"</w:t>
+      </w:r>
+      <w:r>
+        <w:rPr>
+          <w:rFonts w:ascii="微软雅黑" w:eastAsia="微软雅黑" w:hAnsi="微软雅黑" w:cs="微软雅黑" w:hint="eastAsia"/>
+          <w:b/>
+          <w:lang w:eastAsia="zh-CN"/>
+        </w:rPr>
+        <w:t>软件怎么用 + 成果展示</w:t>
+      </w:r>
+      <w:r>
+        <w:t>"</w:t>
+      </w:r>
+      <w:r>
+        <w:rPr>
+          <w:rFonts w:ascii="微软雅黑" w:eastAsia="微软雅黑" w:hAnsi="微软雅黑" w:cs="微软雅黑" w:hint="eastAsia"/>
+          <w:lang w:eastAsia="zh-CN"/>
+        </w:rPr>
+        <w:t>。背景与技术压缩，技术名词集中在</w:t>
+      </w:r>
+      <w:r>
+        <w:t xml:space="preserve"> P15</w:t>
+      </w:r>
+      <w:r>
+        <w:rPr>
+          <w:rFonts w:ascii="微软雅黑" w:eastAsia="微软雅黑" w:hAnsi="微软雅黑" w:cs="微软雅黑" w:hint="eastAsia"/>
+          <w:lang w:eastAsia="zh-CN"/>
+        </w:rPr>
+        <w:t>、</w:t>
+      </w:r>
+      <w:r>
+        <w:t>P16</w:t>
+      </w:r>
+      <w:r>
+        <w:rPr>
+          <w:rFonts w:ascii="微软雅黑" w:eastAsia="微软雅黑" w:hAnsi="微软雅黑" w:cs="微软雅黑" w:hint="eastAsia"/>
+          <w:lang w:eastAsia="zh-CN"/>
+        </w:rPr>
+        <w:t>；所有界面演示位置都留了</w:t>
+      </w:r>
+      <w:r>
+        <w:rPr>
+          <w:rFonts w:ascii="微软雅黑" w:eastAsia="微软雅黑" w:hAnsi="微软雅黑" w:cs="微软雅黑" w:hint="eastAsia"/>
+          <w:b/>
+          <w:lang w:eastAsia="zh-CN"/>
+        </w:rPr>
+        <w:t>带文字标注的截图占位框</w:t>
+      </w:r>
+      <w:r>
+        <w:rPr>
+          <w:rFonts w:ascii="微软雅黑" w:eastAsia="微软雅黑" w:hAnsi="微软雅黑" w:cs="微软雅黑" w:hint="eastAsia"/>
+          <w:lang w:eastAsia="zh-CN"/>
+        </w:rPr>
+        <w:t>（编号</w:t>
+      </w:r>
+      <w:r>
+        <w:t xml:space="preserve"> ①–⑯</w:t>
+      </w:r>
+      <w:r>
+        <w:rPr>
+          <w:rFonts w:ascii="微软雅黑" w:eastAsia="微软雅黑" w:hAnsi="微软雅黑" w:cs="微软雅黑" w:hint="eastAsia"/>
+          <w:lang w:eastAsia="zh-CN"/>
+        </w:rPr>
+        <w:t>），截图由作者自行替换，占位框清单见</w:t>
+      </w:r>
+      <w:r>
+        <w:t xml:space="preserve"> </w:t>
+      </w:r>
+      <w:r>
+        <w:rPr>
+          <w:rFonts w:ascii="微软雅黑" w:hAnsi="微软雅黑" w:eastAsia="微软雅黑" w:cs="微软雅黑" w:hint="eastAsia"/>
+          <w:color w:val="0288D1"/>
+          <w:sz w:val="18"/>
+          <w:lang w:eastAsia="zh-CN"/>
+        </w:rPr>
+        <w:t>知歇-路演/STORY.md</w:t>
+      </w:r>
+      <w:r>
+        <w:rPr>
+          <w:rFonts w:ascii="微软雅黑" w:eastAsia="微软雅黑" w:hAnsi="微软雅黑" w:cs="微软雅黑" w:hint="eastAsia"/>
+          <w:lang w:eastAsia="zh-CN"/>
+        </w:rPr>
+        <w:t xml:space="preserve"> 第四节。</w:t>
       </w:r>
       <w:r/>
     </w:p>
@@ -270,7 +379,7 @@
         <w:sectPr>
           <w:type w:val="nextPage"/>
           <w:pgSz w:w="11906" w:h="16838"/>
-          <w:pgMar w:top="1440" w:bottom="1440" w:left="1797" w:right="1797"/>
+          <w:pgMar w:top="1417" w:bottom="1134" w:left="1417" w:right="1417"/>
         </w:sectPr>
       </w:pPr>
     </w:p>
@@ -504,7 +613,7 @@
                 <w:color w:val="212121"/>
                 <w:sz w:val="18"/>
               </w:rPr>
-              <w:t>开场与问题</w:t>
+              <w:t>开场</w:t>
             </w:r>
           </w:p>
         </w:tc>
@@ -566,7 +675,7 @@
                 <w:color w:val="212121"/>
                 <w:sz w:val="18"/>
               </w:rPr>
-              <w:t xml:space="preserve">50 </w:t>
+              <w:t xml:space="preserve">40 </w:t>
             </w:r>
             <w:r>
               <w:rPr>
@@ -611,7 +720,7 @@
                 <w:color w:val="212121"/>
                 <w:sz w:val="18"/>
               </w:rPr>
-              <w:t>用痛点击中评委</w:t>
+              <w:t>让评委知道这是做完的东西</w:t>
             </w:r>
           </w:p>
         </w:tc>
@@ -644,7 +753,7 @@
                 <w:color w:val="212121"/>
                 <w:sz w:val="18"/>
               </w:rPr>
-              <w:t>方案与场景</w:t>
+              <w:t>第一章 它是什么、给谁用</w:t>
             </w:r>
           </w:p>
         </w:tc>
@@ -675,7 +784,7 @@
                 <w:color w:val="212121"/>
                 <w:sz w:val="18"/>
               </w:rPr>
-              <w:t>P3—P5</w:t>
+              <w:t>P3—P6</w:t>
             </w:r>
           </w:p>
         </w:tc>
@@ -779,7 +888,7 @@
                 <w:color w:val="212121"/>
                 <w:sz w:val="18"/>
               </w:rPr>
-              <w:t>是什么、给谁用</w:t>
+              <w:t>是什么、去哪下、打开长什么样</w:t>
             </w:r>
             <w:r>
               <w:rPr>
@@ -826,7 +935,7 @@
                 <w:color w:val="212121"/>
                 <w:sz w:val="18"/>
               </w:rPr>
-              <w:t>核心演示</w:t>
+              <w:t>第二章 怎么用（重点）</w:t>
             </w:r>
           </w:p>
         </w:tc>
@@ -857,7 +966,7 @@
                 <w:color w:val="212121"/>
                 <w:sz w:val="18"/>
               </w:rPr>
-              <w:t>P6</w:t>
+              <w:t>P7—P12</w:t>
             </w:r>
           </w:p>
         </w:tc>
@@ -888,7 +997,7 @@
                 <w:color w:val="212121"/>
                 <w:sz w:val="18"/>
               </w:rPr>
-              <w:t xml:space="preserve">60 </w:t>
+              <w:t xml:space="preserve">150 </w:t>
             </w:r>
             <w:r>
               <w:rPr>
@@ -933,7 +1042,7 @@
                 <w:color w:val="212121"/>
                 <w:sz w:val="18"/>
               </w:rPr>
-              <w:t>现场</w:t>
+              <w:t>跟着屏幕走一遍：一句话</w:t>
             </w:r>
             <w:r>
               <w:rPr>
@@ -947,7 +1056,7 @@
                 <w:color w:val="212121"/>
                 <w:sz w:val="18"/>
               </w:rPr>
-              <w:t xml:space="preserve"> Demo </w:t>
+              <w:t xml:space="preserve"> → </w:t>
             </w:r>
             <w:r>
               <w:rPr>
@@ -961,7 +1070,7 @@
                 <w:color w:val="212121"/>
                 <w:sz w:val="18"/>
               </w:rPr>
-              <w:t>或动图，建立直观印象</w:t>
+              <w:t>弹窗</w:t>
             </w:r>
           </w:p>
         </w:tc>
@@ -994,7 +1103,7 @@
                 <w:color w:val="212121"/>
                 <w:sz w:val="18"/>
               </w:rPr>
-              <w:t>智能体开发过程</w:t>
+              <w:t>第三章 做得怎么样</w:t>
             </w:r>
           </w:p>
         </w:tc>
@@ -1025,7 +1134,7 @@
                 <w:color w:val="212121"/>
                 <w:sz w:val="18"/>
               </w:rPr>
-              <w:t>P7—P10</w:t>
+              <w:t>P13—P17</w:t>
             </w:r>
           </w:p>
         </w:tc>
@@ -1098,106 +1207,10 @@
             </w:pPr>
             <w:r>
               <w:rPr>
-                <w:b/>
                 <w:color w:val="212121"/>
                 <w:sz w:val="18"/>
               </w:rPr>
-              <w:t>本赛道重点，篇幅最重</w:t>
-            </w:r>
-          </w:p>
-        </w:tc>
-      </w:tr>
-      <w:tr>
-        <w:tc>
-          <w:tcPr>
-            <w:tcW w:type="dxa" w:w="2160"/>
-            <w:vAlign w:val="center"/>
-            <w:tcBorders>
-              <w:top w:val="single" w:sz="6" w:space="0" w:color="E0E0E0"/>
-              <w:bottom w:val="single" w:sz="6" w:space="0" w:color="E0E0E0"/>
-              <w:left w:val="single" w:sz="6" w:space="0" w:color="E0E0E0"/>
-              <w:right w:val="single" w:sz="6" w:space="0" w:color="E0E0E0"/>
-            </w:tcBorders>
-            <w:tcMar>
-              <w:top w:w="120" w:type="dxa"/>
-              <w:bottom w:w="120" w:type="dxa"/>
-              <w:left w:w="168" w:type="dxa"/>
-              <w:right w:w="168" w:type="dxa"/>
-            </w:tcMar>
-          </w:tcPr>
-          <w:p>
-            <w:pPr>
-              <w:jc w:val="left"/>
-              <w:spacing w:line="240" w:lineRule="auto" w:before="45" w:after="45"/>
-            </w:pPr>
-            <w:r>
-              <w:rPr>
-                <w:color w:val="212121"/>
-                <w:sz w:val="18"/>
-              </w:rPr>
-              <w:t>工程质量与实施</w:t>
-            </w:r>
-          </w:p>
-        </w:tc>
-        <w:tc>
-          <w:tcPr>
-            <w:tcW w:type="dxa" w:w="2160"/>
-            <w:vAlign w:val="center"/>
-            <w:tcBorders>
-              <w:top w:val="single" w:sz="6" w:space="0" w:color="E0E0E0"/>
-              <w:bottom w:val="single" w:sz="6" w:space="0" w:color="E0E0E0"/>
-              <w:left w:val="single" w:sz="6" w:space="0" w:color="E0E0E0"/>
-              <w:right w:val="single" w:sz="6" w:space="0" w:color="E0E0E0"/>
-            </w:tcBorders>
-            <w:tcMar>
-              <w:top w:w="120" w:type="dxa"/>
-              <w:bottom w:w="120" w:type="dxa"/>
-              <w:left w:w="168" w:type="dxa"/>
-              <w:right w:w="168" w:type="dxa"/>
-            </w:tcMar>
-          </w:tcPr>
-          <w:p>
-            <w:pPr>
-              <w:jc w:val="left"/>
-              <w:spacing w:line="240" w:lineRule="auto" w:before="45" w:after="45"/>
-            </w:pPr>
-            <w:r>
-              <w:rPr>
-                <w:color w:val="212121"/>
-                <w:sz w:val="18"/>
-              </w:rPr>
-              <w:t>P11—P13</w:t>
-            </w:r>
-          </w:p>
-        </w:tc>
-        <w:tc>
-          <w:tcPr>
-            <w:tcW w:type="dxa" w:w="2160"/>
-            <w:vAlign w:val="center"/>
-            <w:tcBorders>
-              <w:top w:val="single" w:sz="6" w:space="0" w:color="E0E0E0"/>
-              <w:bottom w:val="single" w:sz="6" w:space="0" w:color="E0E0E0"/>
-              <w:left w:val="single" w:sz="6" w:space="0" w:color="E0E0E0"/>
-              <w:right w:val="single" w:sz="6" w:space="0" w:color="E0E0E0"/>
-            </w:tcBorders>
-            <w:tcMar>
-              <w:top w:w="120" w:type="dxa"/>
-              <w:bottom w:w="120" w:type="dxa"/>
-              <w:left w:w="168" w:type="dxa"/>
-              <w:right w:w="168" w:type="dxa"/>
-            </w:tcMar>
-          </w:tcPr>
-          <w:p>
-            <w:pPr>
-              <w:jc w:val="left"/>
-              <w:spacing w:line="240" w:lineRule="auto" w:before="45" w:after="45"/>
-            </w:pPr>
-            <w:r>
-              <w:rPr>
-                <w:color w:val="212121"/>
-                <w:sz w:val="18"/>
-              </w:rPr>
-              <w:t xml:space="preserve">60 </w:t>
+              <w:t>完成度</w:t>
             </w:r>
             <w:r>
               <w:rPr>
@@ -1211,133 +1224,7 @@
                 <w:color w:val="212121"/>
                 <w:sz w:val="18"/>
               </w:rPr>
-              <w:t>秒</w:t>
-            </w:r>
-          </w:p>
-        </w:tc>
-        <w:tc>
-          <w:tcPr>
-            <w:tcW w:type="dxa" w:w="2160"/>
-            <w:vAlign w:val="center"/>
-            <w:tcBorders>
-              <w:top w:val="single" w:sz="6" w:space="0" w:color="E0E0E0"/>
-              <w:bottom w:val="single" w:sz="6" w:space="0" w:color="E0E0E0"/>
-              <w:left w:val="single" w:sz="6" w:space="0" w:color="E0E0E0"/>
-              <w:right w:val="single" w:sz="6" w:space="0" w:color="E0E0E0"/>
-            </w:tcBorders>
-            <w:tcMar>
-              <w:top w:w="120" w:type="dxa"/>
-              <w:bottom w:w="120" w:type="dxa"/>
-              <w:left w:w="168" w:type="dxa"/>
-              <w:right w:w="168" w:type="dxa"/>
-            </w:tcMar>
-          </w:tcPr>
-          <w:p>
-            <w:pPr>
-              <w:jc w:val="left"/>
-              <w:spacing w:line="240" w:lineRule="auto" w:before="45" w:after="45"/>
-            </w:pPr>
-            <w:r>
-              <w:rPr>
-                <w:color w:val="212121"/>
-                <w:sz w:val="18"/>
-              </w:rPr>
-              <w:t>用硬数据证明不是纸上项目</w:t>
-            </w:r>
-          </w:p>
-        </w:tc>
-      </w:tr>
-      <w:tr>
-        <w:tc>
-          <w:tcPr>
-            <w:tcW w:type="dxa" w:w="2160"/>
-            <w:vAlign w:val="center"/>
-            <w:tcBorders>
-              <w:top w:val="single" w:sz="6" w:space="0" w:color="E0E0E0"/>
-              <w:bottom w:val="single" w:sz="6" w:space="0" w:color="E0E0E0"/>
-              <w:left w:val="single" w:sz="6" w:space="0" w:color="E0E0E0"/>
-              <w:right w:val="single" w:sz="6" w:space="0" w:color="E0E0E0"/>
-            </w:tcBorders>
-            <w:tcMar>
-              <w:top w:w="120" w:type="dxa"/>
-              <w:bottom w:w="120" w:type="dxa"/>
-              <w:left w:w="168" w:type="dxa"/>
-              <w:right w:w="168" w:type="dxa"/>
-            </w:tcMar>
-          </w:tcPr>
-          <w:p>
-            <w:pPr>
-              <w:jc w:val="left"/>
-              <w:spacing w:line="240" w:lineRule="auto" w:before="45" w:after="45"/>
-            </w:pPr>
-            <w:r>
-              <w:rPr>
-                <w:color w:val="212121"/>
-                <w:sz w:val="18"/>
-              </w:rPr>
-              <w:t>创新点与价值</w:t>
-            </w:r>
-          </w:p>
-        </w:tc>
-        <w:tc>
-          <w:tcPr>
-            <w:tcW w:type="dxa" w:w="2160"/>
-            <w:vAlign w:val="center"/>
-            <w:tcBorders>
-              <w:top w:val="single" w:sz="6" w:space="0" w:color="E0E0E0"/>
-              <w:bottom w:val="single" w:sz="6" w:space="0" w:color="E0E0E0"/>
-              <w:left w:val="single" w:sz="6" w:space="0" w:color="E0E0E0"/>
-              <w:right w:val="single" w:sz="6" w:space="0" w:color="E0E0E0"/>
-            </w:tcBorders>
-            <w:tcMar>
-              <w:top w:w="120" w:type="dxa"/>
-              <w:bottom w:w="120" w:type="dxa"/>
-              <w:left w:w="168" w:type="dxa"/>
-              <w:right w:w="168" w:type="dxa"/>
-            </w:tcMar>
-          </w:tcPr>
-          <w:p>
-            <w:pPr>
-              <w:jc w:val="left"/>
-              <w:spacing w:line="240" w:lineRule="auto" w:before="45" w:after="45"/>
-            </w:pPr>
-            <w:r>
-              <w:rPr>
-                <w:color w:val="212121"/>
-                <w:sz w:val="18"/>
-              </w:rPr>
-              <w:t>P14—P18</w:t>
-            </w:r>
-          </w:p>
-        </w:tc>
-        <w:tc>
-          <w:tcPr>
-            <w:tcW w:type="dxa" w:w="2160"/>
-            <w:vAlign w:val="center"/>
-            <w:tcBorders>
-              <w:top w:val="single" w:sz="6" w:space="0" w:color="E0E0E0"/>
-              <w:bottom w:val="single" w:sz="6" w:space="0" w:color="E0E0E0"/>
-              <w:left w:val="single" w:sz="6" w:space="0" w:color="E0E0E0"/>
-              <w:right w:val="single" w:sz="6" w:space="0" w:color="E0E0E0"/>
-            </w:tcBorders>
-            <w:tcMar>
-              <w:top w:w="120" w:type="dxa"/>
-              <w:bottom w:w="120" w:type="dxa"/>
-              <w:left w:w="168" w:type="dxa"/>
-              <w:right w:w="168" w:type="dxa"/>
-            </w:tcMar>
-          </w:tcPr>
-          <w:p>
-            <w:pPr>
-              <w:jc w:val="left"/>
-              <w:spacing w:line="240" w:lineRule="auto" w:before="45" w:after="45"/>
-            </w:pPr>
-            <w:r>
-              <w:rPr>
-                <w:color w:val="212121"/>
-                <w:sz w:val="18"/>
-              </w:rPr>
-              <w:t xml:space="preserve">80 </w:t>
+              <w:t xml:space="preserve"> + </w:t>
             </w:r>
             <w:r>
               <w:rPr>
@@ -1351,38 +1238,7 @@
                 <w:color w:val="212121"/>
                 <w:sz w:val="18"/>
               </w:rPr>
-              <w:t>秒</w:t>
-            </w:r>
-          </w:p>
-        </w:tc>
-        <w:tc>
-          <w:tcPr>
-            <w:tcW w:type="dxa" w:w="2160"/>
-            <w:vAlign w:val="center"/>
-            <w:tcBorders>
-              <w:top w:val="single" w:sz="6" w:space="0" w:color="E0E0E0"/>
-              <w:bottom w:val="single" w:sz="6" w:space="0" w:color="E0E0E0"/>
-              <w:left w:val="single" w:sz="6" w:space="0" w:color="E0E0E0"/>
-              <w:right w:val="single" w:sz="6" w:space="0" w:color="E0E0E0"/>
-            </w:tcBorders>
-            <w:tcMar>
-              <w:top w:w="120" w:type="dxa"/>
-              <w:bottom w:w="120" w:type="dxa"/>
-              <w:left w:w="168" w:type="dxa"/>
-              <w:right w:w="168" w:type="dxa"/>
-            </w:tcMar>
-          </w:tcPr>
-          <w:p>
-            <w:pPr>
-              <w:jc w:val="left"/>
-              <w:spacing w:line="240" w:lineRule="auto" w:before="45" w:after="45"/>
-            </w:pPr>
-            <w:r>
-              <w:rPr>
-                <w:color w:val="212121"/>
-                <w:sz w:val="18"/>
-              </w:rPr>
-              <w:t>收束到</w:t>
+              <w:t>两条技术交代</w:t>
             </w:r>
             <w:r>
               <w:rPr>
@@ -1396,7 +1252,7 @@
                 <w:color w:val="212121"/>
                 <w:sz w:val="18"/>
               </w:rPr>
-              <w:t>"</w:t>
+              <w:t xml:space="preserve"> + </w:t>
             </w:r>
             <w:r>
               <w:rPr>
@@ -1410,21 +1266,7 @@
                 <w:color w:val="212121"/>
                 <w:sz w:val="18"/>
               </w:rPr>
-              <w:t>为什么值得给奖</w:t>
-            </w:r>
-            <w:r>
-              <w:rPr>
-                <w:color w:val="212121"/>
-                <w:sz w:val="18"/>
-              </w:rPr>
-              <w:t xml:space="preserve"> </w:t>
-            </w:r>
-            <w:r>
-              <w:rPr>
-                <w:color w:val="212121"/>
-                <w:sz w:val="18"/>
-              </w:rPr>
-              <w:t>"</w:t>
+              <w:t>创新点</w:t>
             </w:r>
           </w:p>
         </w:tc>
@@ -1488,7 +1330,7 @@
                 <w:color w:val="212121"/>
                 <w:sz w:val="18"/>
               </w:rPr>
-              <w:t>P19—P20</w:t>
+              <w:t>P18</w:t>
             </w:r>
           </w:p>
         </w:tc>
@@ -1519,7 +1361,7 @@
                 <w:color w:val="212121"/>
                 <w:sz w:val="18"/>
               </w:rPr>
-              <w:t xml:space="preserve">30 </w:t>
+              <w:t xml:space="preserve">20 </w:t>
             </w:r>
             <w:r>
               <w:rPr>
@@ -1592,7 +1434,7 @@
                 <w:color w:val="212121"/>
                 <w:sz w:val="18"/>
               </w:rPr>
-              <w:t>团队</w:t>
+              <w:t>下载</w:t>
             </w:r>
           </w:p>
         </w:tc>
@@ -1650,6 +1492,13 @@
         </w:rPr>
         <w:t>知歇 ZhiXie</w:t>
       </w:r>
+      <w:r>
+        <w:rPr>
+          <w:rFonts w:ascii="微软雅黑" w:eastAsia="微软雅黑" w:hAnsi="微软雅黑" w:cs="微软雅黑" w:hint="eastAsia"/>
+          <w:lang w:eastAsia="zh-CN"/>
+        </w:rPr>
+        <w:t>；副标：知时而歇，张弛有度</w:t>
+      </w:r>
     </w:p>
     <w:p>
       <w:pPr>
@@ -1661,17 +1510,7 @@
           <w:rFonts w:ascii="微软雅黑" w:eastAsia="微软雅黑" w:hAnsi="微软雅黑" w:cs="微软雅黑" w:hint="eastAsia"/>
           <w:lang w:eastAsia="zh-CN"/>
         </w:rPr>
-        <w:t>副标题：知时而歇，张弛有度</w:t>
-      </w:r>
-      <w:r>
-        <w:t xml:space="preserve"> —— </w:t>
-      </w:r>
-      <w:r>
-        <w:rPr>
-          <w:rFonts w:ascii="微软雅黑" w:eastAsia="微软雅黑" w:hAnsi="微软雅黑" w:cs="微软雅黑" w:hint="eastAsia"/>
-          <w:lang w:eastAsia="zh-CN"/>
-        </w:rPr>
-        <w:t>会听人话的桌面休息提醒</w:t>
+        <w:t>一句话：说一句话，它就把提醒给你设好，到点把人从屏幕前拉开</w:t>
       </w:r>
     </w:p>
     <w:p>
@@ -1682,19 +1521,17 @@
       <w:r>
         <w:rPr>
           <w:rFonts w:ascii="微软雅黑" w:eastAsia="微软雅黑" w:hAnsi="微软雅黑" w:cs="微软雅黑" w:hint="eastAsia"/>
+          <w:b/>
           <w:lang w:eastAsia="zh-CN"/>
         </w:rPr>
-        <w:t>底部信息条：创新主赛道</w:t>
-      </w:r>
-      <w:r>
-        <w:t xml:space="preserve"> · AIGC </w:t>
+        <w:t>绿色对勾一行：已经做完 · 官网可直接下载安装</w:t>
       </w:r>
       <w:r>
         <w:rPr>
           <w:rFonts w:ascii="微软雅黑" w:eastAsia="微软雅黑" w:hAnsi="微软雅黑" w:cs="微软雅黑" w:hint="eastAsia"/>
           <w:lang w:eastAsia="zh-CN"/>
         </w:rPr>
-        <w:t>创新组</w:t>
+        <w:t>（完成度从第一页就开始立）</w:t>
       </w:r>
     </w:p>
     <w:p>
@@ -1707,20 +1544,17 @@
           <w:rFonts w:ascii="微软雅黑" w:eastAsia="微软雅黑" w:hAnsi="微软雅黑" w:cs="微软雅黑" w:hint="eastAsia"/>
           <w:lang w:eastAsia="zh-CN"/>
         </w:rPr>
-        <w:t>视觉：应用主界面截图</w:t>
-      </w:r>
-      <w:r>
-        <w:t xml:space="preserve"> + </w:t>
+        <w:t>底部：创新主赛道</w:t>
+      </w:r>
+      <w:r>
+        <w:t xml:space="preserve"> · AIGC </w:t>
       </w:r>
       <w:r>
         <w:rPr>
           <w:rFonts w:ascii="微软雅黑" w:eastAsia="微软雅黑" w:hAnsi="微软雅黑" w:cs="微软雅黑" w:hint="eastAsia"/>
           <w:lang w:eastAsia="zh-CN"/>
         </w:rPr>
-        <w:t>新月牙</w:t>
-      </w:r>
-      <w:r>
-        <w:t xml:space="preserve"> logo</w:t>
+        <w:t>创新组</w:t>
       </w:r>
     </w:p>
     <w:p>
@@ -1735,7 +1569,7 @@
           <w:sz w:val="24"/>
           <w:lang w:eastAsia="zh-CN"/>
         </w:rPr>
-        <w:t>P2 · 问题：为什么需要知歇</w:t>
+        <w:t>P2 · 目录</w:t>
       </w:r>
     </w:p>
     <w:p>
@@ -1748,20 +1582,67 @@
           <w:rFonts w:ascii="微软雅黑" w:eastAsia="微软雅黑" w:hAnsi="微软雅黑" w:cs="微软雅黑" w:hint="eastAsia"/>
           <w:lang w:eastAsia="zh-CN"/>
         </w:rPr>
-        <w:t>场景化开场：</w:t>
-      </w:r>
-      <w:r>
-        <w:t>"</w:t>
+        <w:t>三章：</w:t>
+      </w:r>
+      <w:r>
+        <w:t xml:space="preserve">01 </w:t>
       </w:r>
       <w:r>
         <w:rPr>
           <w:rFonts w:ascii="微软雅黑" w:eastAsia="微软雅黑" w:hAnsi="微软雅黑" w:cs="微软雅黑" w:hint="eastAsia"/>
           <w:lang w:eastAsia="zh-CN"/>
         </w:rPr>
-        <w:t>你上一次连续坐在电脑前是多久？</w:t>
-      </w:r>
-      <w:r>
-        <w:t>"</w:t>
+        <w:t>这是什么、给谁用（</w:t>
+      </w:r>
+      <w:r>
+        <w:t>P3–P6</w:t>
+      </w:r>
+      <w:r>
+        <w:rPr>
+          <w:rFonts w:ascii="微软雅黑" w:eastAsia="微软雅黑" w:hAnsi="微软雅黑" w:cs="微软雅黑" w:hint="eastAsia"/>
+          <w:lang w:eastAsia="zh-CN"/>
+        </w:rPr>
+        <w:t>）｜</w:t>
+      </w:r>
+      <w:r>
+        <w:t xml:space="preserve">02 </w:t>
+      </w:r>
+      <w:r>
+        <w:rPr>
+          <w:rFonts w:ascii="微软雅黑" w:eastAsia="微软雅黑" w:hAnsi="微软雅黑" w:cs="微软雅黑" w:hint="eastAsia"/>
+          <w:lang w:eastAsia="zh-CN"/>
+        </w:rPr>
+        <w:t>怎么用：从一句话到弹窗（</w:t>
+      </w:r>
+      <w:r>
+        <w:t>P7–P12</w:t>
+      </w:r>
+      <w:r>
+        <w:rPr>
+          <w:rFonts w:ascii="微软雅黑" w:eastAsia="微软雅黑" w:hAnsi="微软雅黑" w:cs="微软雅黑" w:hint="eastAsia"/>
+          <w:lang w:eastAsia="zh-CN"/>
+        </w:rPr>
+        <w:t>）｜</w:t>
+      </w:r>
+      <w:r>
+        <w:t xml:space="preserve">03 </w:t>
+      </w:r>
+      <w:r>
+        <w:rPr>
+          <w:rFonts w:ascii="微软雅黑" w:eastAsia="微软雅黑" w:hAnsi="微软雅黑" w:cs="微软雅黑" w:hint="eastAsia"/>
+          <w:lang w:eastAsia="zh-CN"/>
+        </w:rPr>
+        <w:t>做得怎么样（</w:t>
+      </w:r>
+      <w:r>
+        <w:t>P13–P17</w:t>
+      </w:r>
+      <w:r>
+        <w:rPr>
+          <w:rFonts w:ascii="微软雅黑" w:eastAsia="微软雅黑" w:hAnsi="微软雅黑" w:cs="微软雅黑" w:hint="eastAsia"/>
+          <w:lang w:eastAsia="zh-CN"/>
+        </w:rPr>
+        <w:t>）</w:t>
       </w:r>
     </w:p>
     <w:p>
@@ -1774,68 +1655,7 @@
           <w:rFonts w:ascii="微软雅黑" w:eastAsia="微软雅黑" w:hAnsi="微软雅黑" w:cs="微软雅黑" w:hint="eastAsia"/>
           <w:lang w:eastAsia="zh-CN"/>
         </w:rPr>
-        <w:t>现有工具的两个痛点（左右对照排版）：</w:t>
-      </w:r>
-    </w:p>
-    <w:p>
-      <w:pPr>
-        <w:pStyle w:val="ListBullet"/>
-        <w:spacing w:after="84"/>
-      </w:pPr>
-      <w:r>
-        <w:rPr>
-          <w:rFonts w:ascii="微软雅黑" w:eastAsia="微软雅黑" w:hAnsi="微软雅黑" w:cs="微软雅黑" w:hint="eastAsia"/>
-          <w:b/>
-          <w:lang w:eastAsia="zh-CN"/>
-        </w:rPr>
-        <w:t>配置繁琐</w:t>
-      </w:r>
-      <w:r>
-        <w:t>——</w:t>
-      </w:r>
-      <w:r>
-        <w:rPr>
-          <w:rFonts w:ascii="微软雅黑" w:eastAsia="微软雅黑" w:hAnsi="微软雅黑" w:cs="微软雅黑" w:hint="eastAsia"/>
-          <w:lang w:eastAsia="zh-CN"/>
-        </w:rPr>
-        <w:t>时间选择器、重复规则、多级菜单，想设一个提醒先要学一套概念</w:t>
-      </w:r>
-    </w:p>
-    <w:p>
-      <w:pPr>
-        <w:pStyle w:val="ListBullet"/>
-        <w:spacing w:after="84"/>
-      </w:pPr>
-      <w:r>
-        <w:rPr>
-          <w:rFonts w:ascii="微软雅黑" w:eastAsia="微软雅黑" w:hAnsi="微软雅黑" w:cs="微软雅黑" w:hint="eastAsia"/>
-          <w:b/>
-          <w:lang w:eastAsia="zh-CN"/>
-        </w:rPr>
-        <w:t>提醒机械</w:t>
-      </w:r>
-      <w:r>
-        <w:t>——</w:t>
-      </w:r>
-      <w:r>
-        <w:rPr>
-          <w:rFonts w:ascii="微软雅黑" w:eastAsia="微软雅黑" w:hAnsi="微软雅黑" w:cs="微软雅黑" w:hint="eastAsia"/>
-          <w:lang w:eastAsia="zh-CN"/>
-        </w:rPr>
-        <w:t>固定文案反复弹出，几轮之后大脑自动过滤</w:t>
-      </w:r>
-    </w:p>
-    <w:p>
-      <w:pPr>
-        <w:pStyle w:val="ListBullet"/>
-        <w:spacing w:after="84"/>
-      </w:pPr>
-      <w:r>
-        <w:rPr>
-          <w:rFonts w:ascii="微软雅黑" w:eastAsia="微软雅黑" w:hAnsi="微软雅黑" w:cs="微软雅黑" w:hint="eastAsia"/>
-          <w:lang w:eastAsia="zh-CN"/>
-        </w:rPr>
-        <w:t>一句话转折：不是用户不想休息，是工具不好用。</w:t>
+        <w:t>左侧三个提问：它是干嘛的？具体怎么用？做得怎么样？</w:t>
       </w:r>
     </w:p>
     <w:p>
@@ -1850,7 +1670,7 @@
           <w:sz w:val="24"/>
           <w:lang w:eastAsia="zh-CN"/>
         </w:rPr>
-        <w:t>P3 · 解决方案（项目概述）</w:t>
+        <w:t>P3 · 章扉 01 这是什么、给谁用</w:t>
       </w:r>
     </w:p>
     <w:p>
@@ -1863,94 +1683,7 @@
           <w:rFonts w:ascii="微软雅黑" w:eastAsia="微软雅黑" w:hAnsi="微软雅黑" w:cs="微软雅黑" w:hint="eastAsia"/>
           <w:lang w:eastAsia="zh-CN"/>
         </w:rPr>
-        <w:t>一句话定义：</w:t>
-      </w:r>
-      <w:r>
-        <w:rPr>
-          <w:rFonts w:ascii="微软雅黑" w:eastAsia="微软雅黑" w:hAnsi="微软雅黑" w:cs="微软雅黑" w:hint="eastAsia"/>
-          <w:b/>
-          <w:lang w:eastAsia="zh-CN"/>
-        </w:rPr>
-        <w:t>融合智能体的桌面休息提醒工具</w:t>
-      </w:r>
-    </w:p>
-    <w:p>
-      <w:pPr>
-        <w:pStyle w:val="ListBullet"/>
-        <w:spacing w:after="84"/>
-      </w:pPr>
-      <w:r>
-        <w:rPr>
-          <w:rFonts w:ascii="微软雅黑" w:eastAsia="微软雅黑" w:hAnsi="微软雅黑" w:cs="微软雅黑" w:hint="eastAsia"/>
-          <w:lang w:eastAsia="zh-CN"/>
-        </w:rPr>
-        <w:t>三个关键词胶囊：一句话生成规则</w:t>
-      </w:r>
-      <w:r>
-        <w:t xml:space="preserve"> </w:t>
-      </w:r>
-      <w:r>
-        <w:rPr>
-          <w:rFonts w:ascii="微软雅黑" w:eastAsia="微软雅黑" w:hAnsi="微软雅黑" w:cs="微软雅黑" w:hint="eastAsia"/>
-          <w:lang w:eastAsia="zh-CN"/>
-        </w:rPr>
-        <w:t>｜</w:t>
-      </w:r>
-      <w:r>
-        <w:t xml:space="preserve"> </w:t>
-      </w:r>
-      <w:r>
-        <w:rPr>
-          <w:rFonts w:ascii="微软雅黑" w:eastAsia="微软雅黑" w:hAnsi="微软雅黑" w:cs="微软雅黑" w:hint="eastAsia"/>
-          <w:lang w:eastAsia="zh-CN"/>
-        </w:rPr>
-        <w:t>云端</w:t>
-      </w:r>
-      <w:r>
-        <w:t xml:space="preserve"> + </w:t>
-      </w:r>
-      <w:r>
-        <w:rPr>
-          <w:rFonts w:ascii="微软雅黑" w:eastAsia="微软雅黑" w:hAnsi="微软雅黑" w:cs="微软雅黑" w:hint="eastAsia"/>
-          <w:lang w:eastAsia="zh-CN"/>
-        </w:rPr>
-        <w:t>本机双通道</w:t>
-      </w:r>
-      <w:r>
-        <w:t xml:space="preserve"> </w:t>
-      </w:r>
-      <w:r>
-        <w:rPr>
-          <w:rFonts w:ascii="微软雅黑" w:eastAsia="微软雅黑" w:hAnsi="微软雅黑" w:cs="微软雅黑" w:hint="eastAsia"/>
-          <w:lang w:eastAsia="zh-CN"/>
-        </w:rPr>
-        <w:t>｜</w:t>
-      </w:r>
-      <w:r>
-        <w:t xml:space="preserve"> </w:t>
-      </w:r>
-      <w:r>
-        <w:rPr>
-          <w:rFonts w:ascii="微软雅黑" w:eastAsia="微软雅黑" w:hAnsi="微软雅黑" w:cs="微软雅黑" w:hint="eastAsia"/>
-          <w:lang w:eastAsia="zh-CN"/>
-        </w:rPr>
-        <w:t>数据全在本机</w:t>
-      </w:r>
-    </w:p>
-    <w:p>
-      <w:pPr>
-        <w:pStyle w:val="ListBullet"/>
-        <w:spacing w:after="84"/>
-      </w:pPr>
-      <w:r>
-        <w:rPr>
-          <w:rFonts w:ascii="微软雅黑" w:eastAsia="微软雅黑" w:hAnsi="微软雅黑" w:cs="微软雅黑" w:hint="eastAsia"/>
-          <w:lang w:eastAsia="zh-CN"/>
-        </w:rPr>
-        <w:t>双平台徽标：</w:t>
-      </w:r>
-      <w:r>
-        <w:t>Windows x64 / ARM64 · Apple Silicon macOS</w:t>
+        <w:t>导语：不先讲道理，先说清楚这是个什么东西、从哪儿能拿到、打开之后长什么样。</w:t>
       </w:r>
     </w:p>
     <w:p>
@@ -1965,7 +1698,7 @@
           <w:sz w:val="24"/>
           <w:lang w:eastAsia="zh-CN"/>
         </w:rPr>
-        <w:t>P4 · 应用场景</w:t>
+        <w:t>P4 · 不是不想休息，是工具不好用</w:t>
       </w:r>
     </w:p>
     <w:p>
@@ -1978,95 +1711,154 @@
           <w:rFonts w:ascii="微软雅黑" w:eastAsia="微软雅黑" w:hAnsi="微软雅黑" w:cs="微软雅黑" w:hint="eastAsia"/>
           <w:lang w:eastAsia="zh-CN"/>
         </w:rPr>
-        <w:t>四宫格，每格一张界面或弹窗截图：</w:t>
-      </w:r>
-    </w:p>
-    <w:p>
-      <w:pPr>
-        <w:pStyle w:val="ListNumber"/>
-        <w:numPr>
-          <w:ilvl w:val="0"/>
-          <w:numId w:val="10"/>
-        </w:numPr>
-        <w:spacing w:after="84"/>
-      </w:pPr>
+        <w:t>毛病一</w:t>
+      </w:r>
+      <w:r>
+        <w:t xml:space="preserve"> · </w:t>
+      </w:r>
       <w:r>
         <w:rPr>
           <w:rFonts w:ascii="微软雅黑" w:eastAsia="微软雅黑" w:hAnsi="微软雅黑" w:cs="微软雅黑" w:hint="eastAsia"/>
           <w:lang w:eastAsia="zh-CN"/>
         </w:rPr>
-        <w:t>高校机房与实训室（统一休息节律、可定制校风文案）</w:t>
+        <w:t>设置太麻烦：想设「每周一三五下午三点半」，得先把一整套表单弄明白</w:t>
       </w:r>
     </w:p>
     <w:p>
       <w:pPr>
-        <w:pStyle w:val="ListNumber"/>
-        <w:numPr>
-          <w:ilvl w:val="0"/>
-          <w:numId w:val="10"/>
-        </w:numPr>
+        <w:pStyle w:val="ListBullet"/>
         <w:spacing w:after="84"/>
       </w:pPr>
+      <w:r>
+        <w:rPr>
+          <w:rFonts w:ascii="微软雅黑" w:eastAsia="微软雅黑" w:hAnsi="微软雅黑" w:cs="微软雅黑" w:hint="eastAsia"/>
+          <w:b/>
+          <w:lang w:eastAsia="zh-CN"/>
+        </w:rPr>
+        <w:t>截图占位 ①</w:t>
+      </w:r>
       <w:r>
         <w:rPr>
           <w:rFonts w:ascii="微软雅黑" w:eastAsia="微软雅黑" w:hAnsi="微软雅黑" w:cs="微软雅黑" w:hint="eastAsia"/>
           <w:lang w:eastAsia="zh-CN"/>
         </w:rPr>
-        <w:t>备考与自学（间隔自由、不限于</w:t>
-      </w:r>
-      <w:r>
-        <w:t xml:space="preserve"> 25 </w:t>
+        <w:t>：传统提醒工具的设置界面（时间选择器</w:t>
+      </w:r>
+      <w:r>
+        <w:t xml:space="preserve"> + </w:t>
       </w:r>
       <w:r>
         <w:rPr>
           <w:rFonts w:ascii="微软雅黑" w:eastAsia="微软雅黑" w:hAnsi="微软雅黑" w:cs="微软雅黑" w:hint="eastAsia"/>
           <w:lang w:eastAsia="zh-CN"/>
         </w:rPr>
-        <w:t>分钟）</w:t>
-      </w:r>
-    </w:p>
-    <w:p>
-      <w:pPr>
-        <w:pStyle w:val="ListNumber"/>
-        <w:numPr>
-          <w:ilvl w:val="0"/>
-          <w:numId w:val="10"/>
-        </w:numPr>
-        <w:spacing w:after="84"/>
-      </w:pPr>
+        <w:t>重复规则</w:t>
+      </w:r>
+      <w:r>
+        <w:t xml:space="preserve"> + </w:t>
+      </w:r>
       <w:r>
         <w:rPr>
           <w:rFonts w:ascii="微软雅黑" w:eastAsia="微软雅黑" w:hAnsi="微软雅黑" w:cs="微软雅黑" w:hint="eastAsia"/>
           <w:lang w:eastAsia="zh-CN"/>
         </w:rPr>
-        <w:t>远程办公与自由职业（可附加锁屏</w:t>
-      </w:r>
-      <w:r>
-        <w:t xml:space="preserve"> / </w:t>
-      </w:r>
+        <w:t>多级菜单）</w:t>
+      </w:r>
+    </w:p>
+    <w:p>
+      <w:pPr>
+        <w:pStyle w:val="ListBullet"/>
+        <w:spacing w:after="84"/>
+      </w:pPr>
       <w:r>
         <w:rPr>
           <w:rFonts w:ascii="微软雅黑" w:eastAsia="微软雅黑" w:hAnsi="微软雅黑" w:cs="微软雅黑" w:hint="eastAsia"/>
           <w:lang w:eastAsia="zh-CN"/>
         </w:rPr>
-        <w:t>关机形成约束力）</w:t>
-      </w:r>
-    </w:p>
-    <w:p>
-      <w:pPr>
-        <w:pStyle w:val="ListNumber"/>
-        <w:numPr>
-          <w:ilvl w:val="0"/>
-          <w:numId w:val="10"/>
-        </w:numPr>
-        <w:spacing w:after="84"/>
-      </w:pPr>
+        <w:t>毛病二</w:t>
+      </w:r>
+      <w:r>
+        <w:t xml:space="preserve"> · </w:t>
+      </w:r>
       <w:r>
         <w:rPr>
           <w:rFonts w:ascii="微软雅黑" w:eastAsia="微软雅黑" w:hAnsi="微软雅黑" w:cs="微软雅黑" w:hint="eastAsia"/>
           <w:lang w:eastAsia="zh-CN"/>
         </w:rPr>
-        <w:t>家庭电脑（到点提醒并锁屏）</w:t>
+        <w:t>提醒看腻了：同一句固定文案弹几次，眼睛就自动跳过去</w:t>
+      </w:r>
+    </w:p>
+    <w:p>
+      <w:pPr>
+        <w:pStyle w:val="ListBullet"/>
+        <w:spacing w:after="84"/>
+      </w:pPr>
+      <w:r>
+        <w:rPr>
+          <w:rFonts w:ascii="微软雅黑" w:eastAsia="微软雅黑" w:hAnsi="微软雅黑" w:cs="微软雅黑" w:hint="eastAsia"/>
+          <w:lang w:eastAsia="zh-CN"/>
+        </w:rPr>
+        <w:t>讲稿要点：门槛不在点几下，而在要先学会「单次</w:t>
+      </w:r>
+      <w:r>
+        <w:t>/</w:t>
+      </w:r>
+      <w:r>
+        <w:rPr>
+          <w:rFonts w:ascii="微软雅黑" w:eastAsia="微软雅黑" w:hAnsi="微软雅黑" w:cs="微软雅黑" w:hint="eastAsia"/>
+          <w:lang w:eastAsia="zh-CN"/>
+        </w:rPr>
+        <w:t>每天</w:t>
+      </w:r>
+      <w:r>
+        <w:t>/</w:t>
+      </w:r>
+      <w:r>
+        <w:rPr>
+          <w:rFonts w:ascii="微软雅黑" w:eastAsia="微软雅黑" w:hAnsi="微软雅黑" w:cs="微软雅黑" w:hint="eastAsia"/>
+          <w:lang w:eastAsia="zh-CN"/>
+        </w:rPr>
+        <w:t>每周</w:t>
+      </w:r>
+      <w:r>
+        <w:t>/</w:t>
+      </w:r>
+      <w:r>
+        <w:rPr>
+          <w:rFonts w:ascii="微软雅黑" w:eastAsia="微软雅黑" w:hAnsi="微软雅黑" w:cs="微软雅黑" w:hint="eastAsia"/>
+          <w:lang w:eastAsia="zh-CN"/>
+        </w:rPr>
+        <w:t>每月」这套说法</w:t>
+      </w:r>
+      <w:r>
+        <w:t>——</w:t>
+      </w:r>
+      <w:r>
+        <w:rPr>
+          <w:rFonts w:ascii="微软雅黑" w:eastAsia="微软雅黑" w:hAnsi="微软雅黑" w:cs="微软雅黑" w:hint="eastAsia"/>
+          <w:lang w:eastAsia="zh-CN"/>
+        </w:rPr>
+        <w:t>这是后面</w:t>
+      </w:r>
+      <w:r>
+        <w:t>"</w:t>
+      </w:r>
+      <w:r>
+        <w:rPr>
+          <w:rFonts w:ascii="微软雅黑" w:eastAsia="微软雅黑" w:hAnsi="微软雅黑" w:cs="微软雅黑" w:hint="eastAsia"/>
+          <w:lang w:eastAsia="zh-CN"/>
+        </w:rPr>
+        <w:t>说一句话</w:t>
+      </w:r>
+      <w:r>
+        <w:t>"</w:t>
+      </w:r>
+      <w:r>
+        <w:rPr>
+          <w:rFonts w:ascii="微软雅黑" w:eastAsia="微软雅黑" w:hAnsi="微软雅黑" w:cs="微软雅黑" w:hint="eastAsia"/>
+          <w:lang w:eastAsia="zh-CN"/>
+        </w:rPr>
+        <w:t>的伏笔。</w:t>
       </w:r>
     </w:p>
     <w:p>
@@ -2081,7 +1873,7 @@
           <w:sz w:val="24"/>
           <w:lang w:eastAsia="zh-CN"/>
         </w:rPr>
-        <w:t>P5 · 目标用户群体</w:t>
+        <w:t>P5 · 它是什么，去哪下载</w:t>
       </w:r>
     </w:p>
     <w:p>
@@ -2092,29 +1884,37 @@
       <w:r>
         <w:rPr>
           <w:rFonts w:ascii="微软雅黑" w:eastAsia="微软雅黑" w:hAnsi="微软雅黑" w:cs="微软雅黑" w:hint="eastAsia"/>
+          <w:b/>
           <w:lang w:eastAsia="zh-CN"/>
         </w:rPr>
-        <w:t>主画像卡片：</w:t>
-      </w:r>
-      <w:r>
-        <w:t xml:space="preserve">18—30 </w:t>
+        <w:t>截图占位 ②</w:t>
       </w:r>
       <w:r>
         <w:rPr>
           <w:rFonts w:ascii="微软雅黑" w:eastAsia="微软雅黑" w:hAnsi="微软雅黑" w:cs="微软雅黑" w:hint="eastAsia"/>
           <w:lang w:eastAsia="zh-CN"/>
         </w:rPr>
-        <w:t>岁学生与年轻职场人，日均电脑使用</w:t>
-      </w:r>
-      <w:r>
-        <w:t xml:space="preserve"> 4 </w:t>
+        <w:t>：知歇官网首页（产品名</w:t>
+      </w:r>
+      <w:r>
+        <w:t xml:space="preserve"> + </w:t>
       </w:r>
       <w:r>
         <w:rPr>
           <w:rFonts w:ascii="微软雅黑" w:eastAsia="微软雅黑" w:hAnsi="微软雅黑" w:cs="微软雅黑" w:hint="eastAsia"/>
           <w:lang w:eastAsia="zh-CN"/>
         </w:rPr>
-        <w:t>小时以上</w:t>
+        <w:t>口号</w:t>
+      </w:r>
+      <w:r>
+        <w:t xml:space="preserve"> + </w:t>
+      </w:r>
+      <w:r>
+        <w:rPr>
+          <w:rFonts w:ascii="微软雅黑" w:eastAsia="微软雅黑" w:hAnsi="微软雅黑" w:cs="微软雅黑" w:hint="eastAsia"/>
+          <w:lang w:eastAsia="zh-CN"/>
+        </w:rPr>
+        <w:t>下载按钮）</w:t>
       </w:r>
     </w:p>
     <w:p>
@@ -2125,9 +1925,27 @@
       <w:r>
         <w:rPr>
           <w:rFonts w:ascii="微软雅黑" w:eastAsia="微软雅黑" w:hAnsi="微软雅黑" w:cs="微软雅黑" w:hint="eastAsia"/>
+          <w:b/>
           <w:lang w:eastAsia="zh-CN"/>
         </w:rPr>
-        <w:t>次画像卡片：家长（孩子用电脑时段管理）</w:t>
+        <w:t>截图占位 ③</w:t>
+      </w:r>
+      <w:r>
+        <w:rPr>
+          <w:rFonts w:ascii="微软雅黑" w:eastAsia="微软雅黑" w:hAnsi="微软雅黑" w:cs="微软雅黑" w:hint="eastAsia"/>
+          <w:lang w:eastAsia="zh-CN"/>
+        </w:rPr>
+        <w:t>：安装包</w:t>
+      </w:r>
+      <w:r>
+        <w:t xml:space="preserve"> / </w:t>
+      </w:r>
+      <w:r>
+        <w:rPr>
+          <w:rFonts w:ascii="微软雅黑" w:eastAsia="微软雅黑" w:hAnsi="微软雅黑" w:cs="微软雅黑" w:hint="eastAsia"/>
+          <w:lang w:eastAsia="zh-CN"/>
+        </w:rPr>
+        <w:t>安装完成界面</w:t>
       </w:r>
     </w:p>
     <w:p>
@@ -2140,15 +1958,93 @@
           <w:rFonts w:ascii="微软雅黑" w:eastAsia="微软雅黑" w:hAnsi="微软雅黑" w:cs="微软雅黑" w:hint="eastAsia"/>
           <w:lang w:eastAsia="zh-CN"/>
         </w:rPr>
-        <w:t>共同特征一行：</w:t>
-      </w:r>
+        <w:t>右侧三个关键词：说一句话就设好 ｜ 没网也照样能用 ｜ 数据在自己电脑里，不用注册</w:t>
+      </w:r>
+    </w:p>
+    <w:p>
+      <w:pPr>
+        <w:pStyle w:val="ListBullet"/>
+        <w:spacing w:after="84"/>
+      </w:pPr>
       <w:r>
         <w:rPr>
           <w:rFonts w:ascii="微软雅黑" w:eastAsia="微软雅黑" w:hAnsi="微软雅黑" w:cs="微软雅黑" w:hint="eastAsia"/>
-          <w:b/>
           <w:lang w:eastAsia="zh-CN"/>
         </w:rPr>
-        <w:t>知道该休息，但专注时忘记；嫌配置麻烦，愿意"说一句话"</w:t>
+        <w:t>收束：</w:t>
+      </w:r>
+      <w:r>
+        <w:t xml:space="preserve">Windows </w:t>
+      </w:r>
+      <w:r>
+        <w:rPr>
+          <w:rFonts w:ascii="微软雅黑" w:eastAsia="微软雅黑" w:hAnsi="微软雅黑" w:cs="微软雅黑" w:hint="eastAsia"/>
+          <w:lang w:eastAsia="zh-CN"/>
+        </w:rPr>
+        <w:t>和</w:t>
+      </w:r>
+      <w:r>
+        <w:t xml:space="preserve"> macOS </w:t>
+      </w:r>
+      <w:r>
+        <w:rPr>
+          <w:rFonts w:ascii="微软雅黑" w:eastAsia="微软雅黑" w:hAnsi="微软雅黑" w:cs="微软雅黑" w:hint="eastAsia"/>
+          <w:lang w:eastAsia="zh-CN"/>
+        </w:rPr>
+        <w:t>都能装，官网直接下载，装完打开就能用</w:t>
+      </w:r>
+    </w:p>
+    <w:p>
+      <w:pPr>
+        <w:pStyle w:val="ListBullet"/>
+        <w:spacing w:after="84"/>
+      </w:pPr>
+      <w:r>
+        <w:rPr>
+          <w:rFonts w:ascii="微软雅黑" w:eastAsia="微软雅黑" w:hAnsi="微软雅黑" w:cs="微软雅黑" w:hint="eastAsia"/>
+          <w:lang w:eastAsia="zh-CN"/>
+        </w:rPr>
+        <w:t>讲稿要点：第一句定义里第一次出现</w:t>
+      </w:r>
+      <w:r>
+        <w:t>"</w:t>
+      </w:r>
+      <w:r>
+        <w:rPr>
+          <w:rFonts w:ascii="微软雅黑" w:eastAsia="微软雅黑" w:hAnsi="微软雅黑" w:cs="微软雅黑" w:hint="eastAsia"/>
+          <w:lang w:eastAsia="zh-CN"/>
+        </w:rPr>
+        <w:t>智能体</w:t>
+      </w:r>
+      <w:r>
+        <w:t>"</w:t>
+      </w:r>
+      <w:r>
+        <w:rPr>
+          <w:rFonts w:ascii="微软雅黑" w:eastAsia="微软雅黑" w:hAnsi="微软雅黑" w:cs="微软雅黑" w:hint="eastAsia"/>
+          <w:lang w:eastAsia="zh-CN"/>
+        </w:rPr>
+        <w:t>，必须带一句人话解释</w:t>
+      </w:r>
+      <w:r>
+        <w:t>——"</w:t>
+      </w:r>
+      <w:r>
+        <w:rPr>
+          <w:rFonts w:ascii="微软雅黑" w:eastAsia="微软雅黑" w:hAnsi="微软雅黑" w:cs="微软雅黑" w:hint="eastAsia"/>
+          <w:lang w:eastAsia="zh-CN"/>
+        </w:rPr>
+        <w:t>就是那个帮你把话变成提醒的小助手</w:t>
+      </w:r>
+      <w:r>
+        <w:t>"</w:t>
+      </w:r>
+      <w:r>
+        <w:rPr>
+          <w:rFonts w:ascii="微软雅黑" w:eastAsia="微软雅黑" w:hAnsi="微软雅黑" w:cs="微软雅黑" w:hint="eastAsia"/>
+          <w:lang w:eastAsia="zh-CN"/>
+        </w:rPr>
+        <w:t>。</w:t>
       </w:r>
     </w:p>
     <w:p>
@@ -2163,7 +2059,7 @@
           <w:sz w:val="24"/>
           <w:lang w:eastAsia="zh-CN"/>
         </w:rPr>
-        <w:t>P6 · 核心体验演示（现场 Demo / 备用动图）</w:t>
+        <w:t>P6 · 打开软件，能看到什么</w:t>
       </w:r>
     </w:p>
     <w:p>
@@ -2174,17 +2070,17 @@
       <w:r>
         <w:rPr>
           <w:rFonts w:ascii="微软雅黑" w:eastAsia="微软雅黑" w:hAnsi="微软雅黑" w:cs="微软雅黑" w:hint="eastAsia"/>
-          <w:lang w:eastAsia="zh-CN"/>
-        </w:rPr>
-        <w:t>左侧提示输入话术：</w:t>
-      </w:r>
-      <w:r>
-        <w:rPr>
-          <w:rFonts w:ascii="微软雅黑" w:eastAsia="微软雅黑" w:hAnsi="微软雅黑" w:cs="微软雅黑" w:hint="eastAsia"/>
           <w:b/>
           <w:lang w:eastAsia="zh-CN"/>
         </w:rPr>
-        <w:t>"每周一三五下午三点半提醒我站起来活动，顺便锁屏"</w:t>
+        <w:t>截图占位 ④</w:t>
+      </w:r>
+      <w:r>
+        <w:rPr>
+          <w:rFonts w:ascii="微软雅黑" w:eastAsia="微软雅黑" w:hAnsi="微软雅黑" w:cs="微软雅黑" w:hint="eastAsia"/>
+          <w:lang w:eastAsia="zh-CN"/>
+        </w:rPr>
+        <w:t>：主界面全貌（停在「休息节律」页，顶栏五个胶囊导航完整可见）</w:t>
       </w:r>
     </w:p>
     <w:p>
@@ -2197,97 +2093,47 @@
           <w:rFonts w:ascii="微软雅黑" w:eastAsia="微软雅黑" w:hAnsi="微软雅黑" w:cs="微软雅黑" w:hint="eastAsia"/>
           <w:lang w:eastAsia="zh-CN"/>
         </w:rPr>
-        <w:t>右侧展示解析结果表单：类型</w:t>
-      </w:r>
-      <w:r>
-        <w:t>=</w:t>
+        <w:t>右侧五个入口各一句：休息节律</w:t>
+      </w:r>
+      <w:r>
+        <w:t xml:space="preserve"> / </w:t>
       </w:r>
       <w:r>
         <w:rPr>
           <w:rFonts w:ascii="微软雅黑" w:eastAsia="微软雅黑" w:hAnsi="微软雅黑" w:cs="微软雅黑" w:hint="eastAsia"/>
           <w:lang w:eastAsia="zh-CN"/>
         </w:rPr>
-        <w:t>每周</w:t>
-      </w:r>
-      <w:r>
-        <w:t xml:space="preserve"> </w:t>
+        <w:t>时间锚点</w:t>
+      </w:r>
+      <w:r>
+        <w:t xml:space="preserve"> / </w:t>
       </w:r>
       <w:r>
         <w:rPr>
           <w:rFonts w:ascii="微软雅黑" w:eastAsia="微软雅黑" w:hAnsi="微软雅黑" w:cs="微软雅黑" w:hint="eastAsia"/>
           <w:lang w:eastAsia="zh-CN"/>
         </w:rPr>
-        <w:t>｜</w:t>
-      </w:r>
-      <w:r>
-        <w:t xml:space="preserve"> </w:t>
+        <w:t>智能体</w:t>
+      </w:r>
+      <w:r>
+        <w:t xml:space="preserve"> / </w:t>
       </w:r>
       <w:r>
         <w:rPr>
           <w:rFonts w:ascii="微软雅黑" w:eastAsia="微软雅黑" w:hAnsi="微软雅黑" w:cs="微软雅黑" w:hint="eastAsia"/>
           <w:lang w:eastAsia="zh-CN"/>
         </w:rPr>
-        <w:t>时间</w:t>
-      </w:r>
-      <w:r>
-        <w:t xml:space="preserve">=15:30 </w:t>
+        <w:t>偏好调校</w:t>
+      </w:r>
+      <w:r>
+        <w:t xml:space="preserve"> / </w:t>
       </w:r>
       <w:r>
         <w:rPr>
           <w:rFonts w:ascii="微软雅黑" w:eastAsia="微软雅黑" w:hAnsi="微软雅黑" w:cs="微软雅黑" w:hint="eastAsia"/>
           <w:lang w:eastAsia="zh-CN"/>
         </w:rPr>
-        <w:t>｜</w:t>
-      </w:r>
-      <w:r>
-        <w:t xml:space="preserve"> </w:t>
-      </w:r>
-      <w:r>
-        <w:rPr>
-          <w:rFonts w:ascii="微软雅黑" w:eastAsia="微软雅黑" w:hAnsi="微软雅黑" w:cs="微软雅黑" w:hint="eastAsia"/>
-          <w:lang w:eastAsia="zh-CN"/>
-        </w:rPr>
-        <w:t>重复</w:t>
-      </w:r>
-      <w:r>
-        <w:t>=</w:t>
-      </w:r>
-      <w:r>
-        <w:rPr>
-          <w:rFonts w:ascii="微软雅黑" w:eastAsia="微软雅黑" w:hAnsi="微软雅黑" w:cs="微软雅黑" w:hint="eastAsia"/>
-          <w:lang w:eastAsia="zh-CN"/>
-        </w:rPr>
-        <w:t>周一、周三、周五</w:t>
-      </w:r>
-      <w:r>
-        <w:t xml:space="preserve"> </w:t>
-      </w:r>
-      <w:r>
-        <w:rPr>
-          <w:rFonts w:ascii="微软雅黑" w:eastAsia="微软雅黑" w:hAnsi="微软雅黑" w:cs="微软雅黑" w:hint="eastAsia"/>
-          <w:lang w:eastAsia="zh-CN"/>
-        </w:rPr>
-        <w:t>｜</w:t>
-      </w:r>
-      <w:r>
-        <w:t xml:space="preserve"> </w:t>
-      </w:r>
-      <w:r>
-        <w:rPr>
-          <w:rFonts w:ascii="微软雅黑" w:eastAsia="微软雅黑" w:hAnsi="微软雅黑" w:cs="微软雅黑" w:hint="eastAsia"/>
-          <w:lang w:eastAsia="zh-CN"/>
-        </w:rPr>
-        <w:t>系统操作</w:t>
-      </w:r>
-      <w:r>
-        <w:t>=</w:t>
-      </w:r>
-      <w:r>
-        <w:rPr>
-          <w:rFonts w:ascii="微软雅黑" w:eastAsia="微软雅黑" w:hAnsi="微软雅黑" w:cs="微软雅黑" w:hint="eastAsia"/>
-          <w:lang w:eastAsia="zh-CN"/>
-        </w:rPr>
-        <w:t>锁屏</w:t>
+        <w:t>关于</w:t>
       </w:r>
     </w:p>
     <w:p>
@@ -2300,67 +2146,27 @@
           <w:rFonts w:ascii="微软雅黑" w:eastAsia="微软雅黑" w:hAnsi="微软雅黑" w:cs="微软雅黑" w:hint="eastAsia"/>
           <w:lang w:eastAsia="zh-CN"/>
         </w:rPr>
-        <w:t>箭头</w:t>
-      </w:r>
-      <w:r>
-        <w:t xml:space="preserve"> → </w:t>
+        <w:t>讲稿要点：这页就是</w:t>
+      </w:r>
+      <w:r>
+        <w:t>"</w:t>
       </w:r>
       <w:r>
         <w:rPr>
           <w:rFonts w:ascii="微软雅黑" w:eastAsia="微软雅黑" w:hAnsi="微软雅黑" w:cs="微软雅黑" w:hint="eastAsia"/>
           <w:lang w:eastAsia="zh-CN"/>
         </w:rPr>
-        <w:t>一键「加入时间锚点」</w:t>
-      </w:r>
-      <w:r>
-        <w:t xml:space="preserve">→ </w:t>
+        <w:t>使用说明书的一页</w:t>
+      </w:r>
+      <w:r>
+        <w:t>"</w:t>
       </w:r>
       <w:r>
         <w:rPr>
           <w:rFonts w:ascii="微软雅黑" w:eastAsia="微软雅黑" w:hAnsi="微软雅黑" w:cs="微软雅黑" w:hint="eastAsia"/>
           <w:lang w:eastAsia="zh-CN"/>
         </w:rPr>
-        <w:t>弹窗触发画面</w:t>
-      </w:r>
-    </w:p>
-    <w:p>
-      <w:pPr>
-        <w:pStyle w:val="ListBullet"/>
-        <w:spacing w:after="84"/>
-      </w:pPr>
-      <w:r>
-        <w:rPr>
-          <w:rFonts w:ascii="微软雅黑" w:eastAsia="微软雅黑" w:hAnsi="微软雅黑" w:cs="微软雅黑" w:hint="eastAsia"/>
-          <w:lang w:eastAsia="zh-CN"/>
-        </w:rPr>
-        <w:t>断网演示分支：拔网线再解析一次，提示</w:t>
-      </w:r>
-      <w:r>
-        <w:t>"</w:t>
-      </w:r>
-      <w:r>
-        <w:rPr>
-          <w:rFonts w:ascii="微软雅黑" w:eastAsia="微软雅黑" w:hAnsi="微软雅黑" w:cs="微软雅黑" w:hint="eastAsia"/>
-          <w:lang w:eastAsia="zh-CN"/>
-        </w:rPr>
-        <w:t>云端不可用，已自动切换本机规则引擎</w:t>
-      </w:r>
-      <w:r>
-        <w:t>"</w:t>
-      </w:r>
-    </w:p>
-    <w:p>
-      <w:pPr>
-        <w:pStyle w:val="ListBullet"/>
-        <w:spacing w:after="84"/>
-      </w:pPr>
-      <w:r>
-        <w:rPr>
-          <w:rFonts w:ascii="微软雅黑" w:eastAsia="微软雅黑" w:hAnsi="微软雅黑" w:cs="微软雅黑" w:hint="eastAsia"/>
-          <w:b/>
-          <w:lang w:eastAsia="zh-CN"/>
-        </w:rPr>
-        <w:t>若现场不便联网演示，此页放 3 张连续截图 + 一段 15 秒录屏</w:t>
+        <w:t>，评委不看演示也能知道软件长什么样。</w:t>
       </w:r>
     </w:p>
     <w:p>
@@ -2375,7 +2181,7 @@
           <w:sz w:val="24"/>
           <w:lang w:eastAsia="zh-CN"/>
         </w:rPr>
-        <w:t>P7 · 智能体开发过程 · 双通道架构</w:t>
+        <w:t>P7 · 章扉 02 怎么用：从一句话到弹窗</w:t>
       </w:r>
     </w:p>
     <w:p>
@@ -2388,92 +2194,7 @@
           <w:rFonts w:ascii="微软雅黑" w:eastAsia="微软雅黑" w:hAnsi="微软雅黑" w:cs="微软雅黑" w:hint="eastAsia"/>
           <w:lang w:eastAsia="zh-CN"/>
         </w:rPr>
-        <w:t>架构图：用户输入</w:t>
-      </w:r>
-      <w:r>
-        <w:t xml:space="preserve"> → </w:t>
-      </w:r>
-      <w:r>
-        <w:rPr>
-          <w:rFonts w:ascii="微软雅黑" w:eastAsia="微软雅黑" w:hAnsi="微软雅黑" w:cs="微软雅黑" w:hint="eastAsia"/>
-          <w:lang w:eastAsia="zh-CN"/>
-        </w:rPr>
-        <w:t>云端大模型</w:t>
-      </w:r>
-      <w:r>
-        <w:t xml:space="preserve"> </w:t>
-      </w:r>
-      <w:r>
-        <w:rPr>
-          <w:rFonts w:ascii="微软雅黑" w:eastAsia="微软雅黑" w:hAnsi="微软雅黑" w:cs="微软雅黑" w:hint="eastAsia"/>
-          <w:lang w:eastAsia="zh-CN"/>
-        </w:rPr>
-        <w:t>／</w:t>
-      </w:r>
-      <w:r>
-        <w:t xml:space="preserve"> </w:t>
-      </w:r>
-      <w:r>
-        <w:rPr>
-          <w:rFonts w:ascii="微软雅黑" w:eastAsia="微软雅黑" w:hAnsi="微软雅黑" w:cs="微软雅黑" w:hint="eastAsia"/>
-          <w:lang w:eastAsia="zh-CN"/>
-        </w:rPr>
-        <w:t>本机规则引擎</w:t>
-      </w:r>
-      <w:r>
-        <w:t xml:space="preserve"> → </w:t>
-      </w:r>
-      <w:r>
-        <w:rPr>
-          <w:rFonts w:ascii="微软雅黑" w:eastAsia="微软雅黑" w:hAnsi="微软雅黑" w:cs="微软雅黑" w:hint="eastAsia"/>
-          <w:b/>
-          <w:lang w:eastAsia="zh-CN"/>
-        </w:rPr>
-        <w:t>统一校验层</w:t>
-      </w:r>
-      <w:r>
-        <w:t xml:space="preserve"> → </w:t>
-      </w:r>
-      <w:r>
-        <w:rPr>
-          <w:rFonts w:ascii="微软雅黑" w:eastAsia="微软雅黑" w:hAnsi="微软雅黑" w:cs="微软雅黑" w:hint="eastAsia"/>
-          <w:lang w:eastAsia="zh-CN"/>
-        </w:rPr>
-        <w:t>提醒数据</w:t>
-      </w:r>
-    </w:p>
-    <w:p>
-      <w:pPr>
-        <w:pStyle w:val="ListBullet"/>
-        <w:spacing w:after="84"/>
-      </w:pPr>
-      <w:r>
-        <w:rPr>
-          <w:rFonts w:ascii="微软雅黑" w:eastAsia="微软雅黑" w:hAnsi="微软雅黑" w:cs="微软雅黑" w:hint="eastAsia"/>
-          <w:lang w:eastAsia="zh-CN"/>
-        </w:rPr>
-        <w:t>强调三个设计原则：云端提升上限</w:t>
-      </w:r>
-      <w:r>
-        <w:t xml:space="preserve"> · </w:t>
-      </w:r>
-      <w:r>
-        <w:rPr>
-          <w:rFonts w:ascii="微软雅黑" w:eastAsia="微软雅黑" w:hAnsi="微软雅黑" w:cs="微软雅黑" w:hint="eastAsia"/>
-          <w:lang w:eastAsia="zh-CN"/>
-        </w:rPr>
-        <w:t>本机保底可用</w:t>
-      </w:r>
-      <w:r>
-        <w:t xml:space="preserve"> · </w:t>
-      </w:r>
-      <w:r>
-        <w:rPr>
-          <w:rFonts w:ascii="微软雅黑" w:eastAsia="微软雅黑" w:hAnsi="微软雅黑" w:cs="微软雅黑" w:hint="eastAsia"/>
-          <w:b/>
-          <w:lang w:eastAsia="zh-CN"/>
-        </w:rPr>
-        <w:t>校验优先落库</w:t>
+        <w:t>导语：这一章是全篇重点，跟着屏幕走一遍。</w:t>
       </w:r>
     </w:p>
     <w:p>
@@ -2488,7 +2209,7 @@
           <w:sz w:val="24"/>
           <w:lang w:eastAsia="zh-CN"/>
         </w:rPr>
-        <w:t>P8 · 智能体开发过程 · 本机规则引擎</w:t>
+        <w:t>P8 · 一句话建提醒，只要三步 ★</w:t>
       </w:r>
     </w:p>
     <w:p>
@@ -2501,7 +2222,7 @@
           <w:rFonts w:ascii="微软雅黑" w:eastAsia="微软雅黑" w:hAnsi="微软雅黑" w:cs="微软雅黑" w:hint="eastAsia"/>
           <w:lang w:eastAsia="zh-CN"/>
         </w:rPr>
-        <w:t>四类高频表达的解析对照表：</w:t>
+        <w:t>顶部话术条：「每周一三五下午三点半提醒我站起来活动，顺便锁屏」</w:t>
       </w:r>
     </w:p>
     <w:p>
@@ -2514,10 +2235,7 @@
           <w:rFonts w:ascii="微软雅黑" w:eastAsia="微软雅黑" w:hAnsi="微软雅黑" w:cs="微软雅黑" w:hint="eastAsia"/>
           <w:lang w:eastAsia="zh-CN"/>
         </w:rPr>
-        <w:t>中文数字时间：下午三点</w:t>
-      </w:r>
-      <w:r>
-        <w:t xml:space="preserve"> → 15:00</w:t>
+        <w:t>三张截图占位横排：</w:t>
       </w:r>
     </w:p>
     <w:p>
@@ -2528,39 +2246,27 @@
       <w:r>
         <w:rPr>
           <w:rFonts w:ascii="微软雅黑" w:eastAsia="微软雅黑" w:hAnsi="微软雅黑" w:cs="微软雅黑" w:hint="eastAsia"/>
+          <w:b/>
           <w:lang w:eastAsia="zh-CN"/>
         </w:rPr>
-        <w:t>相对时间：</w:t>
-      </w:r>
-      <w:r>
-        <w:t>30</w:t>
+        <w:t>⑤ 输入一句话</w:t>
       </w:r>
       <w:r>
         <w:rPr>
           <w:rFonts w:ascii="微软雅黑" w:eastAsia="微软雅黑" w:hAnsi="微软雅黑" w:cs="微软雅黑" w:hint="eastAsia"/>
           <w:lang w:eastAsia="zh-CN"/>
         </w:rPr>
-        <w:t>分钟后</w:t>
-      </w:r>
-      <w:r>
-        <w:t xml:space="preserve"> → </w:t>
+        <w:t>（智能体页，输入框</w:t>
+      </w:r>
+      <w:r>
+        <w:t xml:space="preserve"> + </w:t>
       </w:r>
       <w:r>
         <w:rPr>
           <w:rFonts w:ascii="微软雅黑" w:eastAsia="微软雅黑" w:hAnsi="微软雅黑" w:cs="微软雅黑" w:hint="eastAsia"/>
           <w:lang w:eastAsia="zh-CN"/>
         </w:rPr>
-        <w:t>当前时间</w:t>
-      </w:r>
-      <w:r>
-        <w:t xml:space="preserve"> +30 </w:t>
-      </w:r>
-      <w:r>
-        <w:rPr>
-          <w:rFonts w:ascii="微软雅黑" w:eastAsia="微软雅黑" w:hAnsi="微软雅黑" w:cs="微软雅黑" w:hint="eastAsia"/>
-          <w:lang w:eastAsia="zh-CN"/>
-        </w:rPr>
-        <w:t>分钟</w:t>
+        <w:t>模式胶囊）</w:t>
       </w:r>
     </w:p>
     <w:p>
@@ -2571,42 +2277,27 @@
       <w:r>
         <w:rPr>
           <w:rFonts w:ascii="微软雅黑" w:eastAsia="微软雅黑" w:hAnsi="微软雅黑" w:cs="微软雅黑" w:hint="eastAsia"/>
+          <w:b/>
           <w:lang w:eastAsia="zh-CN"/>
         </w:rPr>
-        <w:t>连写周几：每周一三五</w:t>
-      </w:r>
-      <w:r>
-        <w:t xml:space="preserve"> → [</w:t>
+        <w:t>⑥ 解析结果</w:t>
       </w:r>
       <w:r>
         <w:rPr>
           <w:rFonts w:ascii="微软雅黑" w:eastAsia="微软雅黑" w:hAnsi="微软雅黑" w:cs="微软雅黑" w:hint="eastAsia"/>
           <w:lang w:eastAsia="zh-CN"/>
         </w:rPr>
-        <w:t>周一</w:t>
-      </w:r>
-      <w:r>
-        <w:t xml:space="preserve">, </w:t>
+        <w:t>（四个字段</w:t>
+      </w:r>
+      <w:r>
+        <w:t xml:space="preserve"> + </w:t>
       </w:r>
       <w:r>
         <w:rPr>
           <w:rFonts w:ascii="微软雅黑" w:eastAsia="微软雅黑" w:hAnsi="微软雅黑" w:cs="微软雅黑" w:hint="eastAsia"/>
           <w:lang w:eastAsia="zh-CN"/>
         </w:rPr>
-        <w:t>周三</w:t>
-      </w:r>
-      <w:r>
-        <w:t xml:space="preserve">, </w:t>
-      </w:r>
-      <w:r>
-        <w:rPr>
-          <w:rFonts w:ascii="微软雅黑" w:eastAsia="微软雅黑" w:hAnsi="微软雅黑" w:cs="微软雅黑" w:hint="eastAsia"/>
-          <w:lang w:eastAsia="zh-CN"/>
-        </w:rPr>
-        <w:t>周五</w:t>
-      </w:r>
-      <w:r>
-        <w:t>]</w:t>
+        <w:t>来源标注）</w:t>
       </w:r>
     </w:p>
     <w:p>
@@ -2617,29 +2308,27 @@
       <w:r>
         <w:rPr>
           <w:rFonts w:ascii="微软雅黑" w:eastAsia="微软雅黑" w:hAnsi="微软雅黑" w:cs="微软雅黑" w:hint="eastAsia"/>
+          <w:b/>
           <w:lang w:eastAsia="zh-CN"/>
         </w:rPr>
-        <w:t>系统操作词：关机</w:t>
-      </w:r>
-      <w:r>
-        <w:t xml:space="preserve"> / </w:t>
+        <w:t>⑦ 时间锚点页 · 已加入</w:t>
       </w:r>
       <w:r>
         <w:rPr>
           <w:rFonts w:ascii="微软雅黑" w:eastAsia="微软雅黑" w:hAnsi="微软雅黑" w:cs="微软雅黑" w:hint="eastAsia"/>
           <w:lang w:eastAsia="zh-CN"/>
         </w:rPr>
-        <w:t>重启</w:t>
-      </w:r>
-      <w:r>
-        <w:t xml:space="preserve"> / </w:t>
+        <w:t>（列表顶部新锚点</w:t>
+      </w:r>
+      <w:r>
+        <w:t xml:space="preserve"> + </w:t>
       </w:r>
       <w:r>
         <w:rPr>
           <w:rFonts w:ascii="微软雅黑" w:eastAsia="微软雅黑" w:hAnsi="微软雅黑" w:cs="微软雅黑" w:hint="eastAsia"/>
           <w:lang w:eastAsia="zh-CN"/>
         </w:rPr>
-        <w:t>锁屏</w:t>
+        <w:t>下次触发时间）</w:t>
       </w:r>
     </w:p>
     <w:p>
@@ -2652,17 +2341,53 @@
           <w:rFonts w:ascii="微软雅黑" w:eastAsia="微软雅黑" w:hAnsi="微软雅黑" w:cs="微软雅黑" w:hint="eastAsia"/>
           <w:lang w:eastAsia="zh-CN"/>
         </w:rPr>
-        <w:t>右下角小字标注：纯</w:t>
-      </w:r>
-      <w:r>
-        <w:t xml:space="preserve"> Rust </w:t>
+        <w:t>三步：说一句话</w:t>
+      </w:r>
+      <w:r>
+        <w:t xml:space="preserve"> → </w:t>
       </w:r>
       <w:r>
         <w:rPr>
           <w:rFonts w:ascii="微软雅黑" w:eastAsia="微软雅黑" w:hAnsi="微软雅黑" w:cs="微软雅黑" w:hint="eastAsia"/>
           <w:lang w:eastAsia="zh-CN"/>
         </w:rPr>
-        <w:t>实现，零外部依赖，断网可用</w:t>
+        <w:t>看结果</w:t>
+      </w:r>
+      <w:r>
+        <w:t xml:space="preserve"> → </w:t>
+      </w:r>
+      <w:r>
+        <w:rPr>
+          <w:rFonts w:ascii="微软雅黑" w:eastAsia="微软雅黑" w:hAnsi="微软雅黑" w:cs="微软雅黑" w:hint="eastAsia"/>
+          <w:lang w:eastAsia="zh-CN"/>
+        </w:rPr>
+        <w:t>点一下加入</w:t>
+      </w:r>
+    </w:p>
+    <w:p>
+      <w:pPr>
+        <w:pStyle w:val="ListBullet"/>
+        <w:spacing w:after="84"/>
+      </w:pPr>
+      <w:r>
+        <w:rPr>
+          <w:rFonts w:ascii="微软雅黑" w:eastAsia="微软雅黑" w:hAnsi="微软雅黑" w:cs="微软雅黑" w:hint="eastAsia"/>
+          <w:lang w:eastAsia="zh-CN"/>
+        </w:rPr>
+        <w:t>收束条：全程没填过一张表单</w:t>
+      </w:r>
+    </w:p>
+    <w:p>
+      <w:pPr>
+        <w:pStyle w:val="ListBullet"/>
+        <w:spacing w:after="84"/>
+      </w:pPr>
+      <w:r>
+        <w:rPr>
+          <w:rFonts w:ascii="微软雅黑" w:eastAsia="微软雅黑" w:hAnsi="微软雅黑" w:cs="微软雅黑" w:hint="eastAsia"/>
+          <w:lang w:eastAsia="zh-CN"/>
+        </w:rPr>
+        <w:t>讲稿要点：若现场演示，此页可边讲边切真实软件；截图占位即演示失败时的兜底。</w:t>
       </w:r>
     </w:p>
     <w:p>
@@ -2677,7 +2402,7 @@
           <w:sz w:val="24"/>
           <w:lang w:eastAsia="zh-CN"/>
         </w:rPr>
-        <w:t>P9 · 智能体开发过程 · 校验层（本项目的"防幻觉"设计）</w:t>
+        <w:t>P9 · 说人话就行</w:t>
       </w:r>
     </w:p>
     <w:p>
@@ -2690,15 +2415,67 @@
           <w:rFonts w:ascii="微软雅黑" w:eastAsia="微软雅黑" w:hAnsi="微软雅黑" w:cs="微软雅黑" w:hint="eastAsia"/>
           <w:lang w:eastAsia="zh-CN"/>
         </w:rPr>
-        <w:t>一句话论点：</w:t>
+        <w:t>五行对照表（你说的</w:t>
+      </w:r>
+      <w:r>
+        <w:t xml:space="preserve"> → </w:t>
       </w:r>
       <w:r>
         <w:rPr>
           <w:rFonts w:ascii="微软雅黑" w:eastAsia="微软雅黑" w:hAnsi="微软雅黑" w:cs="微软雅黑" w:hint="eastAsia"/>
-          <w:b/>
           <w:lang w:eastAsia="zh-CN"/>
         </w:rPr>
-        <w:t>大模型可以自由发挥，但只有通过白名单校验的字段才能落库</w:t>
+        <w:t>软件理解成）：每天下午三点喝水</w:t>
+      </w:r>
+      <w:r>
+        <w:t xml:space="preserve"> / 30</w:t>
+      </w:r>
+      <w:r>
+        <w:rPr>
+          <w:rFonts w:ascii="微软雅黑" w:eastAsia="微软雅黑" w:hAnsi="微软雅黑" w:cs="微软雅黑" w:hint="eastAsia"/>
+          <w:lang w:eastAsia="zh-CN"/>
+        </w:rPr>
+        <w:t>分钟后接水</w:t>
+      </w:r>
+      <w:r>
+        <w:t xml:space="preserve"> / </w:t>
+      </w:r>
+      <w:r>
+        <w:rPr>
+          <w:rFonts w:ascii="微软雅黑" w:eastAsia="微软雅黑" w:hAnsi="微软雅黑" w:cs="微软雅黑" w:hint="eastAsia"/>
+          <w:lang w:eastAsia="zh-CN"/>
+        </w:rPr>
+        <w:t>每周一三五</w:t>
+      </w:r>
+      <w:r>
+        <w:t xml:space="preserve"> 17:30 </w:t>
+      </w:r>
+      <w:r>
+        <w:rPr>
+          <w:rFonts w:ascii="微软雅黑" w:eastAsia="微软雅黑" w:hAnsi="微软雅黑" w:cs="微软雅黑" w:hint="eastAsia"/>
+          <w:lang w:eastAsia="zh-CN"/>
+        </w:rPr>
+        <w:t>锁屏</w:t>
+      </w:r>
+      <w:r>
+        <w:t xml:space="preserve"> / </w:t>
+      </w:r>
+      <w:r>
+        <w:rPr>
+          <w:rFonts w:ascii="微软雅黑" w:eastAsia="微软雅黑" w:hAnsi="微软雅黑" w:cs="微软雅黑" w:hint="eastAsia"/>
+          <w:lang w:eastAsia="zh-CN"/>
+        </w:rPr>
+        <w:t>明早八点交作业</w:t>
+      </w:r>
+      <w:r>
+        <w:t xml:space="preserve"> / </w:t>
+      </w:r>
+      <w:r>
+        <w:rPr>
+          <w:rFonts w:ascii="微软雅黑" w:eastAsia="微软雅黑" w:hAnsi="微软雅黑" w:cs="微软雅黑" w:hint="eastAsia"/>
+          <w:lang w:eastAsia="zh-CN"/>
+        </w:rPr>
+        <w:t>晚上十一点锁屏睡觉</w:t>
       </w:r>
     </w:p>
     <w:p>
@@ -2709,59 +2486,17 @@
       <w:r>
         <w:rPr>
           <w:rFonts w:ascii="微软雅黑" w:eastAsia="微软雅黑" w:hAnsi="微软雅黑" w:cs="微软雅黑" w:hint="eastAsia"/>
+          <w:b/>
           <w:lang w:eastAsia="zh-CN"/>
         </w:rPr>
-        <w:t>表格：类型</w:t>
-      </w:r>
-      <w:r>
-        <w:t xml:space="preserve"> / </w:t>
+        <w:t>截图占位 ⑧</w:t>
       </w:r>
       <w:r>
         <w:rPr>
           <w:rFonts w:ascii="微软雅黑" w:eastAsia="微软雅黑" w:hAnsi="微软雅黑" w:cs="微软雅黑" w:hint="eastAsia"/>
           <w:lang w:eastAsia="zh-CN"/>
         </w:rPr>
-        <w:t>时间</w:t>
-      </w:r>
-      <w:r>
-        <w:t xml:space="preserve"> / </w:t>
-      </w:r>
-      <w:r>
-        <w:rPr>
-          <w:rFonts w:ascii="微软雅黑" w:eastAsia="微软雅黑" w:hAnsi="微软雅黑" w:cs="微软雅黑" w:hint="eastAsia"/>
-          <w:lang w:eastAsia="zh-CN"/>
-        </w:rPr>
-        <w:t>星期</w:t>
-      </w:r>
-      <w:r>
-        <w:t xml:space="preserve"> / </w:t>
-      </w:r>
-      <w:r>
-        <w:rPr>
-          <w:rFonts w:ascii="微软雅黑" w:eastAsia="微软雅黑" w:hAnsi="微软雅黑" w:cs="微软雅黑" w:hint="eastAsia"/>
-          <w:lang w:eastAsia="zh-CN"/>
-        </w:rPr>
-        <w:t>日期</w:t>
-      </w:r>
-      <w:r>
-        <w:t xml:space="preserve"> / </w:t>
-      </w:r>
-      <w:r>
-        <w:rPr>
-          <w:rFonts w:ascii="微软雅黑" w:eastAsia="微软雅黑" w:hAnsi="微软雅黑" w:cs="微软雅黑" w:hint="eastAsia"/>
-          <w:lang w:eastAsia="zh-CN"/>
-        </w:rPr>
-        <w:t>系统操作</w:t>
-      </w:r>
-      <w:r>
-        <w:t xml:space="preserve"> </w:t>
-      </w:r>
-      <w:r>
-        <w:rPr>
-          <w:rFonts w:ascii="微软雅黑" w:eastAsia="微软雅黑" w:hAnsi="微软雅黑" w:cs="微软雅黑" w:hint="eastAsia"/>
-          <w:lang w:eastAsia="zh-CN"/>
-        </w:rPr>
-        <w:t>五类字段的合法取值范围与非法处理方式</w:t>
+        <w:t>：任意一条解析结果</w:t>
       </w:r>
     </w:p>
     <w:p>
@@ -2774,22 +2509,20 @@
           <w:rFonts w:ascii="微软雅黑" w:eastAsia="微软雅黑" w:hAnsi="微软雅黑" w:cs="微软雅黑" w:hint="eastAsia"/>
           <w:lang w:eastAsia="zh-CN"/>
         </w:rPr>
-        <w:t xml:space="preserve">佐证：单元测试 </w:t>
-      </w:r>
-      <w:r>
-        <w:rPr>
-          <w:rFonts w:ascii="Consolas" w:hAnsi="Consolas"/>
-          <w:color w:val="0288D1"/>
-          <w:sz w:val="18"/>
-        </w:rPr>
-        <w:t>cloud_drafts_are_validated</w:t>
-      </w:r>
+        <w:t>左栏：不用套模板、不用背关键词；真没听懂的句子会当成单次提醒、原话留作标题，不报错也不丢</w:t>
+      </w:r>
+    </w:p>
+    <w:p>
+      <w:pPr>
+        <w:pStyle w:val="ListBullet"/>
+        <w:spacing w:after="84"/>
+      </w:pPr>
       <w:r>
         <w:rPr>
           <w:rFonts w:ascii="微软雅黑" w:eastAsia="微软雅黑" w:hAnsi="微软雅黑" w:cs="微软雅黑" w:hint="eastAsia"/>
           <w:lang w:eastAsia="zh-CN"/>
         </w:rPr>
-        <w:t xml:space="preserve"> 构造脏数据，验证全部被过滤</w:t>
+        <w:t>讲稿要点：挑两行念就行，别逐行念表。</w:t>
       </w:r>
     </w:p>
     <w:p>
@@ -2804,7 +2537,7 @@
           <w:sz w:val="24"/>
           <w:lang w:eastAsia="zh-CN"/>
         </w:rPr>
-        <w:t>P10 · 智能体开发过程 · 低代码 / 无代码</w:t>
+        <w:t>P10 · 到点了，会怎么样</w:t>
       </w:r>
     </w:p>
     <w:p>
@@ -2815,9 +2548,17 @@
       <w:r>
         <w:rPr>
           <w:rFonts w:ascii="微软雅黑" w:eastAsia="微软雅黑" w:hAnsi="微软雅黑" w:cs="微软雅黑" w:hint="eastAsia"/>
+          <w:b/>
           <w:lang w:eastAsia="zh-CN"/>
         </w:rPr>
-        <w:t>两档对照：</w:t>
+        <w:t>截图占位 ⑨</w:t>
+      </w:r>
+      <w:r>
+        <w:rPr>
+          <w:rFonts w:ascii="微软雅黑" w:eastAsia="微软雅黑" w:hAnsi="微软雅黑" w:cs="微软雅黑" w:hint="eastAsia"/>
+          <w:lang w:eastAsia="zh-CN"/>
+        </w:rPr>
+        <w:t>：全屏休息弹窗（大图）</w:t>
       </w:r>
     </w:p>
     <w:p>
@@ -2830,7 +2571,45 @@
           <w:rFonts w:ascii="微软雅黑" w:eastAsia="微软雅黑" w:hAnsi="微软雅黑" w:cs="微软雅黑" w:hint="eastAsia"/>
           <w:lang w:eastAsia="zh-CN"/>
         </w:rPr>
-        <w:t>普通用户：装完即用，零配置、零联网</w:t>
+        <w:t>右侧三块：弹的是什么（自己写的那句话，底图配色可换、实时预览）｜</w:t>
+      </w:r>
+      <w:r>
+        <w:t xml:space="preserve"> </w:t>
+      </w:r>
+      <w:r>
+        <w:rPr>
+          <w:rFonts w:ascii="微软雅黑" w:eastAsia="微软雅黑" w:hAnsi="微软雅黑" w:cs="微软雅黑" w:hint="eastAsia"/>
+          <w:lang w:eastAsia="zh-CN"/>
+        </w:rPr>
+        <w:t>两个选择（稍后提醒</w:t>
+      </w:r>
+      <w:r>
+        <w:t xml:space="preserve"> / </w:t>
+      </w:r>
+      <w:r>
+        <w:rPr>
+          <w:rFonts w:ascii="微软雅黑" w:eastAsia="微软雅黑" w:hAnsi="微软雅黑" w:cs="微软雅黑" w:hint="eastAsia"/>
+          <w:lang w:eastAsia="zh-CN"/>
+        </w:rPr>
+        <w:t>结束）｜</w:t>
+      </w:r>
+      <w:r>
+        <w:t xml:space="preserve"> </w:t>
+      </w:r>
+      <w:r>
+        <w:rPr>
+          <w:rFonts w:ascii="微软雅黑" w:eastAsia="微软雅黑" w:hAnsi="微软雅黑" w:cs="微软雅黑" w:hint="eastAsia"/>
+          <w:b/>
+          <w:lang w:eastAsia="zh-CN"/>
+        </w:rPr>
+        <w:t>要锁屏关机时留 60 秒反悔</w:t>
+      </w:r>
+      <w:r>
+        <w:rPr>
+          <w:rFonts w:ascii="微软雅黑" w:eastAsia="微软雅黑" w:hAnsi="微软雅黑" w:cs="微软雅黑" w:hint="eastAsia"/>
+          <w:lang w:eastAsia="zh-CN"/>
+        </w:rPr>
+        <w:t>（高亮）</w:t>
       </w:r>
     </w:p>
     <w:p>
@@ -2841,37 +2620,27 @@
       <w:r>
         <w:rPr>
           <w:rFonts w:ascii="微软雅黑" w:eastAsia="微软雅黑" w:hAnsi="微软雅黑" w:cs="微软雅黑" w:hint="eastAsia"/>
+          <w:b/>
           <w:lang w:eastAsia="zh-CN"/>
         </w:rPr>
-        <w:t>进阶用户：三格表单（接口地址</w:t>
-      </w:r>
-      <w:r>
-        <w:t xml:space="preserve"> / </w:t>
+        <w:t>截图占位 ⑩</w:t>
       </w:r>
       <w:r>
         <w:rPr>
           <w:rFonts w:ascii="微软雅黑" w:eastAsia="微软雅黑" w:hAnsi="微软雅黑" w:cs="微软雅黑" w:hint="eastAsia"/>
           <w:lang w:eastAsia="zh-CN"/>
         </w:rPr>
-        <w:t>模型名</w:t>
-      </w:r>
-      <w:r>
-        <w:t xml:space="preserve"> / </w:t>
+        <w:t>：弹窗右下角</w:t>
+      </w:r>
+      <w:r>
+        <w:t xml:space="preserve"> 60 </w:t>
       </w:r>
       <w:r>
         <w:rPr>
           <w:rFonts w:ascii="微软雅黑" w:eastAsia="微软雅黑" w:hAnsi="微软雅黑" w:cs="微软雅黑" w:hint="eastAsia"/>
           <w:lang w:eastAsia="zh-CN"/>
         </w:rPr>
-        <w:t>密钥）即完成接入，</w:t>
-      </w:r>
-      <w:r>
-        <w:rPr>
-          <w:rFonts w:ascii="微软雅黑" w:eastAsia="微软雅黑" w:hAnsi="微软雅黑" w:cs="微软雅黑" w:hint="eastAsia"/>
-          <w:b/>
-          <w:lang w:eastAsia="zh-CN"/>
-        </w:rPr>
-        <w:t>全程无代码</w:t>
+        <w:t>秒倒计时</w:t>
       </w:r>
     </w:p>
     <w:p>
@@ -2884,7 +2653,57 @@
           <w:rFonts w:ascii="微软雅黑" w:eastAsia="微软雅黑" w:hAnsi="微软雅黑" w:cs="微软雅黑" w:hint="eastAsia"/>
           <w:lang w:eastAsia="zh-CN"/>
         </w:rPr>
-        <w:t>强调：结果可视化确认后才写入</w:t>
+        <w:t>讲稿要点：</w:t>
+      </w:r>
+      <w:r>
+        <w:t xml:space="preserve">60 </w:t>
+      </w:r>
+      <w:r>
+        <w:rPr>
+          <w:rFonts w:ascii="微软雅黑" w:eastAsia="微软雅黑" w:hAnsi="微软雅黑" w:cs="微软雅黑" w:hint="eastAsia"/>
+          <w:lang w:eastAsia="zh-CN"/>
+        </w:rPr>
+        <w:t>秒反悔是</w:t>
+      </w:r>
+      <w:r>
+        <w:t>"</w:t>
+      </w:r>
+      <w:r>
+        <w:rPr>
+          <w:rFonts w:ascii="微软雅黑" w:eastAsia="微软雅黑" w:hAnsi="微软雅黑" w:cs="微软雅黑" w:hint="eastAsia"/>
+          <w:lang w:eastAsia="zh-CN"/>
+        </w:rPr>
+        <w:t>约束力</w:t>
+      </w:r>
+      <w:r>
+        <w:t>"</w:t>
+      </w:r>
+      <w:r>
+        <w:rPr>
+          <w:rFonts w:ascii="微软雅黑" w:eastAsia="微软雅黑" w:hAnsi="微软雅黑" w:cs="微软雅黑" w:hint="eastAsia"/>
+          <w:lang w:eastAsia="zh-CN"/>
+        </w:rPr>
+        <w:t>和</w:t>
+      </w:r>
+      <w:r>
+        <w:t>"</w:t>
+      </w:r>
+      <w:r>
+        <w:rPr>
+          <w:rFonts w:ascii="微软雅黑" w:eastAsia="微软雅黑" w:hAnsi="微软雅黑" w:cs="微软雅黑" w:hint="eastAsia"/>
+          <w:lang w:eastAsia="zh-CN"/>
+        </w:rPr>
+        <w:t>安全感</w:t>
+      </w:r>
+      <w:r>
+        <w:t>"</w:t>
+      </w:r>
+      <w:r>
+        <w:rPr>
+          <w:rFonts w:ascii="微软雅黑" w:eastAsia="微软雅黑" w:hAnsi="微软雅黑" w:cs="微软雅黑" w:hint="eastAsia"/>
+          <w:lang w:eastAsia="zh-CN"/>
+        </w:rPr>
+        <w:t>的平衡点，值得单独强调一句。</w:t>
       </w:r>
     </w:p>
     <w:p>
@@ -2899,7 +2718,7 @@
           <w:sz w:val="24"/>
           <w:lang w:eastAsia="zh-CN"/>
         </w:rPr>
-        <w:t>P11 · 实施计划</w:t>
+        <w:t>P11 · 平时怎么用</w:t>
       </w:r>
     </w:p>
     <w:p>
@@ -2910,49 +2729,27 @@
       <w:r>
         <w:rPr>
           <w:rFonts w:ascii="微软雅黑" w:eastAsia="微软雅黑" w:hAnsi="微软雅黑" w:cs="微软雅黑" w:hint="eastAsia"/>
+          <w:b/>
           <w:lang w:eastAsia="zh-CN"/>
         </w:rPr>
-        <w:t>五阶段横向时间线：原型期</w:t>
-      </w:r>
-      <w:r>
-        <w:t xml:space="preserve"> → </w:t>
+        <w:t>截图占位 ⑪</w:t>
       </w:r>
       <w:r>
         <w:rPr>
           <w:rFonts w:ascii="微软雅黑" w:eastAsia="微软雅黑" w:hAnsi="微软雅黑" w:cs="微软雅黑" w:hint="eastAsia"/>
           <w:lang w:eastAsia="zh-CN"/>
         </w:rPr>
-        <w:t>工程期</w:t>
-      </w:r>
-      <w:r>
-        <w:t xml:space="preserve"> → </w:t>
+        <w:t>：休息节律页（间隔</w:t>
+      </w:r>
+      <w:r>
+        <w:t xml:space="preserve"> + </w:t>
       </w:r>
       <w:r>
         <w:rPr>
           <w:rFonts w:ascii="微软雅黑" w:eastAsia="微软雅黑" w:hAnsi="微软雅黑" w:cs="微软雅黑" w:hint="eastAsia"/>
           <w:lang w:eastAsia="zh-CN"/>
         </w:rPr>
-        <w:t>智能期</w:t>
-      </w:r>
-      <w:r>
-        <w:t xml:space="preserve"> → </w:t>
-      </w:r>
-      <w:r>
-        <w:rPr>
-          <w:rFonts w:ascii="微软雅黑" w:eastAsia="微软雅黑" w:hAnsi="微软雅黑" w:cs="微软雅黑" w:hint="eastAsia"/>
-          <w:lang w:eastAsia="zh-CN"/>
-        </w:rPr>
-        <w:t>验证期</w:t>
-      </w:r>
-      <w:r>
-        <w:t xml:space="preserve"> → </w:t>
-      </w:r>
-      <w:r>
-        <w:rPr>
-          <w:rFonts w:ascii="微软雅黑" w:eastAsia="微软雅黑" w:hAnsi="微软雅黑" w:cs="微软雅黑" w:hint="eastAsia"/>
-          <w:lang w:eastAsia="zh-CN"/>
-        </w:rPr>
-        <w:t>推广期</w:t>
+        <w:t>进度条）</w:t>
       </w:r>
     </w:p>
     <w:p>
@@ -2963,22 +2760,27 @@
       <w:r>
         <w:rPr>
           <w:rFonts w:ascii="微软雅黑" w:eastAsia="微软雅黑" w:hAnsi="微软雅黑" w:cs="微软雅黑" w:hint="eastAsia"/>
+          <w:b/>
           <w:lang w:eastAsia="zh-CN"/>
         </w:rPr>
-        <w:t>前四阶段打勾，推广期高亮标注</w:t>
-      </w:r>
-      <w:r>
-        <w:t>"</w:t>
+        <w:t>截图占位 ⑫</w:t>
       </w:r>
       <w:r>
         <w:rPr>
           <w:rFonts w:ascii="微软雅黑" w:eastAsia="微软雅黑" w:hAnsi="微软雅黑" w:cs="微软雅黑" w:hint="eastAsia"/>
           <w:lang w:eastAsia="zh-CN"/>
         </w:rPr>
-        <w:t>进行中</w:t>
-      </w:r>
-      <w:r>
-        <w:t>"</w:t>
+        <w:t>：智能体页</w:t>
+      </w:r>
+      <w:r>
+        <w:t xml:space="preserve"> · </w:t>
+      </w:r>
+      <w:r>
+        <w:rPr>
+          <w:rFonts w:ascii="微软雅黑" w:eastAsia="微软雅黑" w:hAnsi="微软雅黑" w:cs="微软雅黑" w:hint="eastAsia"/>
+          <w:lang w:eastAsia="zh-CN"/>
+        </w:rPr>
+        <w:t>休息建议卡片</w:t>
       </w:r>
     </w:p>
     <w:p>
@@ -2991,7 +2793,70 @@
           <w:rFonts w:ascii="微软雅黑" w:eastAsia="微软雅黑" w:hAnsi="微软雅黑" w:cs="微软雅黑" w:hint="eastAsia"/>
           <w:lang w:eastAsia="zh-CN"/>
         </w:rPr>
-        <w:t>每阶段一句话产出</w:t>
+        <w:t>下方两块说明：休息节律默认每</w:t>
+      </w:r>
+      <w:r>
+        <w:t xml:space="preserve"> 40 </w:t>
+      </w:r>
+      <w:r>
+        <w:rPr>
+          <w:rFonts w:ascii="微软雅黑" w:eastAsia="微软雅黑" w:hAnsi="微软雅黑" w:cs="微软雅黑" w:hint="eastAsia"/>
+          <w:lang w:eastAsia="zh-CN"/>
+        </w:rPr>
+        <w:t>分钟一次、进度条可见</w:t>
+      </w:r>
+      <w:r>
+        <w:t xml:space="preserve"> </w:t>
+      </w:r>
+      <w:r>
+        <w:rPr>
+          <w:rFonts w:ascii="微软雅黑" w:eastAsia="微软雅黑" w:hAnsi="微软雅黑" w:cs="微软雅黑" w:hint="eastAsia"/>
+          <w:lang w:eastAsia="zh-CN"/>
+        </w:rPr>
+        <w:t>｜</w:t>
+      </w:r>
+      <w:r>
+        <w:t xml:space="preserve"> </w:t>
+      </w:r>
+      <w:r>
+        <w:rPr>
+          <w:rFonts w:ascii="微软雅黑" w:eastAsia="微软雅黑" w:hAnsi="微软雅黑" w:cs="微软雅黑" w:hint="eastAsia"/>
+          <w:lang w:eastAsia="zh-CN"/>
+        </w:rPr>
+        <w:t>休息建议按间隔与已提醒次数给一句能马上做的事</w:t>
+      </w:r>
+    </w:p>
+    <w:p>
+      <w:pPr>
+        <w:pStyle w:val="ListBullet"/>
+        <w:spacing w:after="84"/>
+      </w:pPr>
+      <w:r>
+        <w:rPr>
+          <w:rFonts w:ascii="微软雅黑" w:eastAsia="微软雅黑" w:hAnsi="微软雅黑" w:cs="微软雅黑" w:hint="eastAsia"/>
+          <w:lang w:eastAsia="zh-CN"/>
+        </w:rPr>
+        <w:t>讲稿要点：这页回答</w:t>
+      </w:r>
+      <w:r>
+        <w:t>"</w:t>
+      </w:r>
+      <w:r>
+        <w:rPr>
+          <w:rFonts w:ascii="微软雅黑" w:eastAsia="微软雅黑" w:hAnsi="微软雅黑" w:cs="微软雅黑" w:hint="eastAsia"/>
+          <w:lang w:eastAsia="zh-CN"/>
+        </w:rPr>
+        <w:t>除了定时提醒，平时还有什么用</w:t>
+      </w:r>
+      <w:r>
+        <w:t>"</w:t>
+      </w:r>
+      <w:r>
+        <w:rPr>
+          <w:rFonts w:ascii="微软雅黑" w:eastAsia="微软雅黑" w:hAnsi="微软雅黑" w:cs="微软雅黑" w:hint="eastAsia"/>
+          <w:lang w:eastAsia="zh-CN"/>
+        </w:rPr>
+        <w:t>。</w:t>
       </w:r>
     </w:p>
     <w:p>
@@ -3006,7 +2871,7 @@
           <w:sz w:val="24"/>
           <w:lang w:eastAsia="zh-CN"/>
         </w:rPr>
-        <w:t>P12 · 工程质量（技术可行性的硬证据）</w:t>
+        <w:t>P12 · 断网也照样用</w:t>
       </w:r>
     </w:p>
     <w:p>
@@ -3019,33 +2884,25 @@
           <w:rFonts w:ascii="微软雅黑" w:eastAsia="微软雅黑" w:hAnsi="微软雅黑" w:cs="微软雅黑" w:hint="eastAsia"/>
           <w:lang w:eastAsia="zh-CN"/>
         </w:rPr>
-        <w:t>大数字排版：</w:t>
+        <w:t>上：没网的时候软件自己顶上</w:t>
+      </w:r>
+      <w:r>
+        <w:t>——</w:t>
       </w:r>
       <w:r>
         <w:rPr>
+          <w:rFonts w:ascii="微软雅黑" w:eastAsia="微软雅黑" w:hAnsi="微软雅黑" w:cs="微软雅黑" w:hint="eastAsia"/>
           <w:b/>
+          <w:lang w:eastAsia="zh-CN"/>
         </w:rPr>
-        <w:t>138</w:t>
-      </w:r>
-      <w:r>
-        <w:t xml:space="preserve"> </w:t>
+        <w:t>截图占位 ⑬</w:t>
       </w:r>
       <w:r>
         <w:rPr>
           <w:rFonts w:ascii="微软雅黑" w:eastAsia="微软雅黑" w:hAnsi="微软雅黑" w:cs="微软雅黑" w:hint="eastAsia"/>
           <w:lang w:eastAsia="zh-CN"/>
         </w:rPr>
-        <w:t>项自动化测试全绿（前端</w:t>
-      </w:r>
-      <w:r>
-        <w:t xml:space="preserve"> 77 + Rust 61</w:t>
-      </w:r>
-      <w:r>
-        <w:rPr>
-          <w:rFonts w:ascii="微软雅黑" w:eastAsia="微软雅黑" w:hAnsi="微软雅黑" w:cs="微软雅黑" w:hint="eastAsia"/>
-          <w:lang w:eastAsia="zh-CN"/>
-        </w:rPr>
-        <w:t>）</w:t>
+        <w:t>（「云端不可用，已自动切换本机规则引擎」提示）</w:t>
       </w:r>
     </w:p>
     <w:p>
@@ -3058,17 +2915,38 @@
           <w:rFonts w:ascii="微软雅黑" w:eastAsia="微软雅黑" w:hAnsi="微软雅黑" w:cs="微软雅黑" w:hint="eastAsia"/>
           <w:lang w:eastAsia="zh-CN"/>
         </w:rPr>
-        <w:t>双平台构建通过（</w:t>
-      </w:r>
-      <w:r>
-        <w:t>Windows x64/ARM64 + Apple Silicon DMG</w:t>
+        <w:t>下：想更聪明就填三个格子（地址</w:t>
+      </w:r>
+      <w:r>
+        <w:t xml:space="preserve"> / </w:t>
       </w:r>
       <w:r>
         <w:rPr>
           <w:rFonts w:ascii="微软雅黑" w:eastAsia="微软雅黑" w:hAnsi="微软雅黑" w:cs="微软雅黑" w:hint="eastAsia"/>
           <w:lang w:eastAsia="zh-CN"/>
         </w:rPr>
-        <w:t>）</w:t>
+        <w:t>模型名</w:t>
+      </w:r>
+      <w:r>
+        <w:t xml:space="preserve"> / </w:t>
+      </w:r>
+      <w:r>
+        <w:rPr>
+          <w:rFonts w:ascii="微软雅黑" w:eastAsia="微软雅黑" w:hAnsi="微软雅黑" w:cs="微软雅黑" w:hint="eastAsia"/>
+          <w:lang w:eastAsia="zh-CN"/>
+        </w:rPr>
+        <w:t>密钥），不用写代码</w:t>
+      </w:r>
+      <w:r>
+        <w:t>——</w:t>
+      </w:r>
+      <w:r>
+        <w:rPr>
+          <w:rFonts w:ascii="微软雅黑" w:eastAsia="微软雅黑" w:hAnsi="微软雅黑" w:cs="微软雅黑" w:hint="eastAsia"/>
+          <w:b/>
+          <w:lang w:eastAsia="zh-CN"/>
+        </w:rPr>
+        <w:t>截图占位 ⑭</w:t>
       </w:r>
     </w:p>
     <w:p>
@@ -3081,47 +2959,70 @@
           <w:rFonts w:ascii="微软雅黑" w:eastAsia="微软雅黑" w:hAnsi="微软雅黑" w:cs="微软雅黑" w:hint="eastAsia"/>
           <w:lang w:eastAsia="zh-CN"/>
         </w:rPr>
-        <w:t>三个技术保障标签：原子写入</w:t>
-      </w:r>
-      <w:r>
-        <w:t xml:space="preserve"> </w:t>
-      </w:r>
+        <w:t>收束：接上了更聪明，不接照样好用；两条路的结果都会先过一遍检查</w:t>
+      </w:r>
+    </w:p>
+    <w:p>
+      <w:pPr>
+        <w:pStyle w:val="ListBullet"/>
+        <w:spacing w:after="84"/>
+      </w:pPr>
       <w:r>
         <w:rPr>
           <w:rFonts w:ascii="微软雅黑" w:eastAsia="微软雅黑" w:hAnsi="微软雅黑" w:cs="微软雅黑" w:hint="eastAsia"/>
           <w:lang w:eastAsia="zh-CN"/>
         </w:rPr>
-        <w:t>｜</w:t>
-      </w:r>
-      <w:r>
-        <w:t xml:space="preserve"> CSP </w:t>
+        <w:t>讲稿要点：把</w:t>
+      </w:r>
+      <w:r>
+        <w:t>"</w:t>
       </w:r>
       <w:r>
         <w:rPr>
           <w:rFonts w:ascii="微软雅黑" w:eastAsia="微软雅黑" w:hAnsi="微软雅黑" w:cs="微软雅黑" w:hint="eastAsia"/>
           <w:lang w:eastAsia="zh-CN"/>
         </w:rPr>
-        <w:t>安全策略</w:t>
-      </w:r>
-      <w:r>
-        <w:t xml:space="preserve"> </w:t>
+        <w:t>断网</w:t>
+      </w:r>
+      <w:r>
+        <w:t>"</w:t>
       </w:r>
       <w:r>
         <w:rPr>
           <w:rFonts w:ascii="微软雅黑" w:eastAsia="微软雅黑" w:hAnsi="微软雅黑" w:cs="微软雅黑" w:hint="eastAsia"/>
           <w:lang w:eastAsia="zh-CN"/>
         </w:rPr>
-        <w:t>｜</w:t>
-      </w:r>
-      <w:r>
-        <w:t xml:space="preserve"> </w:t>
+        <w:t>讲成优点而不是缺陷；</w:t>
+      </w:r>
+      <w:r>
+        <w:t>"</w:t>
       </w:r>
       <w:r>
         <w:rPr>
           <w:rFonts w:ascii="微软雅黑" w:eastAsia="微软雅黑" w:hAnsi="微软雅黑" w:cs="微软雅黑" w:hint="eastAsia"/>
           <w:lang w:eastAsia="zh-CN"/>
         </w:rPr>
-        <w:t>并发时序测试</w:t>
+        <w:t>过一遍检查</w:t>
+      </w:r>
+      <w:r>
+        <w:t>"</w:t>
+      </w:r>
+      <w:r>
+        <w:rPr>
+          <w:rFonts w:ascii="微软雅黑" w:eastAsia="微软雅黑" w:hAnsi="微软雅黑" w:cs="微软雅黑" w:hint="eastAsia"/>
+          <w:lang w:eastAsia="zh-CN"/>
+        </w:rPr>
+        <w:t>是</w:t>
+      </w:r>
+      <w:r>
+        <w:t xml:space="preserve"> P16 </w:t>
+      </w:r>
+      <w:r>
+        <w:rPr>
+          <w:rFonts w:ascii="微软雅黑" w:eastAsia="微软雅黑" w:hAnsi="微软雅黑" w:cs="微软雅黑" w:hint="eastAsia"/>
+          <w:lang w:eastAsia="zh-CN"/>
+        </w:rPr>
+        <w:t>的伏笔。</w:t>
       </w:r>
     </w:p>
     <w:p>
@@ -3136,7 +3037,7 @@
           <w:sz w:val="24"/>
           <w:lang w:eastAsia="zh-CN"/>
         </w:rPr>
-        <w:t>P13 · 数据安全与隐私</w:t>
+        <w:t>P13 · 章扉 03 做得怎么样</w:t>
       </w:r>
     </w:p>
     <w:p>
@@ -3149,119 +3050,17 @@
           <w:rFonts w:ascii="微软雅黑" w:eastAsia="微软雅黑" w:hAnsi="微软雅黑" w:cs="微软雅黑" w:hint="eastAsia"/>
           <w:lang w:eastAsia="zh-CN"/>
         </w:rPr>
-        <w:t>三个</w:t>
-      </w:r>
-      <w:r>
-        <w:t>"</w:t>
+        <w:t>导语：用看得见的东西回答</w:t>
+      </w:r>
+      <w:r>
+        <w:t>——</w:t>
       </w:r>
       <w:r>
         <w:rPr>
           <w:rFonts w:ascii="微软雅黑" w:eastAsia="微软雅黑" w:hAnsi="微软雅黑" w:cs="微软雅黑" w:hint="eastAsia"/>
           <w:lang w:eastAsia="zh-CN"/>
         </w:rPr>
-        <w:t>零</w:t>
-      </w:r>
-      <w:r>
-        <w:t>"</w:t>
-      </w:r>
-      <w:r>
-        <w:rPr>
-          <w:rFonts w:ascii="微软雅黑" w:eastAsia="微软雅黑" w:hAnsi="微软雅黑" w:cs="微软雅黑" w:hint="eastAsia"/>
-          <w:lang w:eastAsia="zh-CN"/>
-        </w:rPr>
-        <w:t>：零账号</w:t>
-      </w:r>
-      <w:r>
-        <w:t xml:space="preserve"> </w:t>
-      </w:r>
-      <w:r>
-        <w:rPr>
-          <w:rFonts w:ascii="微软雅黑" w:eastAsia="微软雅黑" w:hAnsi="微软雅黑" w:cs="微软雅黑" w:hint="eastAsia"/>
-          <w:lang w:eastAsia="zh-CN"/>
-        </w:rPr>
-        <w:t>｜</w:t>
-      </w:r>
-      <w:r>
-        <w:t xml:space="preserve"> </w:t>
-      </w:r>
-      <w:r>
-        <w:rPr>
-          <w:rFonts w:ascii="微软雅黑" w:eastAsia="微软雅黑" w:hAnsi="微软雅黑" w:cs="微软雅黑" w:hint="eastAsia"/>
-          <w:lang w:eastAsia="zh-CN"/>
-        </w:rPr>
-        <w:t>零遥测</w:t>
-      </w:r>
-      <w:r>
-        <w:t xml:space="preserve"> </w:t>
-      </w:r>
-      <w:r>
-        <w:rPr>
-          <w:rFonts w:ascii="微软雅黑" w:eastAsia="微软雅黑" w:hAnsi="微软雅黑" w:cs="微软雅黑" w:hint="eastAsia"/>
-          <w:lang w:eastAsia="zh-CN"/>
-        </w:rPr>
-        <w:t>｜</w:t>
-      </w:r>
-      <w:r>
-        <w:t xml:space="preserve"> </w:t>
-      </w:r>
-      <w:r>
-        <w:rPr>
-          <w:rFonts w:ascii="微软雅黑" w:eastAsia="微软雅黑" w:hAnsi="微软雅黑" w:cs="微软雅黑" w:hint="eastAsia"/>
-          <w:lang w:eastAsia="zh-CN"/>
-        </w:rPr>
-        <w:t>默认零联网</w:t>
-      </w:r>
-    </w:p>
-    <w:p>
-      <w:pPr>
-        <w:pStyle w:val="ListBullet"/>
-        <w:spacing w:after="84"/>
-      </w:pPr>
-      <w:r>
-        <w:rPr>
-          <w:rFonts w:ascii="微软雅黑" w:eastAsia="微软雅黑" w:hAnsi="微软雅黑" w:cs="微软雅黑" w:hint="eastAsia"/>
-          <w:lang w:eastAsia="zh-CN"/>
-        </w:rPr>
-        <w:t>数据流向说明：所有数据留在本机配置目录（</w:t>
-      </w:r>
-      <w:r>
-        <w:rPr>
-          <w:rFonts w:ascii="Consolas" w:hAnsi="Consolas"/>
-          <w:color w:val="0288D1"/>
-          <w:sz w:val="18"/>
-        </w:rPr>
-        <w:t>zhixie.json</w:t>
-      </w:r>
-      <w:r>
-        <w:t xml:space="preserve"> / </w:t>
-      </w:r>
-      <w:r>
-        <w:rPr>
-          <w:rFonts w:ascii="Consolas" w:hAnsi="Consolas"/>
-          <w:color w:val="0288D1"/>
-          <w:sz w:val="18"/>
-        </w:rPr>
-        <w:t>agent-config.json</w:t>
-      </w:r>
-      <w:r>
-        <w:rPr>
-          <w:rFonts w:ascii="微软雅黑" w:eastAsia="微软雅黑" w:hAnsi="微软雅黑" w:cs="微软雅黑" w:hint="eastAsia"/>
-          <w:lang w:eastAsia="zh-CN"/>
-        </w:rPr>
-        <w:t>）</w:t>
-      </w:r>
-    </w:p>
-    <w:p>
-      <w:pPr>
-        <w:pStyle w:val="ListBullet"/>
-        <w:spacing w:after="84"/>
-      </w:pPr>
-      <w:r>
-        <w:rPr>
-          <w:rFonts w:ascii="微软雅黑" w:eastAsia="微软雅黑" w:hAnsi="微软雅黑" w:cs="微软雅黑" w:hint="eastAsia"/>
-          <w:lang w:eastAsia="zh-CN"/>
-        </w:rPr>
-        <w:t>云端最小化：启用后仅发送用户输入的那一句话</w:t>
+        <w:t>做完了多少、检查得有多严、跟常用工具有什么不一样。</w:t>
       </w:r>
     </w:p>
     <w:p>
@@ -3276,7 +3075,7 @@
           <w:sz w:val="24"/>
           <w:lang w:eastAsia="zh-CN"/>
         </w:rPr>
-        <w:t>P14 · 创新点（上）</w:t>
+        <w:t>P14 · 已经做完：能下载、能装、能用 ★</w:t>
       </w:r>
     </w:p>
     <w:p>
@@ -3287,50 +3086,55 @@
       <w:r>
         <w:rPr>
           <w:rFonts w:ascii="微软雅黑" w:eastAsia="微软雅黑" w:hAnsi="微软雅黑" w:cs="微软雅黑" w:hint="eastAsia"/>
-          <w:b/>
           <w:lang w:eastAsia="zh-CN"/>
         </w:rPr>
-        <w:t>一句话生成提醒规则</w:t>
+        <w:t xml:space="preserve">巨型数字 </w:t>
+      </w:r>
+      <w:r>
+        <w:rPr>
+          <w:b/>
+        </w:rPr>
+        <w:t>138</w:t>
+      </w:r>
+      <w:r>
+        <w:t xml:space="preserve"> </w:t>
       </w:r>
       <w:r>
         <w:rPr>
           <w:rFonts w:ascii="微软雅黑" w:eastAsia="微软雅黑" w:hAnsi="微软雅黑" w:cs="微软雅黑" w:hint="eastAsia"/>
           <w:lang w:eastAsia="zh-CN"/>
         </w:rPr>
-        <w:t>：把</w:t>
-      </w:r>
-      <w:r>
-        <w:t>"</w:t>
+        <w:t>项自动检查全部通过（界面部分</w:t>
+      </w:r>
+      <w:r>
+        <w:t xml:space="preserve"> 77 + </w:t>
       </w:r>
       <w:r>
         <w:rPr>
           <w:rFonts w:ascii="微软雅黑" w:eastAsia="微软雅黑" w:hAnsi="微软雅黑" w:cs="微软雅黑" w:hint="eastAsia"/>
           <w:lang w:eastAsia="zh-CN"/>
         </w:rPr>
-        <w:t>配置</w:t>
-      </w:r>
-      <w:r>
-        <w:t>"</w:t>
+        <w:t>核心逻辑</w:t>
+      </w:r>
+      <w:r>
+        <w:t xml:space="preserve"> 61</w:t>
       </w:r>
       <w:r>
         <w:rPr>
           <w:rFonts w:ascii="微软雅黑" w:eastAsia="微软雅黑" w:hAnsi="微软雅黑" w:cs="微软雅黑" w:hint="eastAsia"/>
           <w:lang w:eastAsia="zh-CN"/>
         </w:rPr>
-        <w:t>变成</w:t>
-      </w:r>
-      <w:r>
-        <w:t>"</w:t>
+        <w:t>，通过率</w:t>
+      </w:r>
+      <w:r>
+        <w:t xml:space="preserve"> 100%</w:t>
       </w:r>
       <w:r>
         <w:rPr>
           <w:rFonts w:ascii="微软雅黑" w:eastAsia="微软雅黑" w:hAnsi="微软雅黑" w:cs="微软雅黑" w:hint="eastAsia"/>
           <w:lang w:eastAsia="zh-CN"/>
         </w:rPr>
-        <w:t>对话</w:t>
-      </w:r>
-      <w:r>
-        <w:t>"</w:t>
+        <w:t>）</w:t>
       </w:r>
     </w:p>
     <w:p>
@@ -3344,14 +3148,60 @@
           <w:b/>
           <w:lang w:eastAsia="zh-CN"/>
         </w:rPr>
-        <w:t>云端 + 本机双通道</w:t>
+        <w:t>截图占位 ⑮</w:t>
       </w:r>
       <w:r>
         <w:rPr>
           <w:rFonts w:ascii="微软雅黑" w:eastAsia="微软雅黑" w:hAnsi="微软雅黑" w:cs="微软雅黑" w:hint="eastAsia"/>
           <w:lang w:eastAsia="zh-CN"/>
         </w:rPr>
-        <w:t>：理解力与可用性兼得，切换无感</w:t>
+        <w:t>：官网下载页（两个下载入口同框）</w:t>
+      </w:r>
+    </w:p>
+    <w:p>
+      <w:pPr>
+        <w:pStyle w:val="ListBullet"/>
+        <w:spacing w:after="84"/>
+      </w:pPr>
+      <w:r>
+        <w:rPr>
+          <w:rFonts w:ascii="微软雅黑" w:eastAsia="微软雅黑" w:hAnsi="微软雅黑" w:cs="微软雅黑" w:hint="eastAsia"/>
+          <w:lang w:eastAsia="zh-CN"/>
+        </w:rPr>
+        <w:t>四个标签：两个平台都能装 ｜ 官网可直接下载 ｜ 中英双语 ｜ 不用注册账号</w:t>
+      </w:r>
+    </w:p>
+    <w:p>
+      <w:pPr>
+        <w:pStyle w:val="ListBullet"/>
+        <w:spacing w:after="84"/>
+      </w:pPr>
+      <w:r>
+        <w:rPr>
+          <w:rFonts w:ascii="微软雅黑" w:eastAsia="微软雅黑" w:hAnsi="微软雅黑" w:cs="微软雅黑" w:hint="eastAsia"/>
+          <w:lang w:eastAsia="zh-CN"/>
+        </w:rPr>
+        <w:t>讲稿要点：</w:t>
+      </w:r>
+      <w:r>
+        <w:t>"</w:t>
+      </w:r>
+      <w:r>
+        <w:rPr>
+          <w:rFonts w:ascii="微软雅黑" w:eastAsia="微软雅黑" w:hAnsi="微软雅黑" w:cs="微软雅黑" w:hint="eastAsia"/>
+          <w:lang w:eastAsia="zh-CN"/>
+        </w:rPr>
+        <w:t>每改一次代码就自动跑一遍，有一项不过这次改动就不算完</w:t>
+      </w:r>
+      <w:r>
+        <w:t>"——</w:t>
+      </w:r>
+      <w:r>
+        <w:rPr>
+          <w:rFonts w:ascii="微软雅黑" w:eastAsia="微软雅黑" w:hAnsi="微软雅黑" w:cs="微软雅黑" w:hint="eastAsia"/>
+          <w:lang w:eastAsia="zh-CN"/>
+        </w:rPr>
+        <w:t>完成度由检查保证，不靠演示运气。</w:t>
       </w:r>
     </w:p>
     <w:p>
@@ -3366,7 +3216,7 @@
           <w:sz w:val="24"/>
           <w:lang w:eastAsia="zh-CN"/>
         </w:rPr>
-        <w:t>P15 · 创新点（下）</w:t>
+        <w:t>P15 · 技术原理速览（技术名词集中页之一）</w:t>
       </w:r>
     </w:p>
     <w:p>
@@ -3377,27 +3227,19 @@
       <w:r>
         <w:rPr>
           <w:rFonts w:ascii="微软雅黑" w:eastAsia="微软雅黑" w:hAnsi="微软雅黑" w:cs="微软雅黑" w:hint="eastAsia"/>
-          <w:b/>
           <w:lang w:eastAsia="zh-CN"/>
         </w:rPr>
-        <w:t>校验优先的落地设计</w:t>
+        <w:t>用什么做的：</w:t>
+      </w:r>
+      <w:r>
+        <w:t>Tauri 2 + Vue 3 + TypeScript + Rust</w:t>
       </w:r>
       <w:r>
         <w:rPr>
           <w:rFonts w:ascii="微软雅黑" w:eastAsia="微软雅黑" w:hAnsi="微软雅黑" w:cs="微软雅黑" w:hint="eastAsia"/>
           <w:lang w:eastAsia="zh-CN"/>
         </w:rPr>
-        <w:t>：</w:t>
-      </w:r>
-      <w:r>
-        <w:t xml:space="preserve">AI </w:t>
-      </w:r>
-      <w:r>
-        <w:rPr>
-          <w:rFonts w:ascii="微软雅黑" w:eastAsia="微软雅黑" w:hAnsi="微软雅黑" w:cs="微软雅黑" w:hint="eastAsia"/>
-          <w:lang w:eastAsia="zh-CN"/>
-        </w:rPr>
-        <w:t>幻觉不污染用户数据</w:t>
+        <w:t>，同一套代码出双平台</w:t>
       </w:r>
     </w:p>
     <w:p>
@@ -3408,37 +3250,9 @@
       <w:r>
         <w:rPr>
           <w:rFonts w:ascii="微软雅黑" w:eastAsia="微软雅黑" w:hAnsi="微软雅黑" w:cs="微软雅黑" w:hint="eastAsia"/>
-          <w:b/>
           <w:lang w:eastAsia="zh-CN"/>
         </w:rPr>
-        <w:t>人机协同的开发范式</w:t>
-      </w:r>
-      <w:r>
-        <w:rPr>
-          <w:rFonts w:ascii="微软雅黑" w:eastAsia="微软雅黑" w:hAnsi="微软雅黑" w:cs="微软雅黑" w:hint="eastAsia"/>
-          <w:lang w:eastAsia="zh-CN"/>
-        </w:rPr>
-        <w:t>：学生独立主导，</w:t>
-      </w:r>
-      <w:r>
-        <w:t xml:space="preserve">AIGC </w:t>
-      </w:r>
-      <w:r>
-        <w:rPr>
-          <w:rFonts w:ascii="微软雅黑" w:eastAsia="微软雅黑" w:hAnsi="微软雅黑" w:cs="微软雅黑" w:hint="eastAsia"/>
-          <w:lang w:eastAsia="zh-CN"/>
-        </w:rPr>
-        <w:t>辅助实现</w:t>
-      </w:r>
-      <w:r>
-        <w:t xml:space="preserve"> + 138 </w:t>
-      </w:r>
-      <w:r>
-        <w:rPr>
-          <w:rFonts w:ascii="微软雅黑" w:eastAsia="微软雅黑" w:hAnsi="微软雅黑" w:cs="微软雅黑" w:hint="eastAsia"/>
-          <w:lang w:eastAsia="zh-CN"/>
-        </w:rPr>
-        <w:t>项测试闭环</w:t>
+        <w:t>一句话怎么变成提醒：联网走网上大模型，没网走自带规则，结果都要过校验</w:t>
       </w:r>
     </w:p>
     <w:p>
@@ -3449,17 +3263,22 @@
       <w:r>
         <w:rPr>
           <w:rFonts w:ascii="微软雅黑" w:eastAsia="微软雅黑" w:hAnsi="微软雅黑" w:cs="微软雅黑" w:hint="eastAsia"/>
-          <w:b/>
           <w:lang w:eastAsia="zh-CN"/>
         </w:rPr>
-        <w:t>温和的休息倡议</w:t>
-      </w:r>
+        <w:t>数据怎么存：本机一个文件，先写临时文件再替换（原子写入），没有服务器</w:t>
+      </w:r>
+    </w:p>
+    <w:p>
+      <w:pPr>
+        <w:pStyle w:val="ListBullet"/>
+        <w:spacing w:after="84"/>
+      </w:pPr>
       <w:r>
         <w:rPr>
           <w:rFonts w:ascii="微软雅黑" w:eastAsia="微软雅黑" w:hAnsi="微软雅黑" w:cs="微软雅黑" w:hint="eastAsia"/>
           <w:lang w:eastAsia="zh-CN"/>
         </w:rPr>
-        <w:t>：反效率焦虑的产品立场</w:t>
+        <w:t>讲稿要点：全篇技术名词只在这一页和下一页；语速可以稍慢，但别展开。</w:t>
       </w:r>
     </w:p>
     <w:p>
@@ -3474,7 +3293,7 @@
           <w:sz w:val="24"/>
           <w:lang w:eastAsia="zh-CN"/>
         </w:rPr>
-        <w:t>P16 · 应用价值</w:t>
+        <w:t>P16 · AI 说的，软件会再核一遍（技术名词集中页之二）</w:t>
       </w:r>
     </w:p>
     <w:p>
@@ -3487,7 +3306,37 @@
           <w:rFonts w:ascii="微软雅黑" w:eastAsia="微软雅黑" w:hAnsi="微软雅黑" w:cs="微软雅黑" w:hint="eastAsia"/>
           <w:lang w:eastAsia="zh-CN"/>
         </w:rPr>
-        <w:t>三列卡片：健康价值 ｜ 教育价值 ｜ 推广价值</w:t>
+        <w:t>对照表：五类内容各认什么、不合规怎么办（退回默认</w:t>
+      </w:r>
+      <w:r>
+        <w:t xml:space="preserve"> / </w:t>
+      </w:r>
+      <w:r>
+        <w:rPr>
+          <w:rFonts w:ascii="微软雅黑" w:eastAsia="微软雅黑" w:hAnsi="微软雅黑" w:cs="微软雅黑" w:hint="eastAsia"/>
+          <w:lang w:eastAsia="zh-CN"/>
+        </w:rPr>
+        <w:t>丢掉</w:t>
+      </w:r>
+      <w:r>
+        <w:t xml:space="preserve"> / </w:t>
+      </w:r>
+      <w:r>
+        <w:rPr>
+          <w:rFonts w:ascii="微软雅黑" w:eastAsia="微软雅黑" w:hAnsi="微软雅黑" w:cs="微软雅黑" w:hint="eastAsia"/>
+          <w:lang w:eastAsia="zh-CN"/>
+        </w:rPr>
+        <w:t>置空</w:t>
+      </w:r>
+      <w:r>
+        <w:t xml:space="preserve"> / </w:t>
+      </w:r>
+      <w:r>
+        <w:rPr>
+          <w:rFonts w:ascii="微软雅黑" w:eastAsia="微软雅黑" w:hAnsi="微软雅黑" w:cs="微软雅黑" w:hint="eastAsia"/>
+          <w:lang w:eastAsia="zh-CN"/>
+        </w:rPr>
+        <w:t>用原话）</w:t>
       </w:r>
     </w:p>
     <w:p>
@@ -3498,9 +3347,93 @@
       <w:r>
         <w:rPr>
           <w:rFonts w:ascii="微软雅黑" w:eastAsia="微软雅黑" w:hAnsi="微软雅黑" w:cs="微软雅黑" w:hint="eastAsia"/>
+          <w:b/>
           <w:lang w:eastAsia="zh-CN"/>
         </w:rPr>
-        <w:t>一句收束：零账号、零联网（默认）、零广告，适合机房批量部署</w:t>
+        <w:t>截图占位 ⑯</w:t>
+      </w:r>
+      <w:r>
+        <w:rPr>
+          <w:rFonts w:ascii="微软雅黑" w:eastAsia="微软雅黑" w:hAnsi="微软雅黑" w:cs="微软雅黑" w:hint="eastAsia"/>
+          <w:lang w:eastAsia="zh-CN"/>
+        </w:rPr>
+        <w:t>：解析结果页（标注来源）</w:t>
+      </w:r>
+    </w:p>
+    <w:p>
+      <w:pPr>
+        <w:pStyle w:val="ListBullet"/>
+        <w:spacing w:after="84"/>
+      </w:pPr>
+      <w:r>
+        <w:rPr>
+          <w:rFonts w:ascii="微软雅黑" w:eastAsia="微软雅黑" w:hAnsi="微软雅黑" w:cs="微软雅黑" w:hint="eastAsia"/>
+          <w:lang w:eastAsia="zh-CN"/>
+        </w:rPr>
+        <w:t>结论条：大模型只负责提建议，能不能写进去软件说了算；表单确认后才写入，人一直在最后一道</w:t>
+      </w:r>
+    </w:p>
+    <w:p>
+      <w:pPr>
+        <w:pStyle w:val="ListBullet"/>
+        <w:spacing w:after="84"/>
+      </w:pPr>
+      <w:r>
+        <w:rPr>
+          <w:rFonts w:ascii="微软雅黑" w:eastAsia="微软雅黑" w:hAnsi="微软雅黑" w:cs="微软雅黑" w:hint="eastAsia"/>
+          <w:lang w:eastAsia="zh-CN"/>
+        </w:rPr>
+        <w:t>讲稿要点：这是</w:t>
+      </w:r>
+      <w:r>
+        <w:t>"</w:t>
+      </w:r>
+      <w:r>
+        <w:rPr>
+          <w:rFonts w:ascii="微软雅黑" w:eastAsia="微软雅黑" w:hAnsi="微软雅黑" w:cs="微软雅黑" w:hint="eastAsia"/>
+          <w:lang w:eastAsia="zh-CN"/>
+        </w:rPr>
+        <w:t>防</w:t>
+      </w:r>
+      <w:r>
+        <w:t xml:space="preserve"> AI </w:t>
+      </w:r>
+      <w:r>
+        <w:rPr>
+          <w:rFonts w:ascii="微软雅黑" w:eastAsia="微软雅黑" w:hAnsi="微软雅黑" w:cs="微软雅黑" w:hint="eastAsia"/>
+          <w:lang w:eastAsia="zh-CN"/>
+        </w:rPr>
+        <w:t>出错</w:t>
+      </w:r>
+      <w:r>
+        <w:t>"</w:t>
+      </w:r>
+      <w:r>
+        <w:rPr>
+          <w:rFonts w:ascii="微软雅黑" w:eastAsia="微软雅黑" w:hAnsi="微软雅黑" w:cs="微软雅黑" w:hint="eastAsia"/>
+          <w:lang w:eastAsia="zh-CN"/>
+        </w:rPr>
+        <w:t>的核心设计，用一句话讲透</w:t>
+      </w:r>
+      <w:r>
+        <w:t xml:space="preserve">——"AI </w:t>
+      </w:r>
+      <w:r>
+        <w:rPr>
+          <w:rFonts w:ascii="微软雅黑" w:eastAsia="微软雅黑" w:hAnsi="微软雅黑" w:cs="微软雅黑" w:hint="eastAsia"/>
+          <w:lang w:eastAsia="zh-CN"/>
+        </w:rPr>
+        <w:t>可能胡说，但胡说的东西写不进你的提醒列表</w:t>
+      </w:r>
+      <w:r>
+        <w:t>"</w:t>
+      </w:r>
+      <w:r>
+        <w:rPr>
+          <w:rFonts w:ascii="微软雅黑" w:eastAsia="微软雅黑" w:hAnsi="微软雅黑" w:cs="微软雅黑" w:hint="eastAsia"/>
+          <w:lang w:eastAsia="zh-CN"/>
+        </w:rPr>
+        <w:t>。</w:t>
       </w:r>
     </w:p>
     <w:p>
@@ -3515,7 +3448,7 @@
           <w:sz w:val="24"/>
           <w:lang w:eastAsia="zh-CN"/>
         </w:rPr>
-        <w:t>P17 · 与同类产品对比</w:t>
+        <w:t>P17 · 五个不一样的地方</w:t>
       </w:r>
     </w:p>
     <w:p>
@@ -3528,1056 +3461,215 @@
           <w:rFonts w:ascii="微软雅黑" w:eastAsia="微软雅黑" w:hAnsi="微软雅黑" w:cs="微软雅黑" w:hint="eastAsia"/>
           <w:lang w:eastAsia="zh-CN"/>
         </w:rPr>
-        <w:t>对比表（横向维度，纵向产品）：</w:t>
+        <w:t>左：</w:t>
+      </w:r>
+      <w:r>
+        <w:t xml:space="preserve">01 </w:t>
+      </w:r>
+      <w:r>
+        <w:rPr>
+          <w:rFonts w:ascii="微软雅黑" w:eastAsia="微软雅黑" w:hAnsi="微软雅黑" w:cs="微软雅黑" w:hint="eastAsia"/>
+          <w:lang w:eastAsia="zh-CN"/>
+        </w:rPr>
+        <w:t>说一句话就设好</w:t>
+      </w:r>
+      <w:r>
+        <w:t xml:space="preserve"> </w:t>
+      </w:r>
+      <w:r>
+        <w:rPr>
+          <w:rFonts w:ascii="微软雅黑" w:eastAsia="微软雅黑" w:hAnsi="微软雅黑" w:cs="微软雅黑" w:hint="eastAsia"/>
+          <w:lang w:eastAsia="zh-CN"/>
+        </w:rPr>
+        <w:t>｜</w:t>
+      </w:r>
+      <w:r>
+        <w:t xml:space="preserve"> 02 </w:t>
+      </w:r>
+      <w:r>
+        <w:rPr>
+          <w:rFonts w:ascii="微软雅黑" w:eastAsia="微软雅黑" w:hAnsi="微软雅黑" w:cs="微软雅黑" w:hint="eastAsia"/>
+          <w:lang w:eastAsia="zh-CN"/>
+        </w:rPr>
+        <w:t>没网也能听懂</w:t>
+      </w:r>
+      <w:r>
+        <w:t xml:space="preserve"> </w:t>
+      </w:r>
+      <w:r>
+        <w:rPr>
+          <w:rFonts w:ascii="微软雅黑" w:eastAsia="微软雅黑" w:hAnsi="微软雅黑" w:cs="微软雅黑" w:hint="eastAsia"/>
+          <w:lang w:eastAsia="zh-CN"/>
+        </w:rPr>
+        <w:t>｜</w:t>
+      </w:r>
+      <w:r>
+        <w:t xml:space="preserve"> 03 AI </w:t>
+      </w:r>
+      <w:r>
+        <w:rPr>
+          <w:rFonts w:ascii="微软雅黑" w:eastAsia="微软雅黑" w:hAnsi="微软雅黑" w:cs="微软雅黑" w:hint="eastAsia"/>
+          <w:lang w:eastAsia="zh-CN"/>
+        </w:rPr>
+        <w:t>说的先核一遍</w:t>
+      </w:r>
+      <w:r>
+        <w:t xml:space="preserve"> </w:t>
+      </w:r>
+      <w:r>
+        <w:rPr>
+          <w:rFonts w:ascii="微软雅黑" w:eastAsia="微软雅黑" w:hAnsi="微软雅黑" w:cs="微软雅黑" w:hint="eastAsia"/>
+          <w:lang w:eastAsia="zh-CN"/>
+        </w:rPr>
+        <w:t>｜</w:t>
+      </w:r>
+      <w:r>
+        <w:t xml:space="preserve"> 04 </w:t>
+      </w:r>
+      <w:r>
+        <w:rPr>
+          <w:rFonts w:ascii="微软雅黑" w:eastAsia="微软雅黑" w:hAnsi="微软雅黑" w:cs="微软雅黑" w:hint="eastAsia"/>
+          <w:lang w:eastAsia="zh-CN"/>
+        </w:rPr>
+        <w:t>一个人</w:t>
+      </w:r>
+      <w:r>
+        <w:t xml:space="preserve"> + AI </w:t>
+      </w:r>
+      <w:r>
+        <w:rPr>
+          <w:rFonts w:ascii="微软雅黑" w:eastAsia="微软雅黑" w:hAnsi="微软雅黑" w:cs="微软雅黑" w:hint="eastAsia"/>
+          <w:lang w:eastAsia="zh-CN"/>
+        </w:rPr>
+        <w:t>助手做出来（</w:t>
+      </w:r>
+      <w:r>
+        <w:t xml:space="preserve">138 </w:t>
+      </w:r>
+      <w:r>
+        <w:rPr>
+          <w:rFonts w:ascii="微软雅黑" w:eastAsia="微软雅黑" w:hAnsi="微软雅黑" w:cs="微软雅黑" w:hint="eastAsia"/>
+          <w:lang w:eastAsia="zh-CN"/>
+        </w:rPr>
+        <w:t>项检查兜底）｜</w:t>
+      </w:r>
+      <w:r>
+        <w:t xml:space="preserve"> 05 </w:t>
+      </w:r>
+      <w:r>
+        <w:rPr>
+          <w:rFonts w:ascii="微软雅黑" w:eastAsia="微软雅黑" w:hAnsi="微软雅黑" w:cs="微软雅黑" w:hint="eastAsia"/>
+          <w:lang w:eastAsia="zh-CN"/>
+        </w:rPr>
+        <w:t>立场是让你休息</w:t>
       </w:r>
     </w:p>
-    <w:tbl>
-      <w:tblPr>
-        <w:tblW w:type="pct" w:w="5000"/>
-        <w:tblLook w:firstColumn="1" w:firstRow="1" w:lastColumn="0" w:lastRow="0" w:noHBand="0" w:noVBand="1" w:val="04A0"/>
-        <w:tblLayout w:type="autofit"/>
-      </w:tblPr>
-      <w:tblGrid>
-        <w:gridCol w:w="2160"/>
-        <w:gridCol w:w="2160"/>
-        <w:gridCol w:w="2160"/>
-        <w:gridCol w:w="2160"/>
-      </w:tblGrid>
-      <w:tr>
-        <w:tc>
-          <w:tcPr>
-            <w:tcW w:type="dxa" w:w="2160"/>
-            <w:vAlign w:val="center"/>
-            <w:tcBorders>
-              <w:top w:val="single" w:sz="6" w:space="0" w:color="E0E0E0"/>
-              <w:bottom w:val="single" w:sz="6" w:space="0" w:color="E0E0E0"/>
-              <w:left w:val="single" w:sz="6" w:space="0" w:color="E0E0E0"/>
-              <w:right w:val="single" w:sz="6" w:space="0" w:color="E0E0E0"/>
-            </w:tcBorders>
-            <w:shd w:val="clear" w:color="auto" w:fill="F5F7FA"/>
-            <w:tcMar>
-              <w:top w:w="120" w:type="dxa"/>
-              <w:bottom w:w="120" w:type="dxa"/>
-              <w:left w:w="168" w:type="dxa"/>
-              <w:right w:w="168" w:type="dxa"/>
-            </w:tcMar>
-          </w:tcPr>
-          <w:p>
-            <w:pPr>
-              <w:jc w:val="left"/>
-              <w:spacing w:line="240" w:lineRule="auto" w:before="45" w:after="45"/>
-            </w:pPr>
-            <w:r>
-              <w:rPr>
-                <w:rFonts w:ascii="微软雅黑" w:hAnsi="微软雅黑" w:eastAsia="微软雅黑" w:hint="eastAsia"/>
-                <w:b/>
-                <w:color w:val="1A237E"/>
-                <w:sz w:val="18"/>
-              </w:rPr>
-              <w:t>对比维度</w:t>
-            </w:r>
-          </w:p>
-        </w:tc>
-        <w:tc>
-          <w:tcPr>
-            <w:tcW w:type="dxa" w:w="2160"/>
-            <w:vAlign w:val="center"/>
-            <w:tcBorders>
-              <w:top w:val="single" w:sz="6" w:space="0" w:color="E0E0E0"/>
-              <w:bottom w:val="single" w:sz="6" w:space="0" w:color="E0E0E0"/>
-              <w:left w:val="single" w:sz="6" w:space="0" w:color="E0E0E0"/>
-              <w:right w:val="single" w:sz="6" w:space="0" w:color="E0E0E0"/>
-            </w:tcBorders>
-            <w:shd w:val="clear" w:color="auto" w:fill="F5F7FA"/>
-            <w:tcMar>
-              <w:top w:w="120" w:type="dxa"/>
-              <w:bottom w:w="120" w:type="dxa"/>
-              <w:left w:w="168" w:type="dxa"/>
-              <w:right w:w="168" w:type="dxa"/>
-            </w:tcMar>
-          </w:tcPr>
-          <w:p>
-            <w:pPr>
-              <w:jc w:val="left"/>
-              <w:spacing w:line="240" w:lineRule="auto" w:before="45" w:after="45"/>
-            </w:pPr>
-            <w:r>
-              <w:rPr>
-                <w:rFonts w:ascii="微软雅黑" w:hAnsi="微软雅黑" w:eastAsia="微软雅黑" w:hint="eastAsia"/>
-                <w:b/>
-                <w:color w:val="1A237E"/>
-                <w:sz w:val="18"/>
-              </w:rPr>
-              <w:t>系统自带提醒</w:t>
-            </w:r>
-          </w:p>
-        </w:tc>
-        <w:tc>
-          <w:tcPr>
-            <w:tcW w:type="dxa" w:w="2160"/>
-            <w:vAlign w:val="center"/>
-            <w:tcBorders>
-              <w:top w:val="single" w:sz="6" w:space="0" w:color="E0E0E0"/>
-              <w:bottom w:val="single" w:sz="6" w:space="0" w:color="E0E0E0"/>
-              <w:left w:val="single" w:sz="6" w:space="0" w:color="E0E0E0"/>
-              <w:right w:val="single" w:sz="6" w:space="0" w:color="E0E0E0"/>
-            </w:tcBorders>
-            <w:shd w:val="clear" w:color="auto" w:fill="F5F7FA"/>
-            <w:tcMar>
-              <w:top w:w="120" w:type="dxa"/>
-              <w:bottom w:w="120" w:type="dxa"/>
-              <w:left w:w="168" w:type="dxa"/>
-              <w:right w:w="168" w:type="dxa"/>
-            </w:tcMar>
-          </w:tcPr>
-          <w:p>
-            <w:pPr>
-              <w:jc w:val="left"/>
-              <w:spacing w:line="240" w:lineRule="auto" w:before="45" w:after="45"/>
-            </w:pPr>
-            <w:r>
-              <w:rPr>
-                <w:rFonts w:ascii="微软雅黑" w:hAnsi="微软雅黑" w:eastAsia="微软雅黑" w:hint="eastAsia"/>
-                <w:b/>
-                <w:color w:val="1A237E"/>
-                <w:sz w:val="18"/>
-              </w:rPr>
-              <w:t>番茄钟类工具</w:t>
-            </w:r>
-          </w:p>
-        </w:tc>
-        <w:tc>
-          <w:tcPr>
-            <w:tcW w:type="dxa" w:w="2160"/>
-            <w:vAlign w:val="center"/>
-            <w:tcBorders>
-              <w:top w:val="single" w:sz="6" w:space="0" w:color="E0E0E0"/>
-              <w:bottom w:val="single" w:sz="6" w:space="0" w:color="E0E0E0"/>
-              <w:left w:val="single" w:sz="6" w:space="0" w:color="E0E0E0"/>
-              <w:right w:val="single" w:sz="6" w:space="0" w:color="E0E0E0"/>
-            </w:tcBorders>
-            <w:shd w:val="clear" w:color="auto" w:fill="F5F7FA"/>
-            <w:tcMar>
-              <w:top w:w="120" w:type="dxa"/>
-              <w:bottom w:w="120" w:type="dxa"/>
-              <w:left w:w="168" w:type="dxa"/>
-              <w:right w:w="168" w:type="dxa"/>
-            </w:tcMar>
-          </w:tcPr>
-          <w:p>
-            <w:pPr>
-              <w:jc w:val="left"/>
-              <w:spacing w:line="240" w:lineRule="auto" w:before="45" w:after="45"/>
-            </w:pPr>
-            <w:r>
-              <w:rPr>
-                <w:rFonts w:ascii="微软雅黑" w:hAnsi="微软雅黑" w:eastAsia="微软雅黑" w:hint="eastAsia"/>
-                <w:b/>
-                <w:color w:val="1A237E"/>
-                <w:sz w:val="18"/>
-              </w:rPr>
-              <w:t>知歇</w:t>
-            </w:r>
-          </w:p>
-        </w:tc>
-      </w:tr>
-      <w:tr>
-        <w:tc>
-          <w:tcPr>
-            <w:tcW w:type="dxa" w:w="2160"/>
-            <w:vAlign w:val="center"/>
-            <w:tcBorders>
-              <w:top w:val="single" w:sz="6" w:space="0" w:color="E0E0E0"/>
-              <w:bottom w:val="single" w:sz="6" w:space="0" w:color="E0E0E0"/>
-              <w:left w:val="single" w:sz="6" w:space="0" w:color="E0E0E0"/>
-              <w:right w:val="single" w:sz="6" w:space="0" w:color="E0E0E0"/>
-            </w:tcBorders>
-            <w:tcMar>
-              <w:top w:w="120" w:type="dxa"/>
-              <w:bottom w:w="120" w:type="dxa"/>
-              <w:left w:w="168" w:type="dxa"/>
-              <w:right w:w="168" w:type="dxa"/>
-            </w:tcMar>
-          </w:tcPr>
-          <w:p>
-            <w:pPr>
-              <w:jc w:val="left"/>
-              <w:spacing w:line="240" w:lineRule="auto" w:before="45" w:after="45"/>
-            </w:pPr>
-            <w:r>
-              <w:rPr>
-                <w:color w:val="212121"/>
-                <w:sz w:val="18"/>
-              </w:rPr>
-              <w:t>自然语言创建</w:t>
-            </w:r>
-          </w:p>
-        </w:tc>
-        <w:tc>
-          <w:tcPr>
-            <w:tcW w:type="dxa" w:w="2160"/>
-            <w:vAlign w:val="center"/>
-            <w:tcBorders>
-              <w:top w:val="single" w:sz="6" w:space="0" w:color="E0E0E0"/>
-              <w:bottom w:val="single" w:sz="6" w:space="0" w:color="E0E0E0"/>
-              <w:left w:val="single" w:sz="6" w:space="0" w:color="E0E0E0"/>
-              <w:right w:val="single" w:sz="6" w:space="0" w:color="E0E0E0"/>
-            </w:tcBorders>
-            <w:tcMar>
-              <w:top w:w="120" w:type="dxa"/>
-              <w:bottom w:w="120" w:type="dxa"/>
-              <w:left w:w="168" w:type="dxa"/>
-              <w:right w:w="168" w:type="dxa"/>
-            </w:tcMar>
-          </w:tcPr>
-          <w:p>
-            <w:pPr>
-              <w:jc w:val="left"/>
-              <w:spacing w:line="240" w:lineRule="auto" w:before="45" w:after="45"/>
-            </w:pPr>
-            <w:r>
-              <w:rPr>
-                <w:color w:val="212121"/>
-                <w:sz w:val="18"/>
-              </w:rPr>
-              <w:t>✗</w:t>
-            </w:r>
-          </w:p>
-        </w:tc>
-        <w:tc>
-          <w:tcPr>
-            <w:tcW w:type="dxa" w:w="2160"/>
-            <w:vAlign w:val="center"/>
-            <w:tcBorders>
-              <w:top w:val="single" w:sz="6" w:space="0" w:color="E0E0E0"/>
-              <w:bottom w:val="single" w:sz="6" w:space="0" w:color="E0E0E0"/>
-              <w:left w:val="single" w:sz="6" w:space="0" w:color="E0E0E0"/>
-              <w:right w:val="single" w:sz="6" w:space="0" w:color="E0E0E0"/>
-            </w:tcBorders>
-            <w:tcMar>
-              <w:top w:w="120" w:type="dxa"/>
-              <w:bottom w:w="120" w:type="dxa"/>
-              <w:left w:w="168" w:type="dxa"/>
-              <w:right w:w="168" w:type="dxa"/>
-            </w:tcMar>
-          </w:tcPr>
-          <w:p>
-            <w:pPr>
-              <w:jc w:val="left"/>
-              <w:spacing w:line="240" w:lineRule="auto" w:before="45" w:after="45"/>
-            </w:pPr>
-            <w:r>
-              <w:rPr>
-                <w:color w:val="212121"/>
-                <w:sz w:val="18"/>
-              </w:rPr>
-              <w:t>✗</w:t>
-            </w:r>
-          </w:p>
-        </w:tc>
-        <w:tc>
-          <w:tcPr>
-            <w:tcW w:type="dxa" w:w="2160"/>
-            <w:vAlign w:val="center"/>
-            <w:tcBorders>
-              <w:top w:val="single" w:sz="6" w:space="0" w:color="E0E0E0"/>
-              <w:bottom w:val="single" w:sz="6" w:space="0" w:color="E0E0E0"/>
-              <w:left w:val="single" w:sz="6" w:space="0" w:color="E0E0E0"/>
-              <w:right w:val="single" w:sz="6" w:space="0" w:color="E0E0E0"/>
-            </w:tcBorders>
-            <w:tcMar>
-              <w:top w:w="120" w:type="dxa"/>
-              <w:bottom w:w="120" w:type="dxa"/>
-              <w:left w:w="168" w:type="dxa"/>
-              <w:right w:w="168" w:type="dxa"/>
-            </w:tcMar>
-          </w:tcPr>
-          <w:p>
-            <w:pPr>
-              <w:jc w:val="left"/>
-              <w:spacing w:line="240" w:lineRule="auto" w:before="45" w:after="45"/>
-            </w:pPr>
-            <w:r>
-              <w:rPr>
-                <w:color w:val="212121"/>
-                <w:sz w:val="18"/>
-              </w:rPr>
-              <w:t>✓</w:t>
-            </w:r>
-          </w:p>
-        </w:tc>
-      </w:tr>
-      <w:tr>
-        <w:tc>
-          <w:tcPr>
-            <w:tcW w:type="dxa" w:w="2160"/>
-            <w:vAlign w:val="center"/>
-            <w:tcBorders>
-              <w:top w:val="single" w:sz="6" w:space="0" w:color="E0E0E0"/>
-              <w:bottom w:val="single" w:sz="6" w:space="0" w:color="E0E0E0"/>
-              <w:left w:val="single" w:sz="6" w:space="0" w:color="E0E0E0"/>
-              <w:right w:val="single" w:sz="6" w:space="0" w:color="E0E0E0"/>
-            </w:tcBorders>
-            <w:tcMar>
-              <w:top w:w="120" w:type="dxa"/>
-              <w:bottom w:w="120" w:type="dxa"/>
-              <w:left w:w="168" w:type="dxa"/>
-              <w:right w:w="168" w:type="dxa"/>
-            </w:tcMar>
-          </w:tcPr>
-          <w:p>
-            <w:pPr>
-              <w:jc w:val="left"/>
-              <w:spacing w:line="240" w:lineRule="auto" w:before="45" w:after="45"/>
-            </w:pPr>
-            <w:r>
-              <w:rPr>
-                <w:color w:val="212121"/>
-                <w:sz w:val="18"/>
-              </w:rPr>
-              <w:t>离线可用</w:t>
-            </w:r>
-          </w:p>
-        </w:tc>
-        <w:tc>
-          <w:tcPr>
-            <w:tcW w:type="dxa" w:w="2160"/>
-            <w:vAlign w:val="center"/>
-            <w:tcBorders>
-              <w:top w:val="single" w:sz="6" w:space="0" w:color="E0E0E0"/>
-              <w:bottom w:val="single" w:sz="6" w:space="0" w:color="E0E0E0"/>
-              <w:left w:val="single" w:sz="6" w:space="0" w:color="E0E0E0"/>
-              <w:right w:val="single" w:sz="6" w:space="0" w:color="E0E0E0"/>
-            </w:tcBorders>
-            <w:tcMar>
-              <w:top w:w="120" w:type="dxa"/>
-              <w:bottom w:w="120" w:type="dxa"/>
-              <w:left w:w="168" w:type="dxa"/>
-              <w:right w:w="168" w:type="dxa"/>
-            </w:tcMar>
-          </w:tcPr>
-          <w:p>
-            <w:pPr>
-              <w:jc w:val="left"/>
-              <w:spacing w:line="240" w:lineRule="auto" w:before="45" w:after="45"/>
-            </w:pPr>
-            <w:r>
-              <w:rPr>
-                <w:color w:val="212121"/>
-                <w:sz w:val="18"/>
-              </w:rPr>
-              <w:t>✓</w:t>
-            </w:r>
-          </w:p>
-        </w:tc>
-        <w:tc>
-          <w:tcPr>
-            <w:tcW w:type="dxa" w:w="2160"/>
-            <w:vAlign w:val="center"/>
-            <w:tcBorders>
-              <w:top w:val="single" w:sz="6" w:space="0" w:color="E0E0E0"/>
-              <w:bottom w:val="single" w:sz="6" w:space="0" w:color="E0E0E0"/>
-              <w:left w:val="single" w:sz="6" w:space="0" w:color="E0E0E0"/>
-              <w:right w:val="single" w:sz="6" w:space="0" w:color="E0E0E0"/>
-            </w:tcBorders>
-            <w:tcMar>
-              <w:top w:w="120" w:type="dxa"/>
-              <w:bottom w:w="120" w:type="dxa"/>
-              <w:left w:w="168" w:type="dxa"/>
-              <w:right w:w="168" w:type="dxa"/>
-            </w:tcMar>
-          </w:tcPr>
-          <w:p>
-            <w:pPr>
-              <w:jc w:val="left"/>
-              <w:spacing w:line="240" w:lineRule="auto" w:before="45" w:after="45"/>
-            </w:pPr>
-            <w:r>
-              <w:rPr>
-                <w:color w:val="212121"/>
-                <w:sz w:val="18"/>
-              </w:rPr>
-              <w:t>部分</w:t>
-            </w:r>
-          </w:p>
-        </w:tc>
-        <w:tc>
-          <w:tcPr>
-            <w:tcW w:type="dxa" w:w="2160"/>
-            <w:vAlign w:val="center"/>
-            <w:tcBorders>
-              <w:top w:val="single" w:sz="6" w:space="0" w:color="E0E0E0"/>
-              <w:bottom w:val="single" w:sz="6" w:space="0" w:color="E0E0E0"/>
-              <w:left w:val="single" w:sz="6" w:space="0" w:color="E0E0E0"/>
-              <w:right w:val="single" w:sz="6" w:space="0" w:color="E0E0E0"/>
-            </w:tcBorders>
-            <w:tcMar>
-              <w:top w:w="120" w:type="dxa"/>
-              <w:bottom w:w="120" w:type="dxa"/>
-              <w:left w:w="168" w:type="dxa"/>
-              <w:right w:w="168" w:type="dxa"/>
-            </w:tcMar>
-          </w:tcPr>
-          <w:p>
-            <w:pPr>
-              <w:jc w:val="left"/>
-              <w:spacing w:line="240" w:lineRule="auto" w:before="45" w:after="45"/>
-            </w:pPr>
-            <w:r>
-              <w:rPr>
-                <w:color w:val="212121"/>
-                <w:sz w:val="18"/>
-              </w:rPr>
-              <w:t>✓</w:t>
-            </w:r>
-            <w:r>
-              <w:rPr>
-                <w:color w:val="212121"/>
-                <w:sz w:val="18"/>
-              </w:rPr>
-              <w:t xml:space="preserve"> </w:t>
-            </w:r>
-            <w:r>
-              <w:rPr>
-                <w:color w:val="212121"/>
-                <w:sz w:val="18"/>
-              </w:rPr>
-              <w:t>（智能体也可离线）</w:t>
-            </w:r>
-          </w:p>
-        </w:tc>
-      </w:tr>
-      <w:tr>
-        <w:tc>
-          <w:tcPr>
-            <w:tcW w:type="dxa" w:w="2160"/>
-            <w:vAlign w:val="center"/>
-            <w:tcBorders>
-              <w:top w:val="single" w:sz="6" w:space="0" w:color="E0E0E0"/>
-              <w:bottom w:val="single" w:sz="6" w:space="0" w:color="E0E0E0"/>
-              <w:left w:val="single" w:sz="6" w:space="0" w:color="E0E0E0"/>
-              <w:right w:val="single" w:sz="6" w:space="0" w:color="E0E0E0"/>
-            </w:tcBorders>
-            <w:tcMar>
-              <w:top w:w="120" w:type="dxa"/>
-              <w:bottom w:w="120" w:type="dxa"/>
-              <w:left w:w="168" w:type="dxa"/>
-              <w:right w:w="168" w:type="dxa"/>
-            </w:tcMar>
-          </w:tcPr>
-          <w:p>
-            <w:pPr>
-              <w:jc w:val="left"/>
-              <w:spacing w:line="240" w:lineRule="auto" w:before="45" w:after="45"/>
-            </w:pPr>
-            <w:r>
-              <w:rPr>
-                <w:color w:val="212121"/>
-                <w:sz w:val="18"/>
-              </w:rPr>
-              <w:t>系统操作（锁屏</w:t>
-            </w:r>
-            <w:r>
-              <w:rPr>
-                <w:color w:val="212121"/>
-                <w:sz w:val="18"/>
-              </w:rPr>
-              <w:t xml:space="preserve"> </w:t>
-            </w:r>
-            <w:r>
-              <w:rPr>
-                <w:color w:val="212121"/>
-                <w:sz w:val="18"/>
-              </w:rPr>
-              <w:t>/</w:t>
-            </w:r>
-            <w:r>
-              <w:rPr>
-                <w:color w:val="212121"/>
-                <w:sz w:val="18"/>
-              </w:rPr>
-              <w:t xml:space="preserve"> </w:t>
-            </w:r>
-            <w:r>
-              <w:rPr>
-                <w:color w:val="212121"/>
-                <w:sz w:val="18"/>
-              </w:rPr>
-              <w:t>关机）</w:t>
-            </w:r>
-          </w:p>
-        </w:tc>
-        <w:tc>
-          <w:tcPr>
-            <w:tcW w:type="dxa" w:w="2160"/>
-            <w:vAlign w:val="center"/>
-            <w:tcBorders>
-              <w:top w:val="single" w:sz="6" w:space="0" w:color="E0E0E0"/>
-              <w:bottom w:val="single" w:sz="6" w:space="0" w:color="E0E0E0"/>
-              <w:left w:val="single" w:sz="6" w:space="0" w:color="E0E0E0"/>
-              <w:right w:val="single" w:sz="6" w:space="0" w:color="E0E0E0"/>
-            </w:tcBorders>
-            <w:tcMar>
-              <w:top w:w="120" w:type="dxa"/>
-              <w:bottom w:w="120" w:type="dxa"/>
-              <w:left w:w="168" w:type="dxa"/>
-              <w:right w:w="168" w:type="dxa"/>
-            </w:tcMar>
-          </w:tcPr>
-          <w:p>
-            <w:pPr>
-              <w:jc w:val="left"/>
-              <w:spacing w:line="240" w:lineRule="auto" w:before="45" w:after="45"/>
-            </w:pPr>
-            <w:r>
-              <w:rPr>
-                <w:color w:val="212121"/>
-                <w:sz w:val="18"/>
-              </w:rPr>
-              <w:t>部分</w:t>
-            </w:r>
-          </w:p>
-        </w:tc>
-        <w:tc>
-          <w:tcPr>
-            <w:tcW w:type="dxa" w:w="2160"/>
-            <w:vAlign w:val="center"/>
-            <w:tcBorders>
-              <w:top w:val="single" w:sz="6" w:space="0" w:color="E0E0E0"/>
-              <w:bottom w:val="single" w:sz="6" w:space="0" w:color="E0E0E0"/>
-              <w:left w:val="single" w:sz="6" w:space="0" w:color="E0E0E0"/>
-              <w:right w:val="single" w:sz="6" w:space="0" w:color="E0E0E0"/>
-            </w:tcBorders>
-            <w:tcMar>
-              <w:top w:w="120" w:type="dxa"/>
-              <w:bottom w:w="120" w:type="dxa"/>
-              <w:left w:w="168" w:type="dxa"/>
-              <w:right w:w="168" w:type="dxa"/>
-            </w:tcMar>
-          </w:tcPr>
-          <w:p>
-            <w:pPr>
-              <w:jc w:val="left"/>
-              <w:spacing w:line="240" w:lineRule="auto" w:before="45" w:after="45"/>
-            </w:pPr>
-            <w:r>
-              <w:rPr>
-                <w:color w:val="212121"/>
-                <w:sz w:val="18"/>
-              </w:rPr>
-              <w:t>✗</w:t>
-            </w:r>
-          </w:p>
-        </w:tc>
-        <w:tc>
-          <w:tcPr>
-            <w:tcW w:type="dxa" w:w="2160"/>
-            <w:vAlign w:val="center"/>
-            <w:tcBorders>
-              <w:top w:val="single" w:sz="6" w:space="0" w:color="E0E0E0"/>
-              <w:bottom w:val="single" w:sz="6" w:space="0" w:color="E0E0E0"/>
-              <w:left w:val="single" w:sz="6" w:space="0" w:color="E0E0E0"/>
-              <w:right w:val="single" w:sz="6" w:space="0" w:color="E0E0E0"/>
-            </w:tcBorders>
-            <w:tcMar>
-              <w:top w:w="120" w:type="dxa"/>
-              <w:bottom w:w="120" w:type="dxa"/>
-              <w:left w:w="168" w:type="dxa"/>
-              <w:right w:w="168" w:type="dxa"/>
-            </w:tcMar>
-          </w:tcPr>
-          <w:p>
-            <w:pPr>
-              <w:jc w:val="left"/>
-              <w:spacing w:line="240" w:lineRule="auto" w:before="45" w:after="45"/>
-            </w:pPr>
-            <w:r>
-              <w:rPr>
-                <w:color w:val="212121"/>
-                <w:sz w:val="18"/>
-              </w:rPr>
-              <w:t>✓</w:t>
-            </w:r>
-          </w:p>
-        </w:tc>
-      </w:tr>
-      <w:tr>
-        <w:tc>
-          <w:tcPr>
-            <w:tcW w:type="dxa" w:w="2160"/>
-            <w:vAlign w:val="center"/>
-            <w:tcBorders>
-              <w:top w:val="single" w:sz="6" w:space="0" w:color="E0E0E0"/>
-              <w:bottom w:val="single" w:sz="6" w:space="0" w:color="E0E0E0"/>
-              <w:left w:val="single" w:sz="6" w:space="0" w:color="E0E0E0"/>
-              <w:right w:val="single" w:sz="6" w:space="0" w:color="E0E0E0"/>
-            </w:tcBorders>
-            <w:tcMar>
-              <w:top w:w="120" w:type="dxa"/>
-              <w:bottom w:w="120" w:type="dxa"/>
-              <w:left w:w="168" w:type="dxa"/>
-              <w:right w:w="168" w:type="dxa"/>
-            </w:tcMar>
-          </w:tcPr>
-          <w:p>
-            <w:pPr>
-              <w:jc w:val="left"/>
-              <w:spacing w:line="240" w:lineRule="auto" w:before="45" w:after="45"/>
-            </w:pPr>
-            <w:r>
-              <w:rPr>
-                <w:color w:val="212121"/>
-                <w:sz w:val="18"/>
-              </w:rPr>
-              <w:t>数据本地化</w:t>
-            </w:r>
-            <w:r>
-              <w:rPr>
-                <w:color w:val="212121"/>
-                <w:sz w:val="18"/>
-              </w:rPr>
-              <w:t xml:space="preserve"> </w:t>
-            </w:r>
-            <w:r>
-              <w:rPr>
-                <w:color w:val="212121"/>
-                <w:sz w:val="18"/>
-              </w:rPr>
-              <w:t xml:space="preserve"> / </w:t>
-            </w:r>
-            <w:r>
-              <w:rPr>
-                <w:color w:val="212121"/>
-                <w:sz w:val="18"/>
-              </w:rPr>
-              <w:t xml:space="preserve"> </w:t>
-            </w:r>
-            <w:r>
-              <w:rPr>
-                <w:color w:val="212121"/>
-                <w:sz w:val="18"/>
-              </w:rPr>
-              <w:t>无账号</w:t>
-            </w:r>
-          </w:p>
-        </w:tc>
-        <w:tc>
-          <w:tcPr>
-            <w:tcW w:type="dxa" w:w="2160"/>
-            <w:vAlign w:val="center"/>
-            <w:tcBorders>
-              <w:top w:val="single" w:sz="6" w:space="0" w:color="E0E0E0"/>
-              <w:bottom w:val="single" w:sz="6" w:space="0" w:color="E0E0E0"/>
-              <w:left w:val="single" w:sz="6" w:space="0" w:color="E0E0E0"/>
-              <w:right w:val="single" w:sz="6" w:space="0" w:color="E0E0E0"/>
-            </w:tcBorders>
-            <w:tcMar>
-              <w:top w:w="120" w:type="dxa"/>
-              <w:bottom w:w="120" w:type="dxa"/>
-              <w:left w:w="168" w:type="dxa"/>
-              <w:right w:w="168" w:type="dxa"/>
-            </w:tcMar>
-          </w:tcPr>
-          <w:p>
-            <w:pPr>
-              <w:jc w:val="left"/>
-              <w:spacing w:line="240" w:lineRule="auto" w:before="45" w:after="45"/>
-            </w:pPr>
-            <w:r>
-              <w:rPr>
-                <w:color w:val="212121"/>
-                <w:sz w:val="18"/>
-              </w:rPr>
-              <w:t>✓</w:t>
-            </w:r>
-          </w:p>
-        </w:tc>
-        <w:tc>
-          <w:tcPr>
-            <w:tcW w:type="dxa" w:w="2160"/>
-            <w:vAlign w:val="center"/>
-            <w:tcBorders>
-              <w:top w:val="single" w:sz="6" w:space="0" w:color="E0E0E0"/>
-              <w:bottom w:val="single" w:sz="6" w:space="0" w:color="E0E0E0"/>
-              <w:left w:val="single" w:sz="6" w:space="0" w:color="E0E0E0"/>
-              <w:right w:val="single" w:sz="6" w:space="0" w:color="E0E0E0"/>
-            </w:tcBorders>
-            <w:tcMar>
-              <w:top w:w="120" w:type="dxa"/>
-              <w:bottom w:w="120" w:type="dxa"/>
-              <w:left w:w="168" w:type="dxa"/>
-              <w:right w:w="168" w:type="dxa"/>
-            </w:tcMar>
-          </w:tcPr>
-          <w:p>
-            <w:pPr>
-              <w:jc w:val="left"/>
-              <w:spacing w:line="240" w:lineRule="auto" w:before="45" w:after="45"/>
-            </w:pPr>
-            <w:r>
-              <w:rPr>
-                <w:color w:val="212121"/>
-                <w:sz w:val="18"/>
-              </w:rPr>
-              <w:t>部分需登录</w:t>
-            </w:r>
-          </w:p>
-        </w:tc>
-        <w:tc>
-          <w:tcPr>
-            <w:tcW w:type="dxa" w:w="2160"/>
-            <w:vAlign w:val="center"/>
-            <w:tcBorders>
-              <w:top w:val="single" w:sz="6" w:space="0" w:color="E0E0E0"/>
-              <w:bottom w:val="single" w:sz="6" w:space="0" w:color="E0E0E0"/>
-              <w:left w:val="single" w:sz="6" w:space="0" w:color="E0E0E0"/>
-              <w:right w:val="single" w:sz="6" w:space="0" w:color="E0E0E0"/>
-            </w:tcBorders>
-            <w:tcMar>
-              <w:top w:w="120" w:type="dxa"/>
-              <w:bottom w:w="120" w:type="dxa"/>
-              <w:left w:w="168" w:type="dxa"/>
-              <w:right w:w="168" w:type="dxa"/>
-            </w:tcMar>
-          </w:tcPr>
-          <w:p>
-            <w:pPr>
-              <w:jc w:val="left"/>
-              <w:spacing w:line="240" w:lineRule="auto" w:before="45" w:after="45"/>
-            </w:pPr>
-            <w:r>
-              <w:rPr>
-                <w:color w:val="212121"/>
-                <w:sz w:val="18"/>
-              </w:rPr>
-              <w:t>✓</w:t>
-            </w:r>
-          </w:p>
-        </w:tc>
-      </w:tr>
-      <w:tr>
-        <w:tc>
-          <w:tcPr>
-            <w:tcW w:type="dxa" w:w="2160"/>
-            <w:vAlign w:val="center"/>
-            <w:tcBorders>
-              <w:top w:val="single" w:sz="6" w:space="0" w:color="E0E0E0"/>
-              <w:bottom w:val="single" w:sz="6" w:space="0" w:color="E0E0E0"/>
-              <w:left w:val="single" w:sz="6" w:space="0" w:color="E0E0E0"/>
-              <w:right w:val="single" w:sz="6" w:space="0" w:color="E0E0E0"/>
-            </w:tcBorders>
-            <w:tcMar>
-              <w:top w:w="120" w:type="dxa"/>
-              <w:bottom w:w="120" w:type="dxa"/>
-              <w:left w:w="168" w:type="dxa"/>
-              <w:right w:w="168" w:type="dxa"/>
-            </w:tcMar>
-          </w:tcPr>
-          <w:p>
-            <w:pPr>
-              <w:jc w:val="left"/>
-              <w:spacing w:line="240" w:lineRule="auto" w:before="45" w:after="45"/>
-            </w:pPr>
-            <w:r>
-              <w:rPr>
-                <w:color w:val="212121"/>
-                <w:sz w:val="18"/>
-              </w:rPr>
-              <w:t>可校验的</w:t>
-            </w:r>
-            <w:r>
-              <w:rPr>
-                <w:color w:val="212121"/>
-                <w:sz w:val="18"/>
-              </w:rPr>
-              <w:t xml:space="preserve"> </w:t>
-            </w:r>
-            <w:r>
-              <w:rPr>
-                <w:color w:val="212121"/>
-                <w:sz w:val="18"/>
-              </w:rPr>
-              <w:t xml:space="preserve"> AI </w:t>
-            </w:r>
-            <w:r>
-              <w:rPr>
-                <w:color w:val="212121"/>
-                <w:sz w:val="18"/>
-              </w:rPr>
-              <w:t xml:space="preserve"> </w:t>
-            </w:r>
-            <w:r>
-              <w:rPr>
-                <w:color w:val="212121"/>
-                <w:sz w:val="18"/>
-              </w:rPr>
-              <w:t>输出</w:t>
-            </w:r>
-          </w:p>
-        </w:tc>
-        <w:tc>
-          <w:tcPr>
-            <w:tcW w:type="dxa" w:w="2160"/>
-            <w:vAlign w:val="center"/>
-            <w:tcBorders>
-              <w:top w:val="single" w:sz="6" w:space="0" w:color="E0E0E0"/>
-              <w:bottom w:val="single" w:sz="6" w:space="0" w:color="E0E0E0"/>
-              <w:left w:val="single" w:sz="6" w:space="0" w:color="E0E0E0"/>
-              <w:right w:val="single" w:sz="6" w:space="0" w:color="E0E0E0"/>
-            </w:tcBorders>
-            <w:tcMar>
-              <w:top w:w="120" w:type="dxa"/>
-              <w:bottom w:w="120" w:type="dxa"/>
-              <w:left w:w="168" w:type="dxa"/>
-              <w:right w:w="168" w:type="dxa"/>
-            </w:tcMar>
-          </w:tcPr>
-          <w:p>
-            <w:pPr>
-              <w:jc w:val="left"/>
-              <w:spacing w:line="240" w:lineRule="auto" w:before="45" w:after="45"/>
-            </w:pPr>
-            <w:r>
-              <w:rPr>
-                <w:color w:val="212121"/>
-                <w:sz w:val="18"/>
-              </w:rPr>
-              <w:t>—</w:t>
-            </w:r>
-          </w:p>
-        </w:tc>
-        <w:tc>
-          <w:tcPr>
-            <w:tcW w:type="dxa" w:w="2160"/>
-            <w:vAlign w:val="center"/>
-            <w:tcBorders>
-              <w:top w:val="single" w:sz="6" w:space="0" w:color="E0E0E0"/>
-              <w:bottom w:val="single" w:sz="6" w:space="0" w:color="E0E0E0"/>
-              <w:left w:val="single" w:sz="6" w:space="0" w:color="E0E0E0"/>
-              <w:right w:val="single" w:sz="6" w:space="0" w:color="E0E0E0"/>
-            </w:tcBorders>
-            <w:tcMar>
-              <w:top w:w="120" w:type="dxa"/>
-              <w:bottom w:w="120" w:type="dxa"/>
-              <w:left w:w="168" w:type="dxa"/>
-              <w:right w:w="168" w:type="dxa"/>
-            </w:tcMar>
-          </w:tcPr>
-          <w:p>
-            <w:pPr>
-              <w:jc w:val="left"/>
-              <w:spacing w:line="240" w:lineRule="auto" w:before="45" w:after="45"/>
-            </w:pPr>
-            <w:r>
-              <w:rPr>
-                <w:color w:val="212121"/>
-                <w:sz w:val="18"/>
-              </w:rPr>
-              <w:t>—</w:t>
-            </w:r>
-          </w:p>
-        </w:tc>
-        <w:tc>
-          <w:tcPr>
-            <w:tcW w:type="dxa" w:w="2160"/>
-            <w:vAlign w:val="center"/>
-            <w:tcBorders>
-              <w:top w:val="single" w:sz="6" w:space="0" w:color="E0E0E0"/>
-              <w:bottom w:val="single" w:sz="6" w:space="0" w:color="E0E0E0"/>
-              <w:left w:val="single" w:sz="6" w:space="0" w:color="E0E0E0"/>
-              <w:right w:val="single" w:sz="6" w:space="0" w:color="E0E0E0"/>
-            </w:tcBorders>
-            <w:tcMar>
-              <w:top w:w="120" w:type="dxa"/>
-              <w:bottom w:w="120" w:type="dxa"/>
-              <w:left w:w="168" w:type="dxa"/>
-              <w:right w:w="168" w:type="dxa"/>
-            </w:tcMar>
-          </w:tcPr>
-          <w:p>
-            <w:pPr>
-              <w:jc w:val="left"/>
-              <w:spacing w:line="240" w:lineRule="auto" w:before="45" w:after="45"/>
-            </w:pPr>
-            <w:r>
-              <w:rPr>
-                <w:color w:val="212121"/>
-                <w:sz w:val="18"/>
-              </w:rPr>
-              <w:t>✓</w:t>
-            </w:r>
-          </w:p>
-        </w:tc>
-      </w:tr>
-      <w:tr>
-        <w:tc>
-          <w:tcPr>
-            <w:tcW w:type="dxa" w:w="2160"/>
-            <w:vAlign w:val="center"/>
-            <w:tcBorders>
-              <w:top w:val="single" w:sz="6" w:space="0" w:color="E0E0E0"/>
-              <w:bottom w:val="single" w:sz="6" w:space="0" w:color="E0E0E0"/>
-              <w:left w:val="single" w:sz="6" w:space="0" w:color="E0E0E0"/>
-              <w:right w:val="single" w:sz="6" w:space="0" w:color="E0E0E0"/>
-            </w:tcBorders>
-            <w:tcMar>
-              <w:top w:w="120" w:type="dxa"/>
-              <w:bottom w:w="120" w:type="dxa"/>
-              <w:left w:w="168" w:type="dxa"/>
-              <w:right w:w="168" w:type="dxa"/>
-            </w:tcMar>
-          </w:tcPr>
-          <w:p>
-            <w:pPr>
-              <w:jc w:val="left"/>
-              <w:spacing w:line="240" w:lineRule="auto" w:before="45" w:after="45"/>
-            </w:pPr>
-            <w:r>
-              <w:rPr>
-                <w:color w:val="212121"/>
-                <w:sz w:val="18"/>
-              </w:rPr>
-              <w:t>跨平台（</w:t>
-            </w:r>
-            <w:r>
-              <w:rPr>
-                <w:color w:val="212121"/>
-                <w:sz w:val="18"/>
-              </w:rPr>
-              <w:t xml:space="preserve"> </w:t>
-            </w:r>
-            <w:r>
-              <w:rPr>
-                <w:color w:val="212121"/>
-                <w:sz w:val="18"/>
-              </w:rPr>
-              <w:t>Win + macOS</w:t>
-            </w:r>
-            <w:r>
-              <w:rPr>
-                <w:color w:val="212121"/>
-                <w:sz w:val="18"/>
-              </w:rPr>
-              <w:t xml:space="preserve"> </w:t>
-            </w:r>
-            <w:r>
-              <w:rPr>
-                <w:color w:val="212121"/>
-                <w:sz w:val="18"/>
-              </w:rPr>
-              <w:t>）</w:t>
-            </w:r>
-          </w:p>
-        </w:tc>
-        <w:tc>
-          <w:tcPr>
-            <w:tcW w:type="dxa" w:w="2160"/>
-            <w:vAlign w:val="center"/>
-            <w:tcBorders>
-              <w:top w:val="single" w:sz="6" w:space="0" w:color="E0E0E0"/>
-              <w:bottom w:val="single" w:sz="6" w:space="0" w:color="E0E0E0"/>
-              <w:left w:val="single" w:sz="6" w:space="0" w:color="E0E0E0"/>
-              <w:right w:val="single" w:sz="6" w:space="0" w:color="E0E0E0"/>
-            </w:tcBorders>
-            <w:tcMar>
-              <w:top w:w="120" w:type="dxa"/>
-              <w:bottom w:w="120" w:type="dxa"/>
-              <w:left w:w="168" w:type="dxa"/>
-              <w:right w:w="168" w:type="dxa"/>
-            </w:tcMar>
-          </w:tcPr>
-          <w:p>
-            <w:pPr>
-              <w:jc w:val="left"/>
-              <w:spacing w:line="240" w:lineRule="auto" w:before="45" w:after="45"/>
-            </w:pPr>
-            <w:r>
-              <w:rPr>
-                <w:color w:val="212121"/>
-                <w:sz w:val="18"/>
-              </w:rPr>
-              <w:t>各自独立</w:t>
-            </w:r>
-          </w:p>
-        </w:tc>
-        <w:tc>
-          <w:tcPr>
-            <w:tcW w:type="dxa" w:w="2160"/>
-            <w:vAlign w:val="center"/>
-            <w:tcBorders>
-              <w:top w:val="single" w:sz="6" w:space="0" w:color="E0E0E0"/>
-              <w:bottom w:val="single" w:sz="6" w:space="0" w:color="E0E0E0"/>
-              <w:left w:val="single" w:sz="6" w:space="0" w:color="E0E0E0"/>
-              <w:right w:val="single" w:sz="6" w:space="0" w:color="E0E0E0"/>
-            </w:tcBorders>
-            <w:tcMar>
-              <w:top w:w="120" w:type="dxa"/>
-              <w:bottom w:w="120" w:type="dxa"/>
-              <w:left w:w="168" w:type="dxa"/>
-              <w:right w:w="168" w:type="dxa"/>
-            </w:tcMar>
-          </w:tcPr>
-          <w:p>
-            <w:pPr>
-              <w:jc w:val="left"/>
-              <w:spacing w:line="240" w:lineRule="auto" w:before="45" w:after="45"/>
-            </w:pPr>
-            <w:r>
-              <w:rPr>
-                <w:color w:val="212121"/>
-                <w:sz w:val="18"/>
-              </w:rPr>
-              <w:t>部分</w:t>
-            </w:r>
-          </w:p>
-        </w:tc>
-        <w:tc>
-          <w:tcPr>
-            <w:tcW w:type="dxa" w:w="2160"/>
-            <w:vAlign w:val="center"/>
-            <w:tcBorders>
-              <w:top w:val="single" w:sz="6" w:space="0" w:color="E0E0E0"/>
-              <w:bottom w:val="single" w:sz="6" w:space="0" w:color="E0E0E0"/>
-              <w:left w:val="single" w:sz="6" w:space="0" w:color="E0E0E0"/>
-              <w:right w:val="single" w:sz="6" w:space="0" w:color="E0E0E0"/>
-            </w:tcBorders>
-            <w:tcMar>
-              <w:top w:w="120" w:type="dxa"/>
-              <w:bottom w:w="120" w:type="dxa"/>
-              <w:left w:w="168" w:type="dxa"/>
-              <w:right w:w="168" w:type="dxa"/>
-            </w:tcMar>
-          </w:tcPr>
-          <w:p>
-            <w:pPr>
-              <w:jc w:val="left"/>
-              <w:spacing w:line="240" w:lineRule="auto" w:before="45" w:after="45"/>
-            </w:pPr>
-            <w:r>
-              <w:rPr>
-                <w:color w:val="212121"/>
-                <w:sz w:val="18"/>
-              </w:rPr>
-              <w:t xml:space="preserve">✓ </w:t>
-            </w:r>
-            <w:r>
-              <w:rPr>
-                <w:color w:val="212121"/>
-                <w:sz w:val="18"/>
-              </w:rPr>
-              <w:t xml:space="preserve"> </w:t>
-            </w:r>
-            <w:r>
-              <w:rPr>
-                <w:color w:val="212121"/>
-                <w:sz w:val="18"/>
-              </w:rPr>
-              <w:t>同一套代码</w:t>
-            </w:r>
-          </w:p>
-        </w:tc>
-      </w:tr>
-    </w:tbl>
+    <w:p>
+      <w:pPr>
+        <w:pStyle w:val="ListBullet"/>
+        <w:spacing w:after="84"/>
+      </w:pPr>
+      <w:r>
+        <w:rPr>
+          <w:rFonts w:ascii="微软雅黑" w:eastAsia="微软雅黑" w:hAnsi="微软雅黑" w:cs="微软雅黑" w:hint="eastAsia"/>
+          <w:lang w:eastAsia="zh-CN"/>
+        </w:rPr>
+        <w:t>右：和常用工具比（建提醒</w:t>
+      </w:r>
+      <w:r>
+        <w:t xml:space="preserve"> / </w:t>
+      </w:r>
+      <w:r>
+        <w:rPr>
+          <w:rFonts w:ascii="微软雅黑" w:eastAsia="微软雅黑" w:hAnsi="微软雅黑" w:cs="微软雅黑" w:hint="eastAsia"/>
+          <w:lang w:eastAsia="zh-CN"/>
+        </w:rPr>
+        <w:t>断网</w:t>
+      </w:r>
+      <w:r>
+        <w:t xml:space="preserve"> / </w:t>
+      </w:r>
+      <w:r>
+        <w:rPr>
+          <w:rFonts w:ascii="微软雅黑" w:eastAsia="微软雅黑" w:hAnsi="微软雅黑" w:cs="微软雅黑" w:hint="eastAsia"/>
+          <w:lang w:eastAsia="zh-CN"/>
+        </w:rPr>
+        <w:t>锁屏关机</w:t>
+      </w:r>
+      <w:r>
+        <w:t xml:space="preserve"> / </w:t>
+      </w:r>
+      <w:r>
+        <w:rPr>
+          <w:rFonts w:ascii="微软雅黑" w:eastAsia="微软雅黑" w:hAnsi="微软雅黑" w:cs="微软雅黑" w:hint="eastAsia"/>
+          <w:lang w:eastAsia="zh-CN"/>
+        </w:rPr>
+        <w:t>要不要账号）</w:t>
+      </w:r>
+      <w:r>
+        <w:t xml:space="preserve">+ </w:t>
+      </w:r>
+      <w:r>
+        <w:rPr>
+          <w:rFonts w:ascii="微软雅黑" w:eastAsia="微软雅黑" w:hAnsi="微软雅黑" w:cs="微软雅黑" w:hint="eastAsia"/>
+          <w:lang w:eastAsia="zh-CN"/>
+        </w:rPr>
+        <w:t>一句价值收束</w:t>
+      </w:r>
+    </w:p>
+    <w:p>
+      <w:pPr>
+        <w:pStyle w:val="ListBullet"/>
+        <w:spacing w:after="84"/>
+      </w:pPr>
+      <w:r>
+        <w:rPr>
+          <w:rFonts w:ascii="微软雅黑" w:eastAsia="微软雅黑" w:hAnsi="微软雅黑" w:cs="微软雅黑" w:hint="eastAsia"/>
+          <w:lang w:eastAsia="zh-CN"/>
+        </w:rPr>
+        <w:t>讲稿要点：别用</w:t>
+      </w:r>
+      <w:r>
+        <w:t>"</w:t>
+      </w:r>
+      <w:r>
+        <w:rPr>
+          <w:rFonts w:ascii="微软雅黑" w:eastAsia="微软雅黑" w:hAnsi="微软雅黑" w:cs="微软雅黑" w:hint="eastAsia"/>
+          <w:lang w:eastAsia="zh-CN"/>
+        </w:rPr>
+        <w:t>创新点一、创新点二</w:t>
+      </w:r>
+      <w:r>
+        <w:t>"</w:t>
+      </w:r>
+      <w:r>
+        <w:rPr>
+          <w:rFonts w:ascii="微软雅黑" w:eastAsia="微软雅黑" w:hAnsi="微软雅黑" w:cs="微软雅黑" w:hint="eastAsia"/>
+          <w:lang w:eastAsia="zh-CN"/>
+        </w:rPr>
+        <w:t>的腔调念，用</w:t>
+      </w:r>
+      <w:r>
+        <w:t>"</w:t>
+      </w:r>
+      <w:r>
+        <w:rPr>
+          <w:rFonts w:ascii="微软雅黑" w:eastAsia="微软雅黑" w:hAnsi="微软雅黑" w:cs="微软雅黑" w:hint="eastAsia"/>
+          <w:lang w:eastAsia="zh-CN"/>
+        </w:rPr>
+        <w:t>我们跟别人不一样的地方是</w:t>
+      </w:r>
+      <w:r>
+        <w:t>……"</w:t>
+      </w:r>
+      <w:r>
+        <w:rPr>
+          <w:rFonts w:ascii="微软雅黑" w:eastAsia="微软雅黑" w:hAnsi="微软雅黑" w:cs="微软雅黑" w:hint="eastAsia"/>
+          <w:lang w:eastAsia="zh-CN"/>
+        </w:rPr>
+        <w:t>的口气说。</w:t>
+      </w:r>
+    </w:p>
     <w:p>
       <w:pPr>
         <w:pStyle w:val="Heading3"/>
@@ -4590,7 +3682,7 @@
           <w:sz w:val="24"/>
           <w:lang w:eastAsia="zh-CN"/>
         </w:rPr>
-        <w:t>P18 · 预期成果</w:t>
+        <w:t>P18 · 结束页</w:t>
       </w:r>
     </w:p>
     <w:p>
@@ -4603,7 +3695,7 @@
           <w:rFonts w:ascii="微软雅黑" w:eastAsia="微软雅黑" w:hAnsi="微软雅黑" w:cs="微软雅黑" w:hint="eastAsia"/>
           <w:lang w:eastAsia="zh-CN"/>
         </w:rPr>
-        <w:t>可安装使用的双平台成品（三套安装包）</w:t>
+        <w:t>金句：知时而歇，张弛有度</w:t>
       </w:r>
     </w:p>
     <w:p>
@@ -4616,47 +3708,27 @@
           <w:rFonts w:ascii="微软雅黑" w:eastAsia="微软雅黑" w:hAnsi="微软雅黑" w:cs="微软雅黑" w:hint="eastAsia"/>
           <w:lang w:eastAsia="zh-CN"/>
         </w:rPr>
-        <w:t>可复用的</w:t>
-      </w:r>
-      <w:r>
-        <w:t>"</w:t>
+        <w:t>一行：已经做完，官网可直接下载安装；</w:t>
+      </w:r>
+      <w:r>
+        <w:t xml:space="preserve">Windows </w:t>
       </w:r>
       <w:r>
         <w:rPr>
           <w:rFonts w:ascii="微软雅黑" w:eastAsia="微软雅黑" w:hAnsi="微软雅黑" w:cs="微软雅黑" w:hint="eastAsia"/>
           <w:lang w:eastAsia="zh-CN"/>
         </w:rPr>
-        <w:t>自然语言</w:t>
-      </w:r>
-      <w:r>
-        <w:t xml:space="preserve"> → </w:t>
+        <w:t>和</w:t>
+      </w:r>
+      <w:r>
+        <w:t xml:space="preserve"> macOS </w:t>
       </w:r>
       <w:r>
         <w:rPr>
           <w:rFonts w:ascii="微软雅黑" w:eastAsia="微软雅黑" w:hAnsi="微软雅黑" w:cs="微软雅黑" w:hint="eastAsia"/>
           <w:lang w:eastAsia="zh-CN"/>
         </w:rPr>
-        <w:t>提醒规则</w:t>
-      </w:r>
-      <w:r>
-        <w:t>"</w:t>
-      </w:r>
-      <w:r>
-        <w:rPr>
-          <w:rFonts w:ascii="微软雅黑" w:eastAsia="微软雅黑" w:hAnsi="微软雅黑" w:cs="微软雅黑" w:hint="eastAsia"/>
-          <w:lang w:eastAsia="zh-CN"/>
-        </w:rPr>
-        <w:t>解析方案与</w:t>
-      </w:r>
-      <w:r>
-        <w:t xml:space="preserve"> 138 </w:t>
-      </w:r>
-      <w:r>
-        <w:rPr>
-          <w:rFonts w:ascii="微软雅黑" w:eastAsia="微软雅黑" w:hAnsi="微软雅黑" w:cs="微软雅黑" w:hint="eastAsia"/>
-          <w:lang w:eastAsia="zh-CN"/>
-        </w:rPr>
-        <w:t>项测试用例集</w:t>
+        <w:t>都能用</w:t>
       </w:r>
     </w:p>
     <w:p>
@@ -4669,22 +3741,7 @@
           <w:rFonts w:ascii="微软雅黑" w:eastAsia="微软雅黑" w:hAnsi="微软雅黑" w:cs="微软雅黑" w:hint="eastAsia"/>
           <w:lang w:eastAsia="zh-CN"/>
         </w:rPr>
-        <w:t>面向高校场景的休息文案模板库</w:t>
-      </w:r>
-    </w:p>
-    <w:p>
-      <w:pPr>
-        <w:pStyle w:val="Heading3"/>
-      </w:pPr>
-      <w:r>
-        <w:rPr>
-          <w:rFonts w:ascii="微软雅黑" w:hAnsi="微软雅黑" w:eastAsia="微软雅黑" w:cs="微软雅黑" w:hint="eastAsia"/>
-          <w:b/>
-          <w:color w:val="1565C0"/>
-          <w:sz w:val="24"/>
-          <w:lang w:eastAsia="zh-CN"/>
-        </w:rPr>
-        <w:t>P19 · 总结页</w:t>
+        <w:t>一行：我们希望做的，不是一个催你干活的工具，而是一个提醒你停下来的工具</w:t>
       </w:r>
     </w:p>
     <w:p>
@@ -4697,79 +3754,10 @@
           <w:rFonts w:ascii="微软雅黑" w:eastAsia="微软雅黑" w:hAnsi="微软雅黑" w:cs="微软雅黑" w:hint="eastAsia"/>
           <w:lang w:eastAsia="zh-CN"/>
         </w:rPr>
-        <w:t>主视觉：</w:t>
-      </w:r>
-      <w:r>
-        <w:rPr>
-          <w:rFonts w:ascii="微软雅黑" w:eastAsia="微软雅黑" w:hAnsi="微软雅黑" w:cs="微软雅黑" w:hint="eastAsia"/>
-          <w:b/>
-          <w:lang w:eastAsia="zh-CN"/>
-        </w:rPr>
-        <w:t>知时而歇，张弛有度</w:t>
-      </w:r>
-    </w:p>
-    <w:p>
-      <w:pPr>
-        <w:pStyle w:val="ListBullet"/>
-        <w:spacing w:after="84"/>
-      </w:pPr>
-      <w:r>
-        <w:rPr>
-          <w:rFonts w:ascii="微软雅黑" w:eastAsia="微软雅黑" w:hAnsi="微软雅黑" w:cs="微软雅黑" w:hint="eastAsia"/>
-          <w:lang w:eastAsia="zh-CN"/>
-        </w:rPr>
-        <w:t>一行产品定义</w:t>
-      </w:r>
-      <w:r>
-        <w:t xml:space="preserve"> + </w:t>
-      </w:r>
-      <w:r>
-        <w:rPr>
-          <w:rFonts w:ascii="微软雅黑" w:eastAsia="微软雅黑" w:hAnsi="微软雅黑" w:cs="微软雅黑" w:hint="eastAsia"/>
-          <w:lang w:eastAsia="zh-CN"/>
-        </w:rPr>
-        <w:t>二维码</w:t>
-      </w:r>
-      <w:r>
-        <w:t xml:space="preserve"> / </w:t>
-      </w:r>
-      <w:r>
-        <w:rPr>
-          <w:rFonts w:ascii="微软雅黑" w:eastAsia="微软雅黑" w:hAnsi="微软雅黑" w:cs="微软雅黑" w:hint="eastAsia"/>
-          <w:lang w:eastAsia="zh-CN"/>
-        </w:rPr>
-        <w:t>下载方式（如允许）</w:t>
-      </w:r>
-    </w:p>
-    <w:p>
-      <w:pPr>
-        <w:pStyle w:val="Heading3"/>
-      </w:pPr>
-      <w:r>
-        <w:rPr>
-          <w:rFonts w:ascii="微软雅黑" w:hAnsi="微软雅黑" w:eastAsia="微软雅黑" w:cs="微软雅黑" w:hint="eastAsia"/>
-          <w:b/>
-          <w:color w:val="1565C0"/>
-          <w:sz w:val="24"/>
-          <w:lang w:eastAsia="zh-CN"/>
-        </w:rPr>
-        <w:t>P20 · 致谢</w:t>
-      </w:r>
-    </w:p>
-    <w:p>
-      <w:pPr>
-        <w:pStyle w:val="ListBullet"/>
-        <w:spacing w:after="84"/>
-      </w:pPr>
-      <w:r>
-        <w:rPr>
-          <w:rFonts w:ascii="微软雅黑" w:eastAsia="微软雅黑" w:hAnsi="微软雅黑" w:cs="微软雅黑" w:hint="eastAsia"/>
-          <w:lang w:eastAsia="zh-CN"/>
-        </w:rPr>
-        <w:t>参赛组别：</w:t>
-      </w:r>
-      <w:r>
-        <w:t xml:space="preserve">AIGC </w:t>
+        <w:t>落款：创新主赛道</w:t>
+      </w:r>
+      <w:r>
+        <w:t xml:space="preserve"> · AIGC </w:t>
       </w:r>
       <w:r>
         <w:rPr>
@@ -4777,19 +3765,6 @@
           <w:lang w:eastAsia="zh-CN"/>
         </w:rPr>
         <w:t>创新组</w:t>
-      </w:r>
-    </w:p>
-    <w:p>
-      <w:pPr>
-        <w:pStyle w:val="ListBullet"/>
-        <w:spacing w:after="84"/>
-      </w:pPr>
-      <w:r>
-        <w:rPr>
-          <w:rFonts w:ascii="微软雅黑" w:eastAsia="微软雅黑" w:hAnsi="微软雅黑" w:cs="微软雅黑" w:hint="eastAsia"/>
-          <w:lang w:eastAsia="zh-CN"/>
-        </w:rPr>
-        <w:t>致谢</w:t>
       </w:r>
     </w:p>
     <w:p>
@@ -4917,7 +3892,7 @@
                 <w:color w:val="212121"/>
                 <w:sz w:val="18"/>
               </w:rPr>
-              <w:t>配色</w:t>
+              <w:t>截图</w:t>
             </w:r>
           </w:p>
         </w:tc>
@@ -4948,7 +3923,7 @@
                 <w:color w:val="212121"/>
                 <w:sz w:val="18"/>
               </w:rPr>
-              <w:t>沿用应用主色调（薄荷绿系），深色底</w:t>
+              <w:t xml:space="preserve">16 </w:t>
             </w:r>
             <w:r>
               <w:rPr>
@@ -4962,7 +3937,7 @@
                 <w:color w:val="212121"/>
                 <w:sz w:val="18"/>
               </w:rPr>
-              <w:t xml:space="preserve"> + </w:t>
+              <w:t>处占位框按</w:t>
             </w:r>
             <w:r>
               <w:rPr>
@@ -4976,7 +3951,78 @@
                 <w:color w:val="212121"/>
                 <w:sz w:val="18"/>
               </w:rPr>
-              <w:t>高对比文字；与产品视觉保持一致</w:t>
+              <w:t xml:space="preserve"> </w:t>
+            </w:r>
+            <w:r>
+              <w:rPr>
+                <w:color w:val="212121"/>
+                <w:sz w:val="18"/>
+              </w:rPr>
+              <w:t xml:space="preserve"> </w:t>
+            </w:r>
+            <w:r>
+              <w:rPr>
+                <w:rFonts w:ascii="Consolas" w:hAnsi="Consolas"/>
+                <w:color w:val="212121"/>
+                <w:sz w:val="18"/>
+              </w:rPr>
+              <w:t>知歇-路演/STORY.md</w:t>
+            </w:r>
+            <w:r>
+              <w:rPr>
+                <w:color w:val="212121"/>
+                <w:sz w:val="18"/>
+              </w:rPr>
+              <w:t xml:space="preserve"> </w:t>
+            </w:r>
+            <w:r>
+              <w:rPr>
+                <w:color w:val="212121"/>
+                <w:sz w:val="18"/>
+              </w:rPr>
+              <w:t xml:space="preserve"> </w:t>
+            </w:r>
+            <w:r>
+              <w:rPr>
+                <w:color w:val="212121"/>
+                <w:sz w:val="18"/>
+              </w:rPr>
+              <w:t xml:space="preserve"> </w:t>
+            </w:r>
+            <w:r>
+              <w:rPr>
+                <w:color w:val="212121"/>
+                <w:sz w:val="18"/>
+              </w:rPr>
+              <w:t>第四节清单逐张替换；截图分辨率尽量</w:t>
+            </w:r>
+            <w:r>
+              <w:rPr>
+                <w:color w:val="212121"/>
+                <w:sz w:val="18"/>
+              </w:rPr>
+              <w:t xml:space="preserve"> </w:t>
+            </w:r>
+            <w:r>
+              <w:rPr>
+                <w:color w:val="212121"/>
+                <w:sz w:val="18"/>
+              </w:rPr>
+              <w:t xml:space="preserve"> ≥ 2 </w:t>
+            </w:r>
+            <w:r>
+              <w:rPr>
+                <w:color w:val="212121"/>
+                <w:sz w:val="18"/>
+              </w:rPr>
+              <w:t xml:space="preserve"> </w:t>
+            </w:r>
+            <w:r>
+              <w:rPr>
+                <w:color w:val="212121"/>
+                <w:sz w:val="18"/>
+              </w:rPr>
+              <w:t>倍显示尺寸</w:t>
             </w:r>
           </w:p>
         </w:tc>
@@ -5009,7 +4055,7 @@
                 <w:color w:val="212121"/>
                 <w:sz w:val="18"/>
               </w:rPr>
-              <w:t>字体</w:t>
+              <w:t>演示备份</w:t>
             </w:r>
           </w:p>
         </w:tc>
@@ -5040,7 +4086,7 @@
                 <w:color w:val="212121"/>
                 <w:sz w:val="18"/>
               </w:rPr>
-              <w:t>中文思源黑体</w:t>
+              <w:t xml:space="preserve">P8 </w:t>
             </w:r>
             <w:r>
               <w:rPr>
@@ -5054,7 +4100,7 @@
                 <w:color w:val="212121"/>
                 <w:sz w:val="18"/>
               </w:rPr>
-              <w:t xml:space="preserve"> / </w:t>
+              <w:t>的三张截图本身就是</w:t>
             </w:r>
             <w:r>
               <w:rPr>
@@ -5068,7 +4114,7 @@
                 <w:color w:val="212121"/>
                 <w:sz w:val="18"/>
               </w:rPr>
-              <w:t>苹方；标题</w:t>
+              <w:t>"</w:t>
             </w:r>
             <w:r>
               <w:rPr>
@@ -5082,7 +4128,7 @@
                 <w:color w:val="212121"/>
                 <w:sz w:val="18"/>
               </w:rPr>
-              <w:t xml:space="preserve"> ≤ 24 </w:t>
+              <w:t>现场演示失败时的兜底</w:t>
             </w:r>
             <w:r>
               <w:rPr>
@@ -5096,7 +4142,7 @@
                 <w:color w:val="212121"/>
                 <w:sz w:val="18"/>
               </w:rPr>
-              <w:t>字，正文</w:t>
+              <w:t>"</w:t>
             </w:r>
             <w:r>
               <w:rPr>
@@ -5110,163 +4156,7 @@
                 <w:color w:val="212121"/>
                 <w:sz w:val="18"/>
               </w:rPr>
-              <w:t xml:space="preserve"> ≤ 5 </w:t>
-            </w:r>
-            <w:r>
-              <w:rPr>
-                <w:color w:val="212121"/>
-                <w:sz w:val="18"/>
-              </w:rPr>
-              <w:t xml:space="preserve"> </w:t>
-            </w:r>
-            <w:r>
-              <w:rPr>
-                <w:color w:val="212121"/>
-                <w:sz w:val="18"/>
-              </w:rPr>
-              <w:t>行</w:t>
-            </w:r>
-          </w:p>
-        </w:tc>
-      </w:tr>
-      <w:tr>
-        <w:tc>
-          <w:tcPr>
-            <w:tcW w:type="dxa" w:w="4320"/>
-            <w:vAlign w:val="center"/>
-            <w:tcBorders>
-              <w:top w:val="single" w:sz="6" w:space="0" w:color="E0E0E0"/>
-              <w:bottom w:val="single" w:sz="6" w:space="0" w:color="E0E0E0"/>
-              <w:left w:val="single" w:sz="6" w:space="0" w:color="E0E0E0"/>
-              <w:right w:val="single" w:sz="6" w:space="0" w:color="E0E0E0"/>
-            </w:tcBorders>
-            <w:tcMar>
-              <w:top w:w="120" w:type="dxa"/>
-              <w:bottom w:w="120" w:type="dxa"/>
-              <w:left w:w="168" w:type="dxa"/>
-              <w:right w:w="168" w:type="dxa"/>
-            </w:tcMar>
-          </w:tcPr>
-          <w:p>
-            <w:pPr>
-              <w:jc w:val="left"/>
-              <w:spacing w:line="240" w:lineRule="auto" w:before="45" w:after="45"/>
-            </w:pPr>
-            <w:r>
-              <w:rPr>
-                <w:color w:val="212121"/>
-                <w:sz w:val="18"/>
-              </w:rPr>
-              <w:t>图片</w:t>
-            </w:r>
-          </w:p>
-        </w:tc>
-        <w:tc>
-          <w:tcPr>
-            <w:tcW w:type="dxa" w:w="4320"/>
-            <w:vAlign w:val="center"/>
-            <w:tcBorders>
-              <w:top w:val="single" w:sz="6" w:space="0" w:color="E0E0E0"/>
-              <w:bottom w:val="single" w:sz="6" w:space="0" w:color="E0E0E0"/>
-              <w:left w:val="single" w:sz="6" w:space="0" w:color="E0E0E0"/>
-              <w:right w:val="single" w:sz="6" w:space="0" w:color="E0E0E0"/>
-            </w:tcBorders>
-            <w:tcMar>
-              <w:top w:w="120" w:type="dxa"/>
-              <w:bottom w:w="120" w:type="dxa"/>
-              <w:left w:w="168" w:type="dxa"/>
-              <w:right w:w="168" w:type="dxa"/>
-            </w:tcMar>
-          </w:tcPr>
-          <w:p>
-            <w:pPr>
-              <w:jc w:val="left"/>
-              <w:spacing w:line="240" w:lineRule="auto" w:before="45" w:after="45"/>
-            </w:pPr>
-            <w:r>
-              <w:rPr>
-                <w:color w:val="212121"/>
-                <w:sz w:val="18"/>
-              </w:rPr>
-              <w:t xml:space="preserve">优先使用 </w:t>
-            </w:r>
-            <w:r>
-              <w:rPr>
-                <w:b/>
-                <w:color w:val="212121"/>
-                <w:sz w:val="18"/>
-              </w:rPr>
-              <w:t>真实截图</w:t>
-            </w:r>
-            <w:r>
-              <w:rPr>
-                <w:color w:val="212121"/>
-                <w:sz w:val="18"/>
-              </w:rPr>
-              <w:t xml:space="preserve"> </w:t>
-            </w:r>
-            <w:r>
-              <w:rPr>
-                <w:color w:val="212121"/>
-                <w:sz w:val="18"/>
-              </w:rPr>
-              <w:t>；</w:t>
-            </w:r>
-            <w:r>
-              <w:rPr>
-                <w:color w:val="212121"/>
-                <w:sz w:val="18"/>
-              </w:rPr>
-              <w:t xml:space="preserve"> </w:t>
-            </w:r>
-            <w:r>
-              <w:rPr>
-                <w:color w:val="212121"/>
-                <w:sz w:val="18"/>
-              </w:rPr>
-              <w:t xml:space="preserve">P6 </w:t>
-            </w:r>
-            <w:r>
-              <w:rPr>
-                <w:color w:val="212121"/>
-                <w:sz w:val="18"/>
-              </w:rPr>
-              <w:t xml:space="preserve"> </w:t>
-            </w:r>
-            <w:r>
-              <w:rPr>
-                <w:color w:val="212121"/>
-                <w:sz w:val="18"/>
-              </w:rPr>
-              <w:t>建议配</w:t>
-            </w:r>
-            <w:r>
-              <w:rPr>
-                <w:color w:val="212121"/>
-                <w:sz w:val="18"/>
-              </w:rPr>
-              <w:t xml:space="preserve"> </w:t>
-            </w:r>
-            <w:r>
-              <w:rPr>
-                <w:color w:val="212121"/>
-                <w:sz w:val="18"/>
-              </w:rPr>
-              <w:t xml:space="preserve"> 15 </w:t>
-            </w:r>
-            <w:r>
-              <w:rPr>
-                <w:color w:val="212121"/>
-                <w:sz w:val="18"/>
-              </w:rPr>
-              <w:t xml:space="preserve"> </w:t>
-            </w:r>
-            <w:r>
-              <w:rPr>
-                <w:color w:val="212121"/>
-                <w:sz w:val="18"/>
-              </w:rPr>
-              <w:t>秒录屏</w:t>
+              <w:t>，务必先截好</w:t>
             </w:r>
           </w:p>
         </w:tc>
@@ -5330,7 +4220,7 @@
                 <w:color w:val="212121"/>
                 <w:sz w:val="18"/>
               </w:rPr>
-              <w:t xml:space="preserve">P12 </w:t>
+              <w:t xml:space="preserve">P14 </w:t>
             </w:r>
             <w:r>
               <w:rPr>
@@ -5377,7 +4267,7 @@
                 <w:color w:val="212121"/>
                 <w:sz w:val="18"/>
               </w:rPr>
-              <w:t>演示备份</w:t>
+              <w:t>语言</w:t>
             </w:r>
           </w:p>
         </w:tc>
@@ -5408,7 +4298,7 @@
                 <w:color w:val="212121"/>
                 <w:sz w:val="18"/>
               </w:rPr>
-              <w:t>准备离线可用的录屏文件，防止现场网络</w:t>
+              <w:t>全篇说人话；技术名词只允许出现在</w:t>
             </w:r>
             <w:r>
               <w:rPr>
@@ -5422,7 +4312,7 @@
                 <w:color w:val="212121"/>
                 <w:sz w:val="18"/>
               </w:rPr>
-              <w:t xml:space="preserve"> / </w:t>
+              <w:t xml:space="preserve"> P15 / P16</w:t>
             </w:r>
             <w:r>
               <w:rPr>
@@ -5436,100 +4326,7 @@
                 <w:color w:val="212121"/>
                 <w:sz w:val="18"/>
               </w:rPr>
-              <w:t>环境异常</w:t>
-            </w:r>
-          </w:p>
-        </w:tc>
-      </w:tr>
-      <w:tr>
-        <w:tc>
-          <w:tcPr>
-            <w:tcW w:type="dxa" w:w="4320"/>
-            <w:vAlign w:val="center"/>
-            <w:tcBorders>
-              <w:top w:val="single" w:sz="6" w:space="0" w:color="E0E0E0"/>
-              <w:bottom w:val="single" w:sz="6" w:space="0" w:color="E0E0E0"/>
-              <w:left w:val="single" w:sz="6" w:space="0" w:color="E0E0E0"/>
-              <w:right w:val="single" w:sz="6" w:space="0" w:color="E0E0E0"/>
-            </w:tcBorders>
-            <w:tcMar>
-              <w:top w:w="120" w:type="dxa"/>
-              <w:bottom w:w="120" w:type="dxa"/>
-              <w:left w:w="168" w:type="dxa"/>
-              <w:right w:w="168" w:type="dxa"/>
-            </w:tcMar>
-          </w:tcPr>
-          <w:p>
-            <w:pPr>
-              <w:jc w:val="left"/>
-              <w:spacing w:line="240" w:lineRule="auto" w:before="45" w:after="45"/>
-            </w:pPr>
-            <w:r>
-              <w:rPr>
-                <w:color w:val="212121"/>
-                <w:sz w:val="18"/>
-              </w:rPr>
-              <w:t>时间控制</w:t>
-            </w:r>
-          </w:p>
-        </w:tc>
-        <w:tc>
-          <w:tcPr>
-            <w:tcW w:type="dxa" w:w="4320"/>
-            <w:vAlign w:val="center"/>
-            <w:tcBorders>
-              <w:top w:val="single" w:sz="6" w:space="0" w:color="E0E0E0"/>
-              <w:bottom w:val="single" w:sz="6" w:space="0" w:color="E0E0E0"/>
-              <w:left w:val="single" w:sz="6" w:space="0" w:color="E0E0E0"/>
-              <w:right w:val="single" w:sz="6" w:space="0" w:color="E0E0E0"/>
-            </w:tcBorders>
-            <w:tcMar>
-              <w:top w:w="120" w:type="dxa"/>
-              <w:bottom w:w="120" w:type="dxa"/>
-              <w:left w:w="168" w:type="dxa"/>
-              <w:right w:w="168" w:type="dxa"/>
-            </w:tcMar>
-          </w:tcPr>
-          <w:p>
-            <w:pPr>
-              <w:jc w:val="left"/>
-              <w:spacing w:line="240" w:lineRule="auto" w:before="45" w:after="45"/>
-            </w:pPr>
-            <w:r>
-              <w:rPr>
-                <w:color w:val="212121"/>
-                <w:sz w:val="18"/>
-              </w:rPr>
-              <w:t xml:space="preserve">P7—P10 </w:t>
-            </w:r>
-            <w:r>
-              <w:rPr>
-                <w:color w:val="212121"/>
-                <w:sz w:val="18"/>
-              </w:rPr>
-              <w:t xml:space="preserve"> </w:t>
-            </w:r>
-            <w:r>
-              <w:rPr>
-                <w:color w:val="212121"/>
-                <w:sz w:val="18"/>
-              </w:rPr>
-              <w:t>是本赛道评分重点，</w:t>
-            </w:r>
-            <w:r>
-              <w:rPr>
-                <w:color w:val="212121"/>
-                <w:sz w:val="18"/>
-              </w:rPr>
-              <w:t xml:space="preserve"> </w:t>
-            </w:r>
-            <w:r>
-              <w:rPr>
-                <w:b/>
-                <w:color w:val="212121"/>
-                <w:sz w:val="18"/>
-              </w:rPr>
-              <w:t>不要被开场压缩导致这部分讲太快</w:t>
+              <w:t>，其余页面出现即改</w:t>
             </w:r>
           </w:p>
         </w:tc>
@@ -5710,6 +4507,84 @@
           </w:p>
         </w:tc>
       </w:tr>
+      <w:tr>
+        <w:tc>
+          <w:tcPr>
+            <w:tcW w:type="dxa" w:w="4320"/>
+            <w:vAlign w:val="center"/>
+            <w:tcBorders>
+              <w:top w:val="single" w:sz="6" w:space="0" w:color="E0E0E0"/>
+              <w:bottom w:val="single" w:sz="6" w:space="0" w:color="E0E0E0"/>
+              <w:left w:val="single" w:sz="6" w:space="0" w:color="E0E0E0"/>
+              <w:right w:val="single" w:sz="6" w:space="0" w:color="E0E0E0"/>
+            </w:tcBorders>
+            <w:tcMar>
+              <w:top w:w="120" w:type="dxa"/>
+              <w:bottom w:w="120" w:type="dxa"/>
+              <w:left w:w="168" w:type="dxa"/>
+              <w:right w:w="168" w:type="dxa"/>
+            </w:tcMar>
+          </w:tcPr>
+          <w:p>
+            <w:pPr>
+              <w:jc w:val="left"/>
+              <w:spacing w:line="240" w:lineRule="auto" w:before="45" w:after="45"/>
+            </w:pPr>
+            <w:r>
+              <w:rPr>
+                <w:color w:val="212121"/>
+                <w:sz w:val="18"/>
+              </w:rPr>
+              <w:t>时间控制</w:t>
+            </w:r>
+          </w:p>
+        </w:tc>
+        <w:tc>
+          <w:tcPr>
+            <w:tcW w:type="dxa" w:w="4320"/>
+            <w:vAlign w:val="center"/>
+            <w:tcBorders>
+              <w:top w:val="single" w:sz="6" w:space="0" w:color="E0E0E0"/>
+              <w:bottom w:val="single" w:sz="6" w:space="0" w:color="E0E0E0"/>
+              <w:left w:val="single" w:sz="6" w:space="0" w:color="E0E0E0"/>
+              <w:right w:val="single" w:sz="6" w:space="0" w:color="E0E0E0"/>
+            </w:tcBorders>
+            <w:tcMar>
+              <w:top w:w="120" w:type="dxa"/>
+              <w:bottom w:w="120" w:type="dxa"/>
+              <w:left w:w="168" w:type="dxa"/>
+              <w:right w:w="168" w:type="dxa"/>
+            </w:tcMar>
+          </w:tcPr>
+          <w:p>
+            <w:pPr>
+              <w:jc w:val="left"/>
+              <w:spacing w:line="240" w:lineRule="auto" w:before="45" w:after="45"/>
+            </w:pPr>
+            <w:r>
+              <w:rPr>
+                <w:color w:val="212121"/>
+                <w:sz w:val="18"/>
+              </w:rPr>
+              <w:t xml:space="preserve">P8—P12 </w:t>
+            </w:r>
+            <w:r>
+              <w:rPr>
+                <w:color w:val="212121"/>
+                <w:sz w:val="18"/>
+              </w:rPr>
+              <w:t xml:space="preserve"> </w:t>
+            </w:r>
+            <w:r>
+              <w:rPr>
+                <w:color w:val="212121"/>
+                <w:sz w:val="18"/>
+              </w:rPr>
+              <w:t>是重点，不要被开场压缩导致这部分讲太快</w:t>
+            </w:r>
+          </w:p>
+        </w:tc>
+      </w:tr>
     </w:tbl>
     <w:p>
       <w:bookmarkStart w:id="3" w:name="section-4"/>
@@ -5867,7 +4742,7 @@
                 <w:color w:val="212121"/>
                 <w:sz w:val="18"/>
               </w:rPr>
-              <w:t>恰好可作为</w:t>
+              <w:t>恰好是</w:t>
             </w:r>
             <w:r>
               <w:rPr>
@@ -5881,7 +4756,7 @@
                 <w:color w:val="212121"/>
                 <w:sz w:val="18"/>
               </w:rPr>
-              <w:t>"</w:t>
+              <w:t xml:space="preserve"> P12 </w:t>
             </w:r>
             <w:r>
               <w:rPr>
@@ -5895,7 +4770,71 @@
                 <w:color w:val="212121"/>
                 <w:sz w:val="18"/>
               </w:rPr>
-              <w:t>本机规则引擎兜底</w:t>
+              <w:t>的演示素材：先演示断网解析，再恢复网络</w:t>
+            </w:r>
+          </w:p>
+        </w:tc>
+      </w:tr>
+      <w:tr>
+        <w:tc>
+          <w:tcPr>
+            <w:tcW w:type="dxa" w:w="4320"/>
+            <w:vAlign w:val="center"/>
+            <w:tcBorders>
+              <w:top w:val="single" w:sz="6" w:space="0" w:color="E0E0E0"/>
+              <w:bottom w:val="single" w:sz="6" w:space="0" w:color="E0E0E0"/>
+              <w:left w:val="single" w:sz="6" w:space="0" w:color="E0E0E0"/>
+              <w:right w:val="single" w:sz="6" w:space="0" w:color="E0E0E0"/>
+            </w:tcBorders>
+            <w:tcMar>
+              <w:top w:w="120" w:type="dxa"/>
+              <w:bottom w:w="120" w:type="dxa"/>
+              <w:left w:w="168" w:type="dxa"/>
+              <w:right w:w="168" w:type="dxa"/>
+            </w:tcMar>
+          </w:tcPr>
+          <w:p>
+            <w:pPr>
+              <w:jc w:val="left"/>
+              <w:spacing w:line="240" w:lineRule="auto" w:before="45" w:after="45"/>
+            </w:pPr>
+            <w:r>
+              <w:rPr>
+                <w:color w:val="212121"/>
+                <w:sz w:val="18"/>
+              </w:rPr>
+              <w:t>软件现场启动失败</w:t>
+            </w:r>
+          </w:p>
+        </w:tc>
+        <w:tc>
+          <w:tcPr>
+            <w:tcW w:type="dxa" w:w="4320"/>
+            <w:vAlign w:val="center"/>
+            <w:tcBorders>
+              <w:top w:val="single" w:sz="6" w:space="0" w:color="E0E0E0"/>
+              <w:bottom w:val="single" w:sz="6" w:space="0" w:color="E0E0E0"/>
+              <w:left w:val="single" w:sz="6" w:space="0" w:color="E0E0E0"/>
+              <w:right w:val="single" w:sz="6" w:space="0" w:color="E0E0E0"/>
+            </w:tcBorders>
+            <w:tcMar>
+              <w:top w:w="120" w:type="dxa"/>
+              <w:bottom w:w="120" w:type="dxa"/>
+              <w:left w:w="168" w:type="dxa"/>
+              <w:right w:w="168" w:type="dxa"/>
+            </w:tcMar>
+          </w:tcPr>
+          <w:p>
+            <w:pPr>
+              <w:jc w:val="left"/>
+              <w:spacing w:line="240" w:lineRule="auto" w:before="45" w:after="45"/>
+            </w:pPr>
+            <w:r>
+              <w:rPr>
+                <w:color w:val="212121"/>
+                <w:sz w:val="18"/>
+              </w:rPr>
+              <w:t>改用</w:t>
             </w:r>
             <w:r>
               <w:rPr>
@@ -5909,7 +4848,7 @@
                 <w:color w:val="212121"/>
                 <w:sz w:val="18"/>
               </w:rPr>
-              <w:t>"</w:t>
+              <w:t xml:space="preserve"> P8 / P10 </w:t>
             </w:r>
             <w:r>
               <w:rPr>
@@ -5923,7 +4862,35 @@
                 <w:color w:val="212121"/>
                 <w:sz w:val="18"/>
               </w:rPr>
-              <w:t>的演示素材，先演示断网解析再恢复</w:t>
+              <w:t>截图占位讲解，并播放</w:t>
+            </w:r>
+            <w:r>
+              <w:rPr>
+                <w:color w:val="212121"/>
+                <w:sz w:val="18"/>
+              </w:rPr>
+              <w:t xml:space="preserve"> </w:t>
+            </w:r>
+            <w:r>
+              <w:rPr>
+                <w:color w:val="212121"/>
+                <w:sz w:val="18"/>
+              </w:rPr>
+              <w:t xml:space="preserve"> 15 </w:t>
+            </w:r>
+            <w:r>
+              <w:rPr>
+                <w:color w:val="212121"/>
+                <w:sz w:val="18"/>
+              </w:rPr>
+              <w:t xml:space="preserve"> </w:t>
+            </w:r>
+            <w:r>
+              <w:rPr>
+                <w:color w:val="212121"/>
+                <w:sz w:val="18"/>
+              </w:rPr>
+              <w:t>秒录屏</w:t>
             </w:r>
           </w:p>
         </w:tc>
@@ -5987,7 +4954,7 @@
                 <w:color w:val="212121"/>
                 <w:sz w:val="18"/>
               </w:rPr>
-              <w:t>关键页面字号不小于</w:t>
+              <w:t>关键页字号不小于</w:t>
             </w:r>
             <w:r>
               <w:rPr>
@@ -6001,7 +4968,7 @@
                 <w:color w:val="212121"/>
                 <w:sz w:val="18"/>
               </w:rPr>
-              <w:t xml:space="preserve"> 20pt</w:t>
+              <w:t xml:space="preserve"> 16pt</w:t>
             </w:r>
             <w:r>
               <w:rPr>
@@ -6015,7 +4982,7 @@
                 <w:color w:val="212121"/>
                 <w:sz w:val="18"/>
               </w:rPr>
-              <w:t>，避免表格过密（</w:t>
+              <w:t>；表格页（</w:t>
             </w:r>
             <w:r>
               <w:rPr>
@@ -6029,7 +4996,7 @@
                 <w:color w:val="212121"/>
                 <w:sz w:val="18"/>
               </w:rPr>
-              <w:t xml:space="preserve">P9 / P17 </w:t>
+              <w:t>P16</w:t>
             </w:r>
             <w:r>
               <w:rPr>
@@ -6043,7 +5010,7 @@
                 <w:color w:val="212121"/>
                 <w:sz w:val="18"/>
               </w:rPr>
-              <w:t>可拆成两页）</w:t>
+              <w:t>）可只念不细看</w:t>
             </w:r>
           </w:p>
         </w:tc>
@@ -6135,7 +5102,7 @@
                 <w:color w:val="212121"/>
                 <w:sz w:val="18"/>
               </w:rPr>
-              <w:t>优先保留</w:t>
+              <w:t>保留</w:t>
             </w:r>
             <w:r>
               <w:rPr>
@@ -6149,7 +5116,7 @@
                 <w:color w:val="212121"/>
                 <w:sz w:val="18"/>
               </w:rPr>
-              <w:t xml:space="preserve"> P2 / P6 / P7—P9 / P12 / P14—P15</w:t>
+              <w:t xml:space="preserve"> P1 / P5 / P8 / P10 / P14 / P17</w:t>
             </w:r>
             <w:r>
               <w:rPr>
@@ -6163,21 +5130,7 @@
                 <w:color w:val="212121"/>
                 <w:sz w:val="18"/>
               </w:rPr>
-              <w:t>，压缩</w:t>
-            </w:r>
-            <w:r>
-              <w:rPr>
-                <w:color w:val="212121"/>
-                <w:sz w:val="18"/>
-              </w:rPr>
-              <w:t xml:space="preserve"> </w:t>
-            </w:r>
-            <w:r>
-              <w:rPr>
-                <w:color w:val="212121"/>
-                <w:sz w:val="18"/>
-              </w:rPr>
-              <w:t xml:space="preserve"> P4 / P5 / P11</w:t>
+              <w:t>，其余快翻</w:t>
             </w:r>
           </w:p>
         </w:tc>
@@ -6241,7 +5194,7 @@
                 <w:color w:val="212121"/>
                 <w:sz w:val="18"/>
               </w:rPr>
-              <w:t>提前在本机运行一份已配置好的实例，避免依赖现场电脑</w:t>
+              <w:t>提前在本机运行一份已配置好的实例，不依赖现场电脑</w:t>
             </w:r>
           </w:p>
         </w:tc>
@@ -6319,7 +5272,7 @@
     <w:sectPr>
       <w:footerReference w:type="default" r:id="rId9"/>
       <w:pgSz w:w="11906" w:h="16838"/>
-      <w:pgMar w:top="1440" w:right="1797" w:bottom="1440" w:left="1797" w:header="720" w:footer="720" w:gutter="0"/>
+      <w:pgMar w:top="1417" w:right="1417" w:bottom="1134" w:left="1417" w:header="720" w:footer="720" w:gutter="0"/>
       <w:cols w:space="720"/>
       <w:docGrid w:linePitch="360"/>
       <w:pgNumType w:start="1"/>
@@ -6334,8 +5287,8 @@
     <w:pPr>
       <w:pStyle w:val="Footer"/>
       <w:tabs>
-        <w:tab w:pos="4156" w:val="center"/>
-        <w:tab w:pos="8312" w:val="right"/>
+        <w:tab w:pos="4536" w:val="center"/>
+        <w:tab w:pos="9072" w:val="right"/>
       </w:tabs>
     </w:pPr>
     <w:r>
@@ -6558,12 +5511,6 @@
   </w:num>
   <w:num w:numId="9">
     <w:abstractNumId w:val="0"/>
-  </w:num>
-  <w:num w:numId="10">
-    <w:abstractNumId w:val="7"/>
-    <w:lvlOverride w:ilvl="0">
-      <w:startOverride w:val="1"/>
-    </w:lvlOverride>
   </w:num>
 </w:numbering>
 </file>
